--- a/Knowledge/2-Science/3-Social science/1-Linguistics/0-Intro to Linguistics/5-My Source/2-Linguistics Basics/21-Types of Grammatical Functions/8-Types of Heads/10-Clause (Relative or Noun Clause) as Head.docx
+++ b/Knowledge/2-Science/3-Social science/1-Linguistics/0-Intro to Linguistics/5-My Source/2-Linguistics Basics/21-Types of Grammatical Functions/8-Types of Heads/10-Clause (Relative or Noun Clause) as Head.docx
@@ -34,51 +34,78 @@
       </w:pPr>
       <w:r>
         <w:rPr>
-          <w:b/>
-          <w:shd w:val="clear" w:color="auto" w:fill="B7B7B7"/>
-        </w:rPr>
-        <w:t># Source</w:t>
-      </w:r>
-      <w:r>
-        <w:rPr>
-          <w:shd w:val="clear" w:color="auto" w:fill="B7B7B7"/>
-        </w:rPr>
-        <w:t xml:space="preserve">: </w:t>
-      </w:r>
-      <w:r>
-        <w:rPr>
-          <w:b/>
-          <w:shd w:val="clear" w:color="auto" w:fill="B7B7B7"/>
-        </w:rPr>
-        <w:t xml:space="preserve">Chatgpt </w:t>
-      </w:r>
-      <w:r>
-        <w:rPr>
-          <w:b/>
-          <w:sz w:val="14"/>
-          <w:szCs w:val="14"/>
-          <w:shd w:val="clear" w:color="auto" w:fill="B7B7B7"/>
-        </w:rPr>
-        <w:t>(GPT</w:t>
-      </w:r>
-      <w:r>
-        <w:rPr>
-          <w:rFonts w:ascii="Cambria Math" w:hAnsi="Cambria Math" w:cs="Cambria Math"/>
-          <w:b/>
-          <w:sz w:val="14"/>
-          <w:szCs w:val="14"/>
-          <w:shd w:val="clear" w:color="auto" w:fill="B7B7B7"/>
+          <w:rFonts w:ascii="Arial" w:eastAsia="Arial" w:hAnsi="Arial" w:cs="Arial"/>
+          <w:b/>
+          <w:color w:val="000000"/>
+          <w:sz w:val="18"/>
+          <w:highlight w:val="lightGray"/>
+        </w:rPr>
+        <w:t># Source: AI Source: Provided by: [Data Path</w:t>
+      </w:r>
+      <w:r>
+        <w:rPr>
+          <w:rFonts w:ascii="Arial" w:eastAsia="Arial" w:hAnsi="Arial" w:cs="Arial"/>
+          <w:color w:val="000000"/>
+          <w:sz w:val="18"/>
+          <w:highlight w:val="lightGray"/>
+        </w:rPr>
+        <w:t xml:space="preserve">: Persons Table -&gt; ID Column: 1, Name_En Column: Motasem Essam] -&gt; </w:t>
+      </w:r>
+      <w:r>
+        <w:rPr>
+          <w:rFonts w:ascii="Arial" w:eastAsia="Arial" w:hAnsi="Arial" w:cs="Arial"/>
+          <w:b/>
+          <w:color w:val="000000"/>
+          <w:sz w:val="18"/>
+          <w:highlight w:val="lightGray"/>
+        </w:rPr>
+        <w:t>From:</w:t>
+      </w:r>
+      <w:r>
+        <w:rPr>
+          <w:rFonts w:ascii="Arial" w:eastAsia="Arial" w:hAnsi="Arial" w:cs="Arial"/>
+          <w:color w:val="000000"/>
+          <w:sz w:val="18"/>
+          <w:highlight w:val="lightGray"/>
+        </w:rPr>
+        <w:t xml:space="preserve"> [Chatgpt (GPT</w:t>
+      </w:r>
+      <w:r>
+        <w:rPr>
+          <w:rFonts w:ascii="Arial" w:eastAsia="Arial" w:hAnsi="Arial" w:cs="Cambria Math"/>
+          <w:color w:val="000000"/>
+          <w:sz w:val="18"/>
+          <w:highlight w:val="lightGray"/>
         </w:rPr>
         <w:t>‑</w:t>
       </w:r>
       <w:r>
         <w:rPr>
-          <w:b/>
-          <w:sz w:val="14"/>
-          <w:szCs w:val="14"/>
-          <w:shd w:val="clear" w:color="auto" w:fill="B7B7B7"/>
-        </w:rPr>
-        <w:t>5 Mini) at [8/7/2025]</w:t>
+          <w:rFonts w:ascii="Arial" w:eastAsia="Arial" w:hAnsi="Arial" w:cs="Arial"/>
+          <w:color w:val="000000"/>
+          <w:sz w:val="18"/>
+          <w:highlight w:val="lightGray"/>
+        </w:rPr>
+        <w:t xml:space="preserve">5 Mini)] </w:t>
+      </w:r>
+      <w:r>
+        <w:rPr>
+          <w:rFonts w:ascii="Arial" w:eastAsia="Arial" w:hAnsi="Arial" w:cs="Arial"/>
+          <w:b/>
+          <w:color w:val="000000"/>
+          <w:sz w:val="18"/>
+          <w:highlight w:val="lightGray"/>
+        </w:rPr>
+        <w:t>on</w:t>
+      </w:r>
+      <w:r>
+        <w:rPr>
+          <w:rFonts w:ascii="Arial" w:eastAsia="Arial" w:hAnsi="Arial"/>
+          <w:b/>
+          <w:sz w:val="18"/>
+          <w:highlight w:val="lightGray"/>
+        </w:rPr>
+        <w:t xml:space="preserve"> [8/7/2025]</w:t>
       </w:r>
     </w:p>
     <w:p>
@@ -136,7 +163,7 @@
     </w:p>
     <w:p>
       <w:r>
-        <w:pict w14:anchorId="5CF9D674">
+        <w:pict w14:anchorId="68CB9E30">
           <v:rect id="_x0000_i1025" style="width:0;height:1.5pt" o:hralign="center" o:hrstd="t" o:hr="t" fillcolor="#a0a0a0" stroked="f"/>
         </w:pict>
       </w:r>
@@ -159,51 +186,78 @@
       </w:pPr>
       <w:r>
         <w:rPr>
-          <w:b/>
-          <w:shd w:val="clear" w:color="auto" w:fill="B7B7B7"/>
-        </w:rPr>
-        <w:t># Source</w:t>
-      </w:r>
-      <w:r>
-        <w:rPr>
-          <w:shd w:val="clear" w:color="auto" w:fill="B7B7B7"/>
-        </w:rPr>
-        <w:t xml:space="preserve">: </w:t>
-      </w:r>
-      <w:r>
-        <w:rPr>
-          <w:b/>
-          <w:shd w:val="clear" w:color="auto" w:fill="B7B7B7"/>
-        </w:rPr>
-        <w:t xml:space="preserve">Chatgpt </w:t>
-      </w:r>
-      <w:r>
-        <w:rPr>
-          <w:b/>
-          <w:sz w:val="14"/>
-          <w:szCs w:val="14"/>
-          <w:shd w:val="clear" w:color="auto" w:fill="B7B7B7"/>
-        </w:rPr>
-        <w:t>(GPT</w:t>
-      </w:r>
-      <w:r>
-        <w:rPr>
-          <w:rFonts w:ascii="Cambria Math" w:hAnsi="Cambria Math" w:cs="Cambria Math"/>
-          <w:b/>
-          <w:sz w:val="14"/>
-          <w:szCs w:val="14"/>
-          <w:shd w:val="clear" w:color="auto" w:fill="B7B7B7"/>
+          <w:rFonts w:ascii="Arial" w:eastAsia="Arial" w:hAnsi="Arial" w:cs="Arial"/>
+          <w:b/>
+          <w:color w:val="000000"/>
+          <w:sz w:val="18"/>
+          <w:highlight w:val="lightGray"/>
+        </w:rPr>
+        <w:t># Source: AI Source: Provided by: [Data Path</w:t>
+      </w:r>
+      <w:r>
+        <w:rPr>
+          <w:rFonts w:ascii="Arial" w:eastAsia="Arial" w:hAnsi="Arial" w:cs="Arial"/>
+          <w:color w:val="000000"/>
+          <w:sz w:val="18"/>
+          <w:highlight w:val="lightGray"/>
+        </w:rPr>
+        <w:t xml:space="preserve">: Persons Table -&gt; ID Column: 1, Name_En Column: Motasem Essam] -&gt; </w:t>
+      </w:r>
+      <w:r>
+        <w:rPr>
+          <w:rFonts w:ascii="Arial" w:eastAsia="Arial" w:hAnsi="Arial" w:cs="Arial"/>
+          <w:b/>
+          <w:color w:val="000000"/>
+          <w:sz w:val="18"/>
+          <w:highlight w:val="lightGray"/>
+        </w:rPr>
+        <w:t>From:</w:t>
+      </w:r>
+      <w:r>
+        <w:rPr>
+          <w:rFonts w:ascii="Arial" w:eastAsia="Arial" w:hAnsi="Arial" w:cs="Arial"/>
+          <w:color w:val="000000"/>
+          <w:sz w:val="18"/>
+          <w:highlight w:val="lightGray"/>
+        </w:rPr>
+        <w:t xml:space="preserve"> [Chatgpt (GPT</w:t>
+      </w:r>
+      <w:r>
+        <w:rPr>
+          <w:rFonts w:ascii="Arial" w:eastAsia="Arial" w:hAnsi="Arial" w:cs="Cambria Math"/>
+          <w:color w:val="000000"/>
+          <w:sz w:val="18"/>
+          <w:highlight w:val="lightGray"/>
         </w:rPr>
         <w:t>‑</w:t>
       </w:r>
       <w:r>
         <w:rPr>
-          <w:b/>
-          <w:sz w:val="14"/>
-          <w:szCs w:val="14"/>
-          <w:shd w:val="clear" w:color="auto" w:fill="B7B7B7"/>
-        </w:rPr>
-        <w:t>5 Mini) at [8/7/2025]</w:t>
+          <w:rFonts w:ascii="Arial" w:eastAsia="Arial" w:hAnsi="Arial" w:cs="Arial"/>
+          <w:color w:val="000000"/>
+          <w:sz w:val="18"/>
+          <w:highlight w:val="lightGray"/>
+        </w:rPr>
+        <w:t xml:space="preserve">5 Mini)] </w:t>
+      </w:r>
+      <w:r>
+        <w:rPr>
+          <w:rFonts w:ascii="Arial" w:eastAsia="Arial" w:hAnsi="Arial" w:cs="Arial"/>
+          <w:b/>
+          <w:color w:val="000000"/>
+          <w:sz w:val="18"/>
+          <w:highlight w:val="lightGray"/>
+        </w:rPr>
+        <w:t>on</w:t>
+      </w:r>
+      <w:r>
+        <w:rPr>
+          <w:rFonts w:ascii="Arial" w:eastAsia="Arial" w:hAnsi="Arial"/>
+          <w:b/>
+          <w:sz w:val="18"/>
+          <w:highlight w:val="lightGray"/>
+        </w:rPr>
+        <w:t xml:space="preserve"> [8/7/2025]</w:t>
       </w:r>
     </w:p>
     <w:p>
@@ -348,7 +402,7 @@
           <w:szCs w:val="26"/>
         </w:rPr>
         <w:drawing>
-          <wp:inline distT="114300" distB="114300" distL="114300" distR="114300" wp14:anchorId="3F6EA0FE" wp14:editId="122316C7">
+          <wp:inline distT="114300" distB="114300" distL="114300" distR="114300" wp14:anchorId="30031DC2" wp14:editId="02996B0E">
             <wp:extent cx="5943600" cy="1371600"/>
             <wp:effectExtent l="0" t="0" r="0" b="0"/>
             <wp:docPr id="3" name="image3.png"/>
@@ -819,7 +873,6 @@
               <w:rPr>
                 <w:rFonts w:ascii="Roboto Mono" w:eastAsia="Roboto Mono" w:hAnsi="Roboto Mono" w:cs="Roboto Mono"/>
               </w:rPr>
-              <w:lastRenderedPageBreak/>
               <w:t>whether we win or lose</w:t>
             </w:r>
           </w:p>
@@ -923,7 +976,7 @@
           <w:ilvl w:val="0"/>
           <w:numId w:val="1"/>
         </w:numPr>
-        <w:spacing w:before="240" w:after="240"/>
+        <w:spacing w:before="240" w:after="240" w:line="276" w:lineRule="auto"/>
       </w:pPr>
       <w:r>
         <w:rPr>
@@ -979,7 +1032,7 @@
     </w:p>
     <w:p>
       <w:r>
-        <w:pict w14:anchorId="77A508D0">
+        <w:pict w14:anchorId="668097CA">
           <v:rect id="_x0000_i1026" style="width:0;height:1.5pt" o:hralign="center" o:hrstd="t" o:hr="t" fillcolor="#a0a0a0" stroked="f"/>
         </w:pict>
       </w:r>
@@ -1112,7 +1165,7 @@
           <w:szCs w:val="26"/>
         </w:rPr>
         <w:drawing>
-          <wp:inline distT="114300" distB="114300" distL="114300" distR="114300" wp14:anchorId="672D9659" wp14:editId="5AEDCE2A">
+          <wp:inline distT="114300" distB="114300" distL="114300" distR="114300" wp14:anchorId="52ACA7D0" wp14:editId="44AECB74">
             <wp:extent cx="5943600" cy="1485900"/>
             <wp:effectExtent l="0" t="0" r="0" b="0"/>
             <wp:docPr id="2" name="image2.png"/>
@@ -1736,8 +1789,7 @@
     </w:p>
     <w:p>
       <w:r>
-        <w:lastRenderedPageBreak/>
-        <w:pict w14:anchorId="11500A41">
+        <w:pict w14:anchorId="6E4BFFFD">
           <v:rect id="_x0000_i1027" style="width:0;height:1.5pt" o:hralign="center" o:hrstd="t" o:hr="t" fillcolor="#a0a0a0" stroked="f"/>
         </w:pict>
       </w:r>
@@ -1776,51 +1828,78 @@
       </w:pPr>
       <w:r>
         <w:rPr>
-          <w:b/>
-          <w:shd w:val="clear" w:color="auto" w:fill="B7B7B7"/>
-        </w:rPr>
-        <w:t># Source</w:t>
-      </w:r>
-      <w:r>
-        <w:rPr>
-          <w:shd w:val="clear" w:color="auto" w:fill="B7B7B7"/>
-        </w:rPr>
-        <w:t xml:space="preserve">: </w:t>
-      </w:r>
-      <w:r>
-        <w:rPr>
-          <w:b/>
-          <w:shd w:val="clear" w:color="auto" w:fill="B7B7B7"/>
-        </w:rPr>
-        <w:t xml:space="preserve">Chatgpt </w:t>
-      </w:r>
-      <w:r>
-        <w:rPr>
-          <w:b/>
-          <w:sz w:val="14"/>
-          <w:szCs w:val="14"/>
-          <w:shd w:val="clear" w:color="auto" w:fill="B7B7B7"/>
-        </w:rPr>
-        <w:t>(GPT</w:t>
-      </w:r>
-      <w:r>
-        <w:rPr>
-          <w:rFonts w:ascii="Cambria Math" w:hAnsi="Cambria Math" w:cs="Cambria Math"/>
-          <w:b/>
-          <w:sz w:val="14"/>
-          <w:szCs w:val="14"/>
-          <w:shd w:val="clear" w:color="auto" w:fill="B7B7B7"/>
+          <w:rFonts w:ascii="Arial" w:eastAsia="Arial" w:hAnsi="Arial" w:cs="Arial"/>
+          <w:b/>
+          <w:color w:val="000000"/>
+          <w:sz w:val="18"/>
+          <w:highlight w:val="lightGray"/>
+        </w:rPr>
+        <w:t># Source: AI Source: Provided by: [Data Path</w:t>
+      </w:r>
+      <w:r>
+        <w:rPr>
+          <w:rFonts w:ascii="Arial" w:eastAsia="Arial" w:hAnsi="Arial" w:cs="Arial"/>
+          <w:color w:val="000000"/>
+          <w:sz w:val="18"/>
+          <w:highlight w:val="lightGray"/>
+        </w:rPr>
+        <w:t xml:space="preserve">: Persons Table -&gt; ID Column: 1, Name_En Column: Motasem Essam] -&gt; </w:t>
+      </w:r>
+      <w:r>
+        <w:rPr>
+          <w:rFonts w:ascii="Arial" w:eastAsia="Arial" w:hAnsi="Arial" w:cs="Arial"/>
+          <w:b/>
+          <w:color w:val="000000"/>
+          <w:sz w:val="18"/>
+          <w:highlight w:val="lightGray"/>
+        </w:rPr>
+        <w:t>From:</w:t>
+      </w:r>
+      <w:r>
+        <w:rPr>
+          <w:rFonts w:ascii="Arial" w:eastAsia="Arial" w:hAnsi="Arial" w:cs="Arial"/>
+          <w:color w:val="000000"/>
+          <w:sz w:val="18"/>
+          <w:highlight w:val="lightGray"/>
+        </w:rPr>
+        <w:t xml:space="preserve"> [Chatgpt (GPT</w:t>
+      </w:r>
+      <w:r>
+        <w:rPr>
+          <w:rFonts w:ascii="Arial" w:eastAsia="Arial" w:hAnsi="Arial" w:cs="Cambria Math"/>
+          <w:color w:val="000000"/>
+          <w:sz w:val="18"/>
+          <w:highlight w:val="lightGray"/>
         </w:rPr>
         <w:t>‑</w:t>
       </w:r>
       <w:r>
         <w:rPr>
-          <w:b/>
-          <w:sz w:val="14"/>
-          <w:szCs w:val="14"/>
-          <w:shd w:val="clear" w:color="auto" w:fill="B7B7B7"/>
-        </w:rPr>
-        <w:t>5 Mini) at [8/7/2025]</w:t>
+          <w:rFonts w:ascii="Arial" w:eastAsia="Arial" w:hAnsi="Arial" w:cs="Arial"/>
+          <w:color w:val="000000"/>
+          <w:sz w:val="18"/>
+          <w:highlight w:val="lightGray"/>
+        </w:rPr>
+        <w:t xml:space="preserve">5 Mini)] </w:t>
+      </w:r>
+      <w:r>
+        <w:rPr>
+          <w:rFonts w:ascii="Arial" w:eastAsia="Arial" w:hAnsi="Arial" w:cs="Arial"/>
+          <w:b/>
+          <w:color w:val="000000"/>
+          <w:sz w:val="18"/>
+          <w:highlight w:val="lightGray"/>
+        </w:rPr>
+        <w:t>on</w:t>
+      </w:r>
+      <w:r>
+        <w:rPr>
+          <w:rFonts w:ascii="Arial" w:eastAsia="Arial" w:hAnsi="Arial"/>
+          <w:b/>
+          <w:sz w:val="18"/>
+          <w:highlight w:val="lightGray"/>
+        </w:rPr>
+        <w:t xml:space="preserve"> [8/7/2025]</w:t>
       </w:r>
     </w:p>
     <w:p>
@@ -1829,7 +1908,7 @@
           <w:noProof/>
         </w:rPr>
         <w:drawing>
-          <wp:inline distT="114300" distB="114300" distL="114300" distR="114300" wp14:anchorId="700B086E" wp14:editId="724F68BB">
+          <wp:inline distT="114300" distB="114300" distL="114300" distR="114300" wp14:anchorId="00BFF969" wp14:editId="5FCFE392">
             <wp:extent cx="5943600" cy="889000"/>
             <wp:effectExtent l="0" t="0" r="0" b="0"/>
             <wp:docPr id="1" name="image1.png"/>
@@ -2281,18 +2360,19 @@
     </w:tbl>
     <w:p>
       <w:r>
-        <w:pict w14:anchorId="46A6084D">
+        <w:pict w14:anchorId="74A8846B">
           <v:rect id="_x0000_i1028" style="width:0;height:1.5pt" o:hralign="center" o:hrstd="t" o:hr="t" fillcolor="#a0a0a0" stroked="f"/>
         </w:pict>
       </w:r>
     </w:p>
+    <w:p/>
     <w:p/>
     <w:p/>
     <w:sectPr>
       <w:pgSz w:w="12240" w:h="15840"/>
       <w:pgMar w:top="1440" w:right="1440" w:bottom="1440" w:left="1440" w:header="720" w:footer="720" w:gutter="0"/>
-      <w:pgNumType w:start="1"/>
       <w:cols w:space="720"/>
+      <w:docGrid w:linePitch="360"/>
     </w:sectPr>
   </w:body>
 </w:document>
@@ -2819,18 +2899,6 @@
   <w:style w:type="paragraph" w:default="1" w:styleId="Normal">
     <w:name w:val="Normal"/>
     <w:qFormat/>
-    <w:rsid w:val="003B139C"/>
-    <w:pPr>
-      <w:spacing w:after="0" w:line="276" w:lineRule="auto"/>
-    </w:pPr>
-    <w:rPr>
-      <w:rFonts w:ascii="Arial" w:eastAsia="Arial" w:hAnsi="Arial" w:cs="Arial"/>
-      <w:kern w:val="0"/>
-      <w:sz w:val="22"/>
-      <w:szCs w:val="22"/>
-      <w:lang w:val="en"/>
-      <w14:ligatures w14:val="none"/>
-    </w:rPr>
   </w:style>
   <w:style w:type="paragraph" w:styleId="Heading1">
     <w:name w:val="heading 1"/>
@@ -2839,7 +2907,7 @@
     <w:link w:val="Heading1Char"/>
     <w:uiPriority w:val="9"/>
     <w:qFormat/>
-    <w:rsid w:val="00E02083"/>
+    <w:rsid w:val="00B40398"/>
     <w:pPr>
       <w:keepNext/>
       <w:keepLines/>
@@ -2861,7 +2929,7 @@
     <w:uiPriority w:val="9"/>
     <w:unhideWhenUsed/>
     <w:qFormat/>
-    <w:rsid w:val="00E02083"/>
+    <w:rsid w:val="00B40398"/>
     <w:pPr>
       <w:keepNext/>
       <w:keepLines/>
@@ -2883,7 +2951,7 @@
     <w:uiPriority w:val="9"/>
     <w:unhideWhenUsed/>
     <w:qFormat/>
-    <w:rsid w:val="00E02083"/>
+    <w:rsid w:val="00B40398"/>
     <w:pPr>
       <w:keepNext/>
       <w:keepLines/>
@@ -2906,7 +2974,7 @@
     <w:semiHidden/>
     <w:unhideWhenUsed/>
     <w:qFormat/>
-    <w:rsid w:val="00E02083"/>
+    <w:rsid w:val="00B40398"/>
     <w:pPr>
       <w:keepNext/>
       <w:keepLines/>
@@ -2929,7 +2997,7 @@
     <w:semiHidden/>
     <w:unhideWhenUsed/>
     <w:qFormat/>
-    <w:rsid w:val="00E02083"/>
+    <w:rsid w:val="00B40398"/>
     <w:pPr>
       <w:keepNext/>
       <w:keepLines/>
@@ -2950,11 +3018,11 @@
     <w:semiHidden/>
     <w:unhideWhenUsed/>
     <w:qFormat/>
-    <w:rsid w:val="00E02083"/>
+    <w:rsid w:val="00B40398"/>
     <w:pPr>
       <w:keepNext/>
       <w:keepLines/>
-      <w:spacing w:before="40"/>
+      <w:spacing w:before="40" w:after="0"/>
       <w:outlineLvl w:val="5"/>
     </w:pPr>
     <w:rPr>
@@ -2973,11 +3041,11 @@
     <w:semiHidden/>
     <w:unhideWhenUsed/>
     <w:qFormat/>
-    <w:rsid w:val="00E02083"/>
+    <w:rsid w:val="00B40398"/>
     <w:pPr>
       <w:keepNext/>
       <w:keepLines/>
-      <w:spacing w:before="40"/>
+      <w:spacing w:before="40" w:after="0"/>
       <w:outlineLvl w:val="6"/>
     </w:pPr>
     <w:rPr>
@@ -2994,10 +3062,11 @@
     <w:semiHidden/>
     <w:unhideWhenUsed/>
     <w:qFormat/>
-    <w:rsid w:val="00E02083"/>
+    <w:rsid w:val="00B40398"/>
     <w:pPr>
       <w:keepNext/>
       <w:keepLines/>
+      <w:spacing w:after="0"/>
       <w:outlineLvl w:val="7"/>
     </w:pPr>
     <w:rPr>
@@ -3016,10 +3085,11 @@
     <w:semiHidden/>
     <w:unhideWhenUsed/>
     <w:qFormat/>
-    <w:rsid w:val="00E02083"/>
+    <w:rsid w:val="00B40398"/>
     <w:pPr>
       <w:keepNext/>
       <w:keepLines/>
+      <w:spacing w:after="0"/>
       <w:outlineLvl w:val="8"/>
     </w:pPr>
     <w:rPr>
@@ -3059,7 +3129,7 @@
     <w:basedOn w:val="DefaultParagraphFont"/>
     <w:link w:val="Heading1"/>
     <w:uiPriority w:val="9"/>
-    <w:rsid w:val="00E02083"/>
+    <w:rsid w:val="00B40398"/>
     <w:rPr>
       <w:rFonts w:asciiTheme="majorHAnsi" w:eastAsiaTheme="majorEastAsia" w:hAnsiTheme="majorHAnsi" w:cstheme="majorBidi"/>
       <w:color w:val="2F5496" w:themeColor="accent1" w:themeShade="BF"/>
@@ -3072,7 +3142,7 @@
     <w:basedOn w:val="DefaultParagraphFont"/>
     <w:link w:val="Heading2"/>
     <w:uiPriority w:val="9"/>
-    <w:rsid w:val="00E02083"/>
+    <w:rsid w:val="00B40398"/>
     <w:rPr>
       <w:rFonts w:asciiTheme="majorHAnsi" w:eastAsiaTheme="majorEastAsia" w:hAnsiTheme="majorHAnsi" w:cstheme="majorBidi"/>
       <w:color w:val="2F5496" w:themeColor="accent1" w:themeShade="BF"/>
@@ -3085,7 +3155,7 @@
     <w:basedOn w:val="DefaultParagraphFont"/>
     <w:link w:val="Heading3"/>
     <w:uiPriority w:val="9"/>
-    <w:rsid w:val="00E02083"/>
+    <w:rsid w:val="00B40398"/>
     <w:rPr>
       <w:rFonts w:eastAsiaTheme="majorEastAsia" w:cstheme="majorBidi"/>
       <w:color w:val="2F5496" w:themeColor="accent1" w:themeShade="BF"/>
@@ -3099,7 +3169,7 @@
     <w:link w:val="Heading4"/>
     <w:uiPriority w:val="9"/>
     <w:semiHidden/>
-    <w:rsid w:val="00E02083"/>
+    <w:rsid w:val="00B40398"/>
     <w:rPr>
       <w:rFonts w:eastAsiaTheme="majorEastAsia" w:cstheme="majorBidi"/>
       <w:i/>
@@ -3113,7 +3183,7 @@
     <w:link w:val="Heading5"/>
     <w:uiPriority w:val="9"/>
     <w:semiHidden/>
-    <w:rsid w:val="00E02083"/>
+    <w:rsid w:val="00B40398"/>
     <w:rPr>
       <w:rFonts w:eastAsiaTheme="majorEastAsia" w:cstheme="majorBidi"/>
       <w:color w:val="2F5496" w:themeColor="accent1" w:themeShade="BF"/>
@@ -3125,7 +3195,7 @@
     <w:link w:val="Heading6"/>
     <w:uiPriority w:val="9"/>
     <w:semiHidden/>
-    <w:rsid w:val="00E02083"/>
+    <w:rsid w:val="00B40398"/>
     <w:rPr>
       <w:rFonts w:eastAsiaTheme="majorEastAsia" w:cstheme="majorBidi"/>
       <w:i/>
@@ -3139,7 +3209,7 @@
     <w:link w:val="Heading7"/>
     <w:uiPriority w:val="9"/>
     <w:semiHidden/>
-    <w:rsid w:val="00E02083"/>
+    <w:rsid w:val="00B40398"/>
     <w:rPr>
       <w:rFonts w:eastAsiaTheme="majorEastAsia" w:cstheme="majorBidi"/>
       <w:color w:val="595959" w:themeColor="text1" w:themeTint="A6"/>
@@ -3151,7 +3221,7 @@
     <w:link w:val="Heading8"/>
     <w:uiPriority w:val="9"/>
     <w:semiHidden/>
-    <w:rsid w:val="00E02083"/>
+    <w:rsid w:val="00B40398"/>
     <w:rPr>
       <w:rFonts w:eastAsiaTheme="majorEastAsia" w:cstheme="majorBidi"/>
       <w:i/>
@@ -3165,7 +3235,7 @@
     <w:link w:val="Heading9"/>
     <w:uiPriority w:val="9"/>
     <w:semiHidden/>
-    <w:rsid w:val="00E02083"/>
+    <w:rsid w:val="00B40398"/>
     <w:rPr>
       <w:rFonts w:eastAsiaTheme="majorEastAsia" w:cstheme="majorBidi"/>
       <w:color w:val="272727" w:themeColor="text1" w:themeTint="D8"/>
@@ -3178,7 +3248,7 @@
     <w:link w:val="TitleChar"/>
     <w:uiPriority w:val="10"/>
     <w:qFormat/>
-    <w:rsid w:val="00E02083"/>
+    <w:rsid w:val="00B40398"/>
     <w:pPr>
       <w:spacing w:after="80" w:line="240" w:lineRule="auto"/>
       <w:contextualSpacing/>
@@ -3196,7 +3266,7 @@
     <w:basedOn w:val="DefaultParagraphFont"/>
     <w:link w:val="Title"/>
     <w:uiPriority w:val="10"/>
-    <w:rsid w:val="00E02083"/>
+    <w:rsid w:val="00B40398"/>
     <w:rPr>
       <w:rFonts w:asciiTheme="majorHAnsi" w:eastAsiaTheme="majorEastAsia" w:hAnsiTheme="majorHAnsi" w:cstheme="majorBidi"/>
       <w:spacing w:val="-10"/>
@@ -3212,7 +3282,7 @@
     <w:link w:val="SubtitleChar"/>
     <w:uiPriority w:val="11"/>
     <w:qFormat/>
-    <w:rsid w:val="00E02083"/>
+    <w:rsid w:val="00B40398"/>
     <w:pPr>
       <w:numPr>
         <w:ilvl w:val="1"/>
@@ -3231,7 +3301,7 @@
     <w:basedOn w:val="DefaultParagraphFont"/>
     <w:link w:val="Subtitle"/>
     <w:uiPriority w:val="11"/>
-    <w:rsid w:val="00E02083"/>
+    <w:rsid w:val="00B40398"/>
     <w:rPr>
       <w:rFonts w:eastAsiaTheme="majorEastAsia" w:cstheme="majorBidi"/>
       <w:color w:val="595959" w:themeColor="text1" w:themeTint="A6"/>
@@ -3247,7 +3317,7 @@
     <w:link w:val="QuoteChar"/>
     <w:uiPriority w:val="29"/>
     <w:qFormat/>
-    <w:rsid w:val="00E02083"/>
+    <w:rsid w:val="00B40398"/>
     <w:pPr>
       <w:spacing w:before="160"/>
       <w:jc w:val="center"/>
@@ -3263,7 +3333,7 @@
     <w:basedOn w:val="DefaultParagraphFont"/>
     <w:link w:val="Quote"/>
     <w:uiPriority w:val="29"/>
-    <w:rsid w:val="00E02083"/>
+    <w:rsid w:val="00B40398"/>
     <w:rPr>
       <w:i/>
       <w:iCs/>
@@ -3275,7 +3345,7 @@
     <w:basedOn w:val="Normal"/>
     <w:uiPriority w:val="34"/>
     <w:qFormat/>
-    <w:rsid w:val="00E02083"/>
+    <w:rsid w:val="00B40398"/>
     <w:pPr>
       <w:ind w:left="720"/>
       <w:contextualSpacing/>
@@ -3286,7 +3356,7 @@
     <w:basedOn w:val="DefaultParagraphFont"/>
     <w:uiPriority w:val="21"/>
     <w:qFormat/>
-    <w:rsid w:val="00E02083"/>
+    <w:rsid w:val="00B40398"/>
     <w:rPr>
       <w:i/>
       <w:iCs/>
@@ -3300,7 +3370,7 @@
     <w:link w:val="IntenseQuoteChar"/>
     <w:uiPriority w:val="30"/>
     <w:qFormat/>
-    <w:rsid w:val="00E02083"/>
+    <w:rsid w:val="00B40398"/>
     <w:pPr>
       <w:pBdr>
         <w:top w:val="single" w:sz="4" w:space="10" w:color="2F5496" w:themeColor="accent1" w:themeShade="BF"/>
@@ -3321,7 +3391,7 @@
     <w:basedOn w:val="DefaultParagraphFont"/>
     <w:link w:val="IntenseQuote"/>
     <w:uiPriority w:val="30"/>
-    <w:rsid w:val="00E02083"/>
+    <w:rsid w:val="00B40398"/>
     <w:rPr>
       <w:i/>
       <w:iCs/>
@@ -3333,7 +3403,7 @@
     <w:basedOn w:val="DefaultParagraphFont"/>
     <w:uiPriority w:val="32"/>
     <w:qFormat/>
-    <w:rsid w:val="00E02083"/>
+    <w:rsid w:val="00B40398"/>
     <w:rPr>
       <w:b/>
       <w:bCs/>

--- a/Knowledge/2-Science/3-Social science/1-Linguistics/0-Intro to Linguistics/5-My Source/2-Linguistics Basics/21-Types of Grammatical Functions/8-Types of Heads/10-Clause (Relative or Noun Clause) as Head.docx
+++ b/Knowledge/2-Science/3-Social science/1-Linguistics/0-Intro to Linguistics/5-My Source/2-Linguistics Basics/21-Types of Grammatical Functions/8-Types of Heads/10-Clause (Relative or Noun Clause) as Head.docx
@@ -34,78 +34,1543 @@
       </w:pPr>
       <w:r>
         <w:rPr>
-          <w:rFonts w:ascii="Arial" w:eastAsia="Arial" w:hAnsi="Arial" w:cs="Arial"/>
-          <w:b/>
-          <w:color w:val="000000"/>
-          <w:sz w:val="18"/>
-          <w:highlight w:val="lightGray"/>
-        </w:rPr>
-        <w:t># Source: AI Source: Provided by: [Data Path</w:t>
-      </w:r>
-      <w:r>
-        <w:rPr>
-          <w:rFonts w:ascii="Arial" w:eastAsia="Arial" w:hAnsi="Arial" w:cs="Arial"/>
-          <w:color w:val="000000"/>
-          <w:sz w:val="18"/>
-          <w:highlight w:val="lightGray"/>
-        </w:rPr>
-        <w:t xml:space="preserve">: Persons Table -&gt; ID Column: 1, Name_En Column: Motasem Essam] -&gt; </w:t>
-      </w:r>
-      <w:r>
-        <w:rPr>
-          <w:rFonts w:ascii="Arial" w:eastAsia="Arial" w:hAnsi="Arial" w:cs="Arial"/>
-          <w:b/>
-          <w:color w:val="000000"/>
-          <w:sz w:val="18"/>
-          <w:highlight w:val="lightGray"/>
-        </w:rPr>
-        <w:t>From:</w:t>
-      </w:r>
-      <w:r>
-        <w:rPr>
-          <w:rFonts w:ascii="Arial" w:eastAsia="Arial" w:hAnsi="Arial" w:cs="Arial"/>
-          <w:color w:val="000000"/>
-          <w:sz w:val="18"/>
-          <w:highlight w:val="lightGray"/>
-        </w:rPr>
-        <w:t xml:space="preserve"> [Chatgpt (GPT</w:t>
-      </w:r>
-      <w:r>
-        <w:rPr>
-          <w:rFonts w:ascii="Arial" w:eastAsia="Arial" w:hAnsi="Arial" w:cs="Cambria Math"/>
-          <w:color w:val="000000"/>
-          <w:sz w:val="18"/>
-          <w:highlight w:val="lightGray"/>
-        </w:rPr>
-        <w:t>‑</w:t>
-      </w:r>
-      <w:r>
-        <w:rPr>
-          <w:rFonts w:ascii="Arial" w:eastAsia="Arial" w:hAnsi="Arial" w:cs="Arial"/>
-          <w:color w:val="000000"/>
-          <w:sz w:val="18"/>
-          <w:highlight w:val="lightGray"/>
-        </w:rPr>
-        <w:t xml:space="preserve">5 Mini)] </w:t>
-      </w:r>
-      <w:r>
-        <w:rPr>
-          <w:rFonts w:ascii="Arial" w:eastAsia="Arial" w:hAnsi="Arial" w:cs="Arial"/>
-          <w:b/>
-          <w:color w:val="000000"/>
-          <w:sz w:val="18"/>
-          <w:highlight w:val="lightGray"/>
-        </w:rPr>
-        <w:t>on</w:t>
-      </w:r>
-      <w:r>
-        <w:rPr>
-          <w:rFonts w:ascii="Arial" w:eastAsia="Arial" w:hAnsi="Arial"/>
-          <w:b/>
-          <w:sz w:val="18"/>
-          <w:highlight w:val="lightGray"/>
-        </w:rPr>
-        <w:t xml:space="preserve"> [8/7/2025]</w:t>
+          <w:rFonts w:ascii="Arial" w:hAnsi="Arial" w:eastAsia="Arial" w:cs="Arial"/>
+          <w:b/>
+          <w:i w:val="0"/>
+          <w:color w:val="000000"/>
+          <w:sz w:val="18"/>
+          <w:highlight w:val="lightGray"/>
+        </w:rPr>
+        <w:t>#</w:t>
+      </w:r>
+      <w:r>
+        <w:rPr>
+          <w:rFonts w:ascii="Arial" w:hAnsi="Arial" w:eastAsia="Arial" w:cs="Arial"/>
+          <w:b/>
+          <w:i w:val="0"/>
+          <w:color w:val="000000"/>
+          <w:sz w:val="18"/>
+          <w:highlight w:val="lightGray"/>
+        </w:rPr>
+        <w:t xml:space="preserve"> </w:t>
+      </w:r>
+      <w:r>
+        <w:rPr>
+          <w:rFonts w:ascii="Arial" w:hAnsi="Arial" w:eastAsia="Arial" w:cs="Arial"/>
+          <w:b/>
+          <w:i w:val="0"/>
+          <w:color w:val="000000"/>
+          <w:sz w:val="18"/>
+          <w:highlight w:val="lightGray"/>
+        </w:rPr>
+        <w:t>S</w:t>
+      </w:r>
+      <w:r>
+        <w:rPr>
+          <w:rFonts w:ascii="Arial" w:hAnsi="Arial" w:eastAsia="Arial" w:cs="Arial"/>
+          <w:b/>
+          <w:i w:val="0"/>
+          <w:color w:val="000000"/>
+          <w:sz w:val="18"/>
+          <w:highlight w:val="lightGray"/>
+        </w:rPr>
+        <w:t>o</w:t>
+      </w:r>
+      <w:r>
+        <w:rPr>
+          <w:rFonts w:ascii="Arial" w:hAnsi="Arial" w:eastAsia="Arial" w:cs="Arial"/>
+          <w:b/>
+          <w:i w:val="0"/>
+          <w:color w:val="000000"/>
+          <w:sz w:val="18"/>
+          <w:highlight w:val="lightGray"/>
+        </w:rPr>
+        <w:t>u</w:t>
+      </w:r>
+      <w:r>
+        <w:rPr>
+          <w:rFonts w:ascii="Arial" w:hAnsi="Arial" w:eastAsia="Arial" w:cs="Arial"/>
+          <w:b/>
+          <w:i w:val="0"/>
+          <w:color w:val="000000"/>
+          <w:sz w:val="18"/>
+          <w:highlight w:val="lightGray"/>
+        </w:rPr>
+        <w:t>r</w:t>
+      </w:r>
+      <w:r>
+        <w:rPr>
+          <w:rFonts w:ascii="Arial" w:hAnsi="Arial" w:eastAsia="Arial" w:cs="Arial"/>
+          <w:b/>
+          <w:i w:val="0"/>
+          <w:color w:val="000000"/>
+          <w:sz w:val="18"/>
+          <w:highlight w:val="lightGray"/>
+        </w:rPr>
+        <w:t>c</w:t>
+      </w:r>
+      <w:r>
+        <w:rPr>
+          <w:rFonts w:ascii="Arial" w:hAnsi="Arial" w:eastAsia="Arial" w:cs="Arial"/>
+          <w:b/>
+          <w:i w:val="0"/>
+          <w:color w:val="000000"/>
+          <w:sz w:val="18"/>
+          <w:highlight w:val="lightGray"/>
+        </w:rPr>
+        <w:t>e</w:t>
+      </w:r>
+      <w:r>
+        <w:rPr>
+          <w:rFonts w:ascii="Arial" w:hAnsi="Arial" w:eastAsia="Arial" w:cs="Arial"/>
+          <w:b/>
+          <w:i w:val="0"/>
+          <w:color w:val="000000"/>
+          <w:sz w:val="18"/>
+          <w:highlight w:val="lightGray"/>
+        </w:rPr>
+        <w:t>:</w:t>
+      </w:r>
+      <w:r>
+        <w:rPr>
+          <w:rFonts w:ascii="Arial" w:hAnsi="Arial" w:eastAsia="Arial" w:cs="Arial"/>
+          <w:b/>
+          <w:i w:val="0"/>
+          <w:color w:val="000000"/>
+          <w:sz w:val="18"/>
+          <w:highlight w:val="lightGray"/>
+        </w:rPr>
+        <w:t xml:space="preserve"> </w:t>
+      </w:r>
+      <w:r>
+        <w:rPr>
+          <w:rFonts w:ascii="Arial" w:hAnsi="Arial" w:eastAsia="Arial" w:cs="Arial"/>
+          <w:b/>
+          <w:i w:val="0"/>
+          <w:color w:val="000000"/>
+          <w:sz w:val="18"/>
+          <w:highlight w:val="lightGray"/>
+        </w:rPr>
+        <w:t>A</w:t>
+      </w:r>
+      <w:r>
+        <w:rPr>
+          <w:rFonts w:ascii="Arial" w:hAnsi="Arial" w:eastAsia="Arial" w:cs="Arial"/>
+          <w:b/>
+          <w:i w:val="0"/>
+          <w:color w:val="000000"/>
+          <w:sz w:val="18"/>
+          <w:highlight w:val="lightGray"/>
+        </w:rPr>
+        <w:t>I</w:t>
+      </w:r>
+      <w:r>
+        <w:rPr>
+          <w:rFonts w:ascii="Arial" w:hAnsi="Arial" w:eastAsia="Arial" w:cs="Arial"/>
+          <w:b/>
+          <w:i w:val="0"/>
+          <w:color w:val="000000"/>
+          <w:sz w:val="18"/>
+          <w:highlight w:val="lightGray"/>
+        </w:rPr>
+        <w:t xml:space="preserve"> </w:t>
+      </w:r>
+      <w:r>
+        <w:rPr>
+          <w:rFonts w:ascii="Arial" w:hAnsi="Arial" w:eastAsia="Arial" w:cs="Arial"/>
+          <w:b/>
+          <w:i w:val="0"/>
+          <w:color w:val="000000"/>
+          <w:sz w:val="18"/>
+          <w:highlight w:val="lightGray"/>
+        </w:rPr>
+        <w:t>S</w:t>
+      </w:r>
+      <w:r>
+        <w:rPr>
+          <w:rFonts w:ascii="Arial" w:hAnsi="Arial" w:eastAsia="Arial" w:cs="Arial"/>
+          <w:b/>
+          <w:i w:val="0"/>
+          <w:color w:val="000000"/>
+          <w:sz w:val="18"/>
+          <w:highlight w:val="lightGray"/>
+        </w:rPr>
+        <w:t>o</w:t>
+      </w:r>
+      <w:r>
+        <w:rPr>
+          <w:rFonts w:ascii="Arial" w:hAnsi="Arial" w:eastAsia="Arial" w:cs="Arial"/>
+          <w:b/>
+          <w:i w:val="0"/>
+          <w:color w:val="000000"/>
+          <w:sz w:val="18"/>
+          <w:highlight w:val="lightGray"/>
+        </w:rPr>
+        <w:t>u</w:t>
+      </w:r>
+      <w:r>
+        <w:rPr>
+          <w:rFonts w:ascii="Arial" w:hAnsi="Arial" w:eastAsia="Arial" w:cs="Arial"/>
+          <w:b/>
+          <w:i w:val="0"/>
+          <w:color w:val="000000"/>
+          <w:sz w:val="18"/>
+          <w:highlight w:val="lightGray"/>
+        </w:rPr>
+        <w:t>r</w:t>
+      </w:r>
+      <w:r>
+        <w:rPr>
+          <w:rFonts w:ascii="Arial" w:hAnsi="Arial" w:eastAsia="Arial" w:cs="Arial"/>
+          <w:b/>
+          <w:i w:val="0"/>
+          <w:color w:val="000000"/>
+          <w:sz w:val="18"/>
+          <w:highlight w:val="lightGray"/>
+        </w:rPr>
+        <w:t>c</w:t>
+      </w:r>
+      <w:r>
+        <w:rPr>
+          <w:rFonts w:ascii="Arial" w:hAnsi="Arial" w:eastAsia="Arial" w:cs="Arial"/>
+          <w:b/>
+          <w:i w:val="0"/>
+          <w:color w:val="000000"/>
+          <w:sz w:val="18"/>
+          <w:highlight w:val="lightGray"/>
+        </w:rPr>
+        <w:t>e</w:t>
+      </w:r>
+      <w:r>
+        <w:rPr>
+          <w:rFonts w:ascii="Arial" w:hAnsi="Arial" w:eastAsia="Arial" w:cs="Arial"/>
+          <w:b/>
+          <w:i w:val="0"/>
+          <w:color w:val="000000"/>
+          <w:sz w:val="18"/>
+          <w:highlight w:val="lightGray"/>
+        </w:rPr>
+        <w:t>:</w:t>
+      </w:r>
+      <w:r>
+        <w:rPr>
+          <w:rFonts w:ascii="Arial" w:hAnsi="Arial" w:eastAsia="Arial" w:cs="Arial"/>
+          <w:b/>
+          <w:i w:val="0"/>
+          <w:color w:val="000000"/>
+          <w:sz w:val="18"/>
+          <w:highlight w:val="lightGray"/>
+        </w:rPr>
+        <w:t xml:space="preserve"> </w:t>
+      </w:r>
+      <w:r>
+        <w:rPr>
+          <w:rFonts w:ascii="Arial" w:hAnsi="Arial" w:eastAsia="Arial" w:cs="Arial"/>
+          <w:b/>
+          <w:i w:val="0"/>
+          <w:color w:val="000000"/>
+          <w:sz w:val="18"/>
+          <w:highlight w:val="lightGray"/>
+        </w:rPr>
+        <w:t>P</w:t>
+      </w:r>
+      <w:r>
+        <w:rPr>
+          <w:rFonts w:ascii="Arial" w:hAnsi="Arial" w:eastAsia="Arial" w:cs="Arial"/>
+          <w:b/>
+          <w:i w:val="0"/>
+          <w:color w:val="000000"/>
+          <w:sz w:val="18"/>
+          <w:highlight w:val="lightGray"/>
+        </w:rPr>
+        <w:t>r</w:t>
+      </w:r>
+      <w:r>
+        <w:rPr>
+          <w:rFonts w:ascii="Arial" w:hAnsi="Arial" w:eastAsia="Arial" w:cs="Arial"/>
+          <w:b/>
+          <w:i w:val="0"/>
+          <w:color w:val="000000"/>
+          <w:sz w:val="18"/>
+          <w:highlight w:val="lightGray"/>
+        </w:rPr>
+        <w:t>o</w:t>
+      </w:r>
+      <w:r>
+        <w:rPr>
+          <w:rFonts w:ascii="Arial" w:hAnsi="Arial" w:eastAsia="Arial" w:cs="Arial"/>
+          <w:b/>
+          <w:i w:val="0"/>
+          <w:color w:val="000000"/>
+          <w:sz w:val="18"/>
+          <w:highlight w:val="lightGray"/>
+        </w:rPr>
+        <w:t>v</w:t>
+      </w:r>
+      <w:r>
+        <w:rPr>
+          <w:rFonts w:ascii="Arial" w:hAnsi="Arial" w:eastAsia="Arial" w:cs="Arial"/>
+          <w:b/>
+          <w:i w:val="0"/>
+          <w:color w:val="000000"/>
+          <w:sz w:val="18"/>
+          <w:highlight w:val="lightGray"/>
+        </w:rPr>
+        <w:t>i</w:t>
+      </w:r>
+      <w:r>
+        <w:rPr>
+          <w:rFonts w:ascii="Arial" w:hAnsi="Arial" w:eastAsia="Arial" w:cs="Arial"/>
+          <w:b/>
+          <w:i w:val="0"/>
+          <w:color w:val="000000"/>
+          <w:sz w:val="18"/>
+          <w:highlight w:val="lightGray"/>
+        </w:rPr>
+        <w:t>d</w:t>
+      </w:r>
+      <w:r>
+        <w:rPr>
+          <w:rFonts w:ascii="Arial" w:hAnsi="Arial" w:eastAsia="Arial" w:cs="Arial"/>
+          <w:b/>
+          <w:i w:val="0"/>
+          <w:color w:val="000000"/>
+          <w:sz w:val="18"/>
+          <w:highlight w:val="lightGray"/>
+        </w:rPr>
+        <w:t>e</w:t>
+      </w:r>
+      <w:r>
+        <w:rPr>
+          <w:rFonts w:ascii="Arial" w:hAnsi="Arial" w:eastAsia="Arial" w:cs="Arial"/>
+          <w:b/>
+          <w:i w:val="0"/>
+          <w:color w:val="000000"/>
+          <w:sz w:val="18"/>
+          <w:highlight w:val="lightGray"/>
+        </w:rPr>
+        <w:t>d</w:t>
+      </w:r>
+      <w:r>
+        <w:rPr>
+          <w:rFonts w:ascii="Arial" w:hAnsi="Arial" w:eastAsia="Arial" w:cs="Arial"/>
+          <w:b/>
+          <w:i w:val="0"/>
+          <w:color w:val="000000"/>
+          <w:sz w:val="18"/>
+          <w:highlight w:val="lightGray"/>
+        </w:rPr>
+        <w:t xml:space="preserve"> </w:t>
+      </w:r>
+      <w:r>
+        <w:rPr>
+          <w:rFonts w:ascii="Arial" w:hAnsi="Arial" w:eastAsia="Arial" w:cs="Arial"/>
+          <w:b/>
+          <w:i w:val="0"/>
+          <w:color w:val="000000"/>
+          <w:sz w:val="18"/>
+          <w:highlight w:val="lightGray"/>
+        </w:rPr>
+        <w:t>b</w:t>
+      </w:r>
+      <w:r>
+        <w:rPr>
+          <w:rFonts w:ascii="Arial" w:hAnsi="Arial" w:eastAsia="Arial" w:cs="Arial"/>
+          <w:b/>
+          <w:i w:val="0"/>
+          <w:color w:val="000000"/>
+          <w:sz w:val="18"/>
+          <w:highlight w:val="lightGray"/>
+        </w:rPr>
+        <w:t>y</w:t>
+      </w:r>
+      <w:r>
+        <w:rPr>
+          <w:rFonts w:ascii="Arial" w:hAnsi="Arial" w:eastAsia="Arial" w:cs="Arial"/>
+          <w:b/>
+          <w:i w:val="0"/>
+          <w:color w:val="000000"/>
+          <w:sz w:val="18"/>
+          <w:highlight w:val="lightGray"/>
+        </w:rPr>
+        <w:t>:</w:t>
+      </w:r>
+      <w:r>
+        <w:rPr>
+          <w:rFonts w:ascii="Arial" w:hAnsi="Arial" w:eastAsia="Arial" w:cs="Arial"/>
+          <w:b/>
+          <w:i w:val="0"/>
+          <w:color w:val="000000"/>
+          <w:sz w:val="18"/>
+          <w:highlight w:val="lightGray"/>
+        </w:rPr>
+        <w:t xml:space="preserve"> </w:t>
+      </w:r>
+      <w:r>
+        <w:rPr>
+          <w:rFonts w:ascii="Arial" w:hAnsi="Arial" w:eastAsia="Arial" w:cs="Arial"/>
+          <w:b/>
+          <w:i w:val="0"/>
+          <w:color w:val="000000"/>
+          <w:sz w:val="18"/>
+          <w:highlight w:val="lightGray"/>
+        </w:rPr>
+        <w:t>[</w:t>
+      </w:r>
+      <w:r>
+        <w:rPr>
+          <w:rFonts w:ascii="Arial" w:hAnsi="Arial" w:eastAsia="Arial" w:cs="Arial"/>
+          <w:b/>
+          <w:i w:val="0"/>
+          <w:color w:val="000000"/>
+          <w:sz w:val="18"/>
+          <w:highlight w:val="lightGray"/>
+        </w:rPr>
+        <w:t>D</w:t>
+      </w:r>
+      <w:r>
+        <w:rPr>
+          <w:rFonts w:ascii="Arial" w:hAnsi="Arial" w:eastAsia="Arial" w:cs="Arial"/>
+          <w:b/>
+          <w:i w:val="0"/>
+          <w:color w:val="000000"/>
+          <w:sz w:val="18"/>
+          <w:highlight w:val="lightGray"/>
+        </w:rPr>
+        <w:t>a</w:t>
+      </w:r>
+      <w:r>
+        <w:rPr>
+          <w:rFonts w:ascii="Arial" w:hAnsi="Arial" w:eastAsia="Arial" w:cs="Arial"/>
+          <w:b/>
+          <w:i w:val="0"/>
+          <w:color w:val="000000"/>
+          <w:sz w:val="18"/>
+          <w:highlight w:val="lightGray"/>
+        </w:rPr>
+        <w:t>t</w:t>
+      </w:r>
+      <w:r>
+        <w:rPr>
+          <w:rFonts w:ascii="Arial" w:hAnsi="Arial" w:eastAsia="Arial" w:cs="Arial"/>
+          <w:b/>
+          <w:i w:val="0"/>
+          <w:color w:val="000000"/>
+          <w:sz w:val="18"/>
+          <w:highlight w:val="lightGray"/>
+        </w:rPr>
+        <w:t>a</w:t>
+      </w:r>
+      <w:r>
+        <w:rPr>
+          <w:rFonts w:ascii="Arial" w:hAnsi="Arial" w:eastAsia="Arial" w:cs="Arial"/>
+          <w:b/>
+          <w:i w:val="0"/>
+          <w:color w:val="000000"/>
+          <w:sz w:val="18"/>
+          <w:highlight w:val="lightGray"/>
+        </w:rPr>
+        <w:t xml:space="preserve"> </w:t>
+      </w:r>
+      <w:r>
+        <w:rPr>
+          <w:rFonts w:ascii="Arial" w:hAnsi="Arial" w:eastAsia="Arial" w:cs="Arial"/>
+          <w:b/>
+          <w:i w:val="0"/>
+          <w:color w:val="000000"/>
+          <w:sz w:val="18"/>
+          <w:highlight w:val="lightGray"/>
+        </w:rPr>
+        <w:t>P</w:t>
+      </w:r>
+      <w:r>
+        <w:rPr>
+          <w:rFonts w:ascii="Arial" w:hAnsi="Arial" w:eastAsia="Arial" w:cs="Arial"/>
+          <w:b/>
+          <w:i w:val="0"/>
+          <w:color w:val="000000"/>
+          <w:sz w:val="18"/>
+          <w:highlight w:val="lightGray"/>
+        </w:rPr>
+        <w:t>a</w:t>
+      </w:r>
+      <w:r>
+        <w:rPr>
+          <w:rFonts w:ascii="Arial" w:hAnsi="Arial" w:eastAsia="Arial" w:cs="Arial"/>
+          <w:b/>
+          <w:i w:val="0"/>
+          <w:color w:val="000000"/>
+          <w:sz w:val="18"/>
+          <w:highlight w:val="lightGray"/>
+        </w:rPr>
+        <w:t>t</w:t>
+      </w:r>
+      <w:r>
+        <w:rPr>
+          <w:rFonts w:ascii="Arial" w:hAnsi="Arial" w:eastAsia="Arial" w:cs="Arial"/>
+          <w:b/>
+          <w:i w:val="0"/>
+          <w:color w:val="000000"/>
+          <w:sz w:val="18"/>
+          <w:highlight w:val="lightGray"/>
+        </w:rPr>
+        <w:t>h</w:t>
+      </w:r>
+      <w:r>
+        <w:rPr>
+          <w:rFonts w:ascii="Arial" w:hAnsi="Arial" w:eastAsia="Arial" w:cs="Arial"/>
+          <w:b w:val="0"/>
+          <w:i w:val="0"/>
+          <w:color w:val="000000"/>
+          <w:sz w:val="18"/>
+          <w:highlight w:val="lightGray"/>
+        </w:rPr>
+        <w:t>:</w:t>
+      </w:r>
+      <w:r>
+        <w:rPr>
+          <w:rFonts w:ascii="Arial" w:hAnsi="Arial" w:eastAsia="Arial" w:cs="Arial"/>
+          <w:b w:val="0"/>
+          <w:i w:val="0"/>
+          <w:color w:val="000000"/>
+          <w:sz w:val="18"/>
+          <w:highlight w:val="lightGray"/>
+        </w:rPr>
+        <w:t xml:space="preserve"> </w:t>
+      </w:r>
+      <w:r>
+        <w:rPr>
+          <w:rFonts w:ascii="Arial" w:hAnsi="Arial" w:eastAsia="Arial" w:cs="Arial"/>
+          <w:b w:val="0"/>
+          <w:i w:val="0"/>
+          <w:color w:val="000000"/>
+          <w:sz w:val="18"/>
+          <w:highlight w:val="lightGray"/>
+        </w:rPr>
+        <w:t>P</w:t>
+      </w:r>
+      <w:r>
+        <w:rPr>
+          <w:rFonts w:ascii="Arial" w:hAnsi="Arial" w:eastAsia="Arial" w:cs="Arial"/>
+          <w:b w:val="0"/>
+          <w:i w:val="0"/>
+          <w:color w:val="000000"/>
+          <w:sz w:val="18"/>
+          <w:highlight w:val="lightGray"/>
+        </w:rPr>
+        <w:t>e</w:t>
+      </w:r>
+      <w:r>
+        <w:rPr>
+          <w:rFonts w:ascii="Arial" w:hAnsi="Arial" w:eastAsia="Arial" w:cs="Arial"/>
+          <w:b w:val="0"/>
+          <w:i w:val="0"/>
+          <w:color w:val="000000"/>
+          <w:sz w:val="18"/>
+          <w:highlight w:val="lightGray"/>
+        </w:rPr>
+        <w:t>r</w:t>
+      </w:r>
+      <w:r>
+        <w:rPr>
+          <w:rFonts w:ascii="Arial" w:hAnsi="Arial" w:eastAsia="Arial" w:cs="Arial"/>
+          <w:b w:val="0"/>
+          <w:i w:val="0"/>
+          <w:color w:val="000000"/>
+          <w:sz w:val="18"/>
+          <w:highlight w:val="lightGray"/>
+        </w:rPr>
+        <w:t>s</w:t>
+      </w:r>
+      <w:r>
+        <w:rPr>
+          <w:rFonts w:ascii="Arial" w:hAnsi="Arial" w:eastAsia="Arial" w:cs="Arial"/>
+          <w:b w:val="0"/>
+          <w:i w:val="0"/>
+          <w:color w:val="000000"/>
+          <w:sz w:val="18"/>
+          <w:highlight w:val="lightGray"/>
+        </w:rPr>
+        <w:t>o</w:t>
+      </w:r>
+      <w:r>
+        <w:rPr>
+          <w:rFonts w:ascii="Arial" w:hAnsi="Arial" w:eastAsia="Arial" w:cs="Arial"/>
+          <w:b w:val="0"/>
+          <w:i w:val="0"/>
+          <w:color w:val="000000"/>
+          <w:sz w:val="18"/>
+          <w:highlight w:val="lightGray"/>
+        </w:rPr>
+        <w:t>n</w:t>
+      </w:r>
+      <w:r>
+        <w:rPr>
+          <w:rFonts w:ascii="Arial" w:hAnsi="Arial" w:eastAsia="Arial" w:cs="Arial"/>
+          <w:b w:val="0"/>
+          <w:i w:val="0"/>
+          <w:color w:val="000000"/>
+          <w:sz w:val="18"/>
+          <w:highlight w:val="lightGray"/>
+        </w:rPr>
+        <w:t>s</w:t>
+      </w:r>
+      <w:r>
+        <w:rPr>
+          <w:rFonts w:ascii="Arial" w:hAnsi="Arial" w:eastAsia="Arial" w:cs="Arial"/>
+          <w:b w:val="0"/>
+          <w:i w:val="0"/>
+          <w:color w:val="000000"/>
+          <w:sz w:val="18"/>
+          <w:highlight w:val="lightGray"/>
+        </w:rPr>
+        <w:t xml:space="preserve"> </w:t>
+      </w:r>
+      <w:r>
+        <w:rPr>
+          <w:rFonts w:ascii="Arial" w:hAnsi="Arial" w:eastAsia="Arial" w:cs="Arial"/>
+          <w:b w:val="0"/>
+          <w:i w:val="0"/>
+          <w:color w:val="000000"/>
+          <w:sz w:val="18"/>
+          <w:highlight w:val="lightGray"/>
+        </w:rPr>
+        <w:t>T</w:t>
+      </w:r>
+      <w:r>
+        <w:rPr>
+          <w:rFonts w:ascii="Arial" w:hAnsi="Arial" w:eastAsia="Arial" w:cs="Arial"/>
+          <w:b w:val="0"/>
+          <w:i w:val="0"/>
+          <w:color w:val="000000"/>
+          <w:sz w:val="18"/>
+          <w:highlight w:val="lightGray"/>
+        </w:rPr>
+        <w:t>a</w:t>
+      </w:r>
+      <w:r>
+        <w:rPr>
+          <w:rFonts w:ascii="Arial" w:hAnsi="Arial" w:eastAsia="Arial" w:cs="Arial"/>
+          <w:b w:val="0"/>
+          <w:i w:val="0"/>
+          <w:color w:val="000000"/>
+          <w:sz w:val="18"/>
+          <w:highlight w:val="lightGray"/>
+        </w:rPr>
+        <w:t>b</w:t>
+      </w:r>
+      <w:r>
+        <w:rPr>
+          <w:rFonts w:ascii="Arial" w:hAnsi="Arial" w:eastAsia="Arial" w:cs="Arial"/>
+          <w:b w:val="0"/>
+          <w:i w:val="0"/>
+          <w:color w:val="000000"/>
+          <w:sz w:val="18"/>
+          <w:highlight w:val="lightGray"/>
+        </w:rPr>
+        <w:t>l</w:t>
+      </w:r>
+      <w:r>
+        <w:rPr>
+          <w:rFonts w:ascii="Arial" w:hAnsi="Arial" w:eastAsia="Arial" w:cs="Arial"/>
+          <w:b w:val="0"/>
+          <w:i w:val="0"/>
+          <w:color w:val="000000"/>
+          <w:sz w:val="18"/>
+          <w:highlight w:val="lightGray"/>
+        </w:rPr>
+        <w:t>e</w:t>
+      </w:r>
+      <w:r>
+        <w:rPr>
+          <w:rFonts w:ascii="Arial" w:hAnsi="Arial" w:eastAsia="Arial" w:cs="Arial"/>
+          <w:b w:val="0"/>
+          <w:i w:val="0"/>
+          <w:color w:val="000000"/>
+          <w:sz w:val="18"/>
+          <w:highlight w:val="lightGray"/>
+        </w:rPr>
+        <w:t xml:space="preserve"> </w:t>
+      </w:r>
+      <w:r>
+        <w:rPr>
+          <w:rFonts w:ascii="Arial" w:hAnsi="Arial" w:eastAsia="Arial" w:cs="Arial"/>
+          <w:b w:val="0"/>
+          <w:i w:val="0"/>
+          <w:color w:val="000000"/>
+          <w:sz w:val="18"/>
+          <w:highlight w:val="lightGray"/>
+        </w:rPr>
+        <w:t>-</w:t>
+      </w:r>
+      <w:r>
+        <w:rPr>
+          <w:rFonts w:ascii="Arial" w:hAnsi="Arial" w:eastAsia="Arial" w:cs="Arial"/>
+          <w:b w:val="0"/>
+          <w:i w:val="0"/>
+          <w:color w:val="000000"/>
+          <w:sz w:val="18"/>
+          <w:highlight w:val="lightGray"/>
+        </w:rPr>
+        <w:t>&gt;</w:t>
+      </w:r>
+      <w:r>
+        <w:rPr>
+          <w:rFonts w:ascii="Arial" w:hAnsi="Arial" w:eastAsia="Arial" w:cs="Arial"/>
+          <w:b w:val="0"/>
+          <w:i w:val="0"/>
+          <w:color w:val="000000"/>
+          <w:sz w:val="18"/>
+          <w:highlight w:val="lightGray"/>
+        </w:rPr>
+        <w:t xml:space="preserve"> </w:t>
+      </w:r>
+      <w:r>
+        <w:rPr>
+          <w:rFonts w:ascii="Arial" w:hAnsi="Arial" w:eastAsia="Arial" w:cs="Arial"/>
+          <w:b w:val="0"/>
+          <w:i w:val="0"/>
+          <w:color w:val="000000"/>
+          <w:sz w:val="18"/>
+          <w:highlight w:val="lightGray"/>
+        </w:rPr>
+        <w:t>I</w:t>
+      </w:r>
+      <w:r>
+        <w:rPr>
+          <w:rFonts w:ascii="Arial" w:hAnsi="Arial" w:eastAsia="Arial" w:cs="Arial"/>
+          <w:b w:val="0"/>
+          <w:i w:val="0"/>
+          <w:color w:val="000000"/>
+          <w:sz w:val="18"/>
+          <w:highlight w:val="lightGray"/>
+        </w:rPr>
+        <w:t>D</w:t>
+      </w:r>
+      <w:r>
+        <w:rPr>
+          <w:rFonts w:ascii="Arial" w:hAnsi="Arial" w:eastAsia="Arial" w:cs="Arial"/>
+          <w:b w:val="0"/>
+          <w:i w:val="0"/>
+          <w:color w:val="000000"/>
+          <w:sz w:val="18"/>
+          <w:highlight w:val="lightGray"/>
+        </w:rPr>
+        <w:t xml:space="preserve"> </w:t>
+      </w:r>
+      <w:r>
+        <w:rPr>
+          <w:rFonts w:ascii="Arial" w:hAnsi="Arial" w:eastAsia="Arial" w:cs="Arial"/>
+          <w:b w:val="0"/>
+          <w:i w:val="0"/>
+          <w:color w:val="000000"/>
+          <w:sz w:val="18"/>
+          <w:highlight w:val="lightGray"/>
+        </w:rPr>
+        <w:t>C</w:t>
+      </w:r>
+      <w:r>
+        <w:rPr>
+          <w:rFonts w:ascii="Arial" w:hAnsi="Arial" w:eastAsia="Arial" w:cs="Arial"/>
+          <w:b w:val="0"/>
+          <w:i w:val="0"/>
+          <w:color w:val="000000"/>
+          <w:sz w:val="18"/>
+          <w:highlight w:val="lightGray"/>
+        </w:rPr>
+        <w:t>o</w:t>
+      </w:r>
+      <w:r>
+        <w:rPr>
+          <w:rFonts w:ascii="Arial" w:hAnsi="Arial" w:eastAsia="Arial" w:cs="Arial"/>
+          <w:b w:val="0"/>
+          <w:i w:val="0"/>
+          <w:color w:val="000000"/>
+          <w:sz w:val="18"/>
+          <w:highlight w:val="lightGray"/>
+        </w:rPr>
+        <w:t>l</w:t>
+      </w:r>
+      <w:r>
+        <w:rPr>
+          <w:rFonts w:ascii="Arial" w:hAnsi="Arial" w:eastAsia="Arial" w:cs="Arial"/>
+          <w:b w:val="0"/>
+          <w:i w:val="0"/>
+          <w:color w:val="000000"/>
+          <w:sz w:val="18"/>
+          <w:highlight w:val="lightGray"/>
+        </w:rPr>
+        <w:t>u</w:t>
+      </w:r>
+      <w:r>
+        <w:rPr>
+          <w:rFonts w:ascii="Arial" w:hAnsi="Arial" w:eastAsia="Arial" w:cs="Arial"/>
+          <w:b w:val="0"/>
+          <w:i w:val="0"/>
+          <w:color w:val="000000"/>
+          <w:sz w:val="18"/>
+          <w:highlight w:val="lightGray"/>
+        </w:rPr>
+        <w:t>m</w:t>
+      </w:r>
+      <w:r>
+        <w:rPr>
+          <w:rFonts w:ascii="Arial" w:hAnsi="Arial" w:eastAsia="Arial" w:cs="Arial"/>
+          <w:b w:val="0"/>
+          <w:i w:val="0"/>
+          <w:color w:val="000000"/>
+          <w:sz w:val="18"/>
+          <w:highlight w:val="lightGray"/>
+        </w:rPr>
+        <w:t>n</w:t>
+      </w:r>
+      <w:r>
+        <w:rPr>
+          <w:rFonts w:ascii="Arial" w:hAnsi="Arial" w:eastAsia="Arial" w:cs="Arial"/>
+          <w:b w:val="0"/>
+          <w:i w:val="0"/>
+          <w:color w:val="000000"/>
+          <w:sz w:val="18"/>
+          <w:highlight w:val="lightGray"/>
+        </w:rPr>
+        <w:t>:</w:t>
+      </w:r>
+      <w:r>
+        <w:rPr>
+          <w:rFonts w:ascii="Arial" w:hAnsi="Arial" w:eastAsia="Arial" w:cs="Arial"/>
+          <w:b w:val="0"/>
+          <w:i w:val="0"/>
+          <w:color w:val="000000"/>
+          <w:sz w:val="18"/>
+          <w:highlight w:val="lightGray"/>
+        </w:rPr>
+        <w:t xml:space="preserve"> </w:t>
+      </w:r>
+      <w:r>
+        <w:rPr>
+          <w:rFonts w:ascii="Arial" w:hAnsi="Arial" w:eastAsia="Arial" w:cs="Arial"/>
+          <w:b w:val="0"/>
+          <w:i w:val="0"/>
+          <w:color w:val="000000"/>
+          <w:sz w:val="18"/>
+          <w:highlight w:val="lightGray"/>
+        </w:rPr>
+        <w:t>1</w:t>
+      </w:r>
+      <w:r>
+        <w:rPr>
+          <w:rFonts w:ascii="Arial" w:hAnsi="Arial" w:eastAsia="Arial" w:cs="Arial"/>
+          <w:b w:val="0"/>
+          <w:i w:val="0"/>
+          <w:color w:val="000000"/>
+          <w:sz w:val="18"/>
+          <w:highlight w:val="lightGray"/>
+        </w:rPr>
+        <w:t>,</w:t>
+      </w:r>
+      <w:r>
+        <w:rPr>
+          <w:rFonts w:ascii="Arial" w:hAnsi="Arial" w:eastAsia="Arial" w:cs="Arial"/>
+          <w:b w:val="0"/>
+          <w:i w:val="0"/>
+          <w:color w:val="000000"/>
+          <w:sz w:val="18"/>
+          <w:highlight w:val="lightGray"/>
+        </w:rPr>
+        <w:t xml:space="preserve"> </w:t>
+      </w:r>
+      <w:r>
+        <w:rPr>
+          <w:rFonts w:ascii="Arial" w:hAnsi="Arial" w:eastAsia="Arial" w:cs="Arial"/>
+          <w:b w:val="0"/>
+          <w:i w:val="0"/>
+          <w:color w:val="000000"/>
+          <w:sz w:val="18"/>
+          <w:highlight w:val="lightGray"/>
+        </w:rPr>
+        <w:t>N</w:t>
+      </w:r>
+      <w:r>
+        <w:rPr>
+          <w:rFonts w:ascii="Arial" w:hAnsi="Arial" w:eastAsia="Arial" w:cs="Arial"/>
+          <w:b w:val="0"/>
+          <w:i w:val="0"/>
+          <w:color w:val="000000"/>
+          <w:sz w:val="18"/>
+          <w:highlight w:val="lightGray"/>
+        </w:rPr>
+        <w:t>a</w:t>
+      </w:r>
+      <w:r>
+        <w:rPr>
+          <w:rFonts w:ascii="Arial" w:hAnsi="Arial" w:eastAsia="Arial" w:cs="Arial"/>
+          <w:b w:val="0"/>
+          <w:i w:val="0"/>
+          <w:color w:val="000000"/>
+          <w:sz w:val="18"/>
+          <w:highlight w:val="lightGray"/>
+        </w:rPr>
+        <w:t>m</w:t>
+      </w:r>
+      <w:r>
+        <w:rPr>
+          <w:rFonts w:ascii="Arial" w:hAnsi="Arial" w:eastAsia="Arial" w:cs="Arial"/>
+          <w:b w:val="0"/>
+          <w:i w:val="0"/>
+          <w:color w:val="000000"/>
+          <w:sz w:val="18"/>
+          <w:highlight w:val="lightGray"/>
+        </w:rPr>
+        <w:t>e</w:t>
+      </w:r>
+      <w:r>
+        <w:rPr>
+          <w:rFonts w:ascii="Arial" w:hAnsi="Arial" w:eastAsia="Arial" w:cs="Arial"/>
+          <w:b w:val="0"/>
+          <w:i w:val="0"/>
+          <w:color w:val="000000"/>
+          <w:sz w:val="18"/>
+          <w:highlight w:val="lightGray"/>
+        </w:rPr>
+        <w:t>_</w:t>
+      </w:r>
+      <w:r>
+        <w:rPr>
+          <w:rFonts w:ascii="Arial" w:hAnsi="Arial" w:eastAsia="Arial" w:cs="Arial"/>
+          <w:b w:val="0"/>
+          <w:i w:val="0"/>
+          <w:color w:val="000000"/>
+          <w:sz w:val="18"/>
+          <w:highlight w:val="lightGray"/>
+        </w:rPr>
+        <w:t>E</w:t>
+      </w:r>
+      <w:r>
+        <w:rPr>
+          <w:rFonts w:ascii="Arial" w:hAnsi="Arial" w:eastAsia="Arial" w:cs="Arial"/>
+          <w:b w:val="0"/>
+          <w:i w:val="0"/>
+          <w:color w:val="000000"/>
+          <w:sz w:val="18"/>
+          <w:highlight w:val="lightGray"/>
+        </w:rPr>
+        <w:t>n</w:t>
+      </w:r>
+      <w:r>
+        <w:rPr>
+          <w:rFonts w:ascii="Arial" w:hAnsi="Arial" w:eastAsia="Arial" w:cs="Arial"/>
+          <w:b w:val="0"/>
+          <w:i w:val="0"/>
+          <w:color w:val="000000"/>
+          <w:sz w:val="18"/>
+          <w:highlight w:val="lightGray"/>
+        </w:rPr>
+        <w:t xml:space="preserve"> </w:t>
+      </w:r>
+      <w:r>
+        <w:rPr>
+          <w:rFonts w:ascii="Arial" w:hAnsi="Arial" w:eastAsia="Arial" w:cs="Arial"/>
+          <w:b w:val="0"/>
+          <w:i w:val="0"/>
+          <w:color w:val="000000"/>
+          <w:sz w:val="18"/>
+          <w:highlight w:val="lightGray"/>
+        </w:rPr>
+        <w:t>C</w:t>
+      </w:r>
+      <w:r>
+        <w:rPr>
+          <w:rFonts w:ascii="Arial" w:hAnsi="Arial" w:eastAsia="Arial" w:cs="Arial"/>
+          <w:b w:val="0"/>
+          <w:i w:val="0"/>
+          <w:color w:val="000000"/>
+          <w:sz w:val="18"/>
+          <w:highlight w:val="lightGray"/>
+        </w:rPr>
+        <w:t>o</w:t>
+      </w:r>
+      <w:r>
+        <w:rPr>
+          <w:rFonts w:ascii="Arial" w:hAnsi="Arial" w:eastAsia="Arial" w:cs="Arial"/>
+          <w:b w:val="0"/>
+          <w:i w:val="0"/>
+          <w:color w:val="000000"/>
+          <w:sz w:val="18"/>
+          <w:highlight w:val="lightGray"/>
+        </w:rPr>
+        <w:t>l</w:t>
+      </w:r>
+      <w:r>
+        <w:rPr>
+          <w:rFonts w:ascii="Arial" w:hAnsi="Arial" w:eastAsia="Arial" w:cs="Arial"/>
+          <w:b w:val="0"/>
+          <w:i w:val="0"/>
+          <w:color w:val="000000"/>
+          <w:sz w:val="18"/>
+          <w:highlight w:val="lightGray"/>
+        </w:rPr>
+        <w:t>u</w:t>
+      </w:r>
+      <w:r>
+        <w:rPr>
+          <w:rFonts w:ascii="Arial" w:hAnsi="Arial" w:eastAsia="Arial" w:cs="Arial"/>
+          <w:b w:val="0"/>
+          <w:i w:val="0"/>
+          <w:color w:val="000000"/>
+          <w:sz w:val="18"/>
+          <w:highlight w:val="lightGray"/>
+        </w:rPr>
+        <w:t>m</w:t>
+      </w:r>
+      <w:r>
+        <w:rPr>
+          <w:rFonts w:ascii="Arial" w:hAnsi="Arial" w:eastAsia="Arial" w:cs="Arial"/>
+          <w:b w:val="0"/>
+          <w:i w:val="0"/>
+          <w:color w:val="000000"/>
+          <w:sz w:val="18"/>
+          <w:highlight w:val="lightGray"/>
+        </w:rPr>
+        <w:t>n</w:t>
+      </w:r>
+      <w:r>
+        <w:rPr>
+          <w:rFonts w:ascii="Arial" w:hAnsi="Arial" w:eastAsia="Arial" w:cs="Arial"/>
+          <w:b w:val="0"/>
+          <w:i w:val="0"/>
+          <w:color w:val="000000"/>
+          <w:sz w:val="18"/>
+          <w:highlight w:val="lightGray"/>
+        </w:rPr>
+        <w:t>:</w:t>
+      </w:r>
+      <w:r>
+        <w:rPr>
+          <w:rFonts w:ascii="Arial" w:hAnsi="Arial" w:eastAsia="Arial" w:cs="Arial"/>
+          <w:b w:val="0"/>
+          <w:i w:val="0"/>
+          <w:color w:val="000000"/>
+          <w:sz w:val="18"/>
+          <w:highlight w:val="lightGray"/>
+        </w:rPr>
+        <w:t xml:space="preserve"> </w:t>
+      </w:r>
+      <w:r>
+        <w:rPr>
+          <w:rFonts w:ascii="Arial" w:hAnsi="Arial" w:eastAsia="Arial" w:cs="Arial"/>
+          <w:b w:val="0"/>
+          <w:i w:val="0"/>
+          <w:color w:val="000000"/>
+          <w:sz w:val="18"/>
+          <w:highlight w:val="lightGray"/>
+        </w:rPr>
+        <w:t>M</w:t>
+      </w:r>
+      <w:r>
+        <w:rPr>
+          <w:rFonts w:ascii="Arial" w:hAnsi="Arial" w:eastAsia="Arial" w:cs="Arial"/>
+          <w:b w:val="0"/>
+          <w:i w:val="0"/>
+          <w:color w:val="000000"/>
+          <w:sz w:val="18"/>
+          <w:highlight w:val="lightGray"/>
+        </w:rPr>
+        <w:t>o</w:t>
+      </w:r>
+      <w:r>
+        <w:rPr>
+          <w:rFonts w:ascii="Arial" w:hAnsi="Arial" w:eastAsia="Arial" w:cs="Arial"/>
+          <w:b w:val="0"/>
+          <w:i w:val="0"/>
+          <w:color w:val="000000"/>
+          <w:sz w:val="18"/>
+          <w:highlight w:val="lightGray"/>
+        </w:rPr>
+        <w:t>t</w:t>
+      </w:r>
+      <w:r>
+        <w:rPr>
+          <w:rFonts w:ascii="Arial" w:hAnsi="Arial" w:eastAsia="Arial" w:cs="Arial"/>
+          <w:b w:val="0"/>
+          <w:i w:val="0"/>
+          <w:color w:val="000000"/>
+          <w:sz w:val="18"/>
+          <w:highlight w:val="lightGray"/>
+        </w:rPr>
+        <w:t>a</w:t>
+      </w:r>
+      <w:r>
+        <w:rPr>
+          <w:rFonts w:ascii="Arial" w:hAnsi="Arial" w:eastAsia="Arial" w:cs="Arial"/>
+          <w:b w:val="0"/>
+          <w:i w:val="0"/>
+          <w:color w:val="000000"/>
+          <w:sz w:val="18"/>
+          <w:highlight w:val="lightGray"/>
+        </w:rPr>
+        <w:t>s</w:t>
+      </w:r>
+      <w:r>
+        <w:rPr>
+          <w:rFonts w:ascii="Arial" w:hAnsi="Arial" w:eastAsia="Arial" w:cs="Arial"/>
+          <w:b w:val="0"/>
+          <w:i w:val="0"/>
+          <w:color w:val="000000"/>
+          <w:sz w:val="18"/>
+          <w:highlight w:val="lightGray"/>
+        </w:rPr>
+        <w:t>e</w:t>
+      </w:r>
+      <w:r>
+        <w:rPr>
+          <w:rFonts w:ascii="Arial" w:hAnsi="Arial" w:eastAsia="Arial" w:cs="Arial"/>
+          <w:b w:val="0"/>
+          <w:i w:val="0"/>
+          <w:color w:val="000000"/>
+          <w:sz w:val="18"/>
+          <w:highlight w:val="lightGray"/>
+        </w:rPr>
+        <w:t>m</w:t>
+      </w:r>
+      <w:r>
+        <w:rPr>
+          <w:rFonts w:ascii="Arial" w:hAnsi="Arial" w:eastAsia="Arial" w:cs="Arial"/>
+          <w:b w:val="0"/>
+          <w:i w:val="0"/>
+          <w:color w:val="000000"/>
+          <w:sz w:val="18"/>
+          <w:highlight w:val="lightGray"/>
+        </w:rPr>
+        <w:t xml:space="preserve"> </w:t>
+      </w:r>
+      <w:r>
+        <w:rPr>
+          <w:rFonts w:ascii="Arial" w:hAnsi="Arial" w:eastAsia="Arial" w:cs="Arial"/>
+          <w:b w:val="0"/>
+          <w:i w:val="0"/>
+          <w:color w:val="000000"/>
+          <w:sz w:val="18"/>
+          <w:highlight w:val="lightGray"/>
+        </w:rPr>
+        <w:t>E</w:t>
+      </w:r>
+      <w:r>
+        <w:rPr>
+          <w:rFonts w:ascii="Arial" w:hAnsi="Arial" w:eastAsia="Arial" w:cs="Arial"/>
+          <w:b w:val="0"/>
+          <w:i w:val="0"/>
+          <w:color w:val="000000"/>
+          <w:sz w:val="18"/>
+          <w:highlight w:val="lightGray"/>
+        </w:rPr>
+        <w:t>s</w:t>
+      </w:r>
+      <w:r>
+        <w:rPr>
+          <w:rFonts w:ascii="Arial" w:hAnsi="Arial" w:eastAsia="Arial" w:cs="Arial"/>
+          <w:b w:val="0"/>
+          <w:i w:val="0"/>
+          <w:color w:val="000000"/>
+          <w:sz w:val="18"/>
+          <w:highlight w:val="lightGray"/>
+        </w:rPr>
+        <w:t>s</w:t>
+      </w:r>
+      <w:r>
+        <w:rPr>
+          <w:rFonts w:ascii="Arial" w:hAnsi="Arial" w:eastAsia="Arial" w:cs="Arial"/>
+          <w:b w:val="0"/>
+          <w:i w:val="0"/>
+          <w:color w:val="000000"/>
+          <w:sz w:val="18"/>
+          <w:highlight w:val="lightGray"/>
+        </w:rPr>
+        <w:t>a</w:t>
+      </w:r>
+      <w:r>
+        <w:rPr>
+          <w:rFonts w:ascii="Arial" w:hAnsi="Arial" w:eastAsia="Arial" w:cs="Arial"/>
+          <w:b w:val="0"/>
+          <w:i w:val="0"/>
+          <w:color w:val="000000"/>
+          <w:sz w:val="18"/>
+          <w:highlight w:val="lightGray"/>
+        </w:rPr>
+        <w:t>m</w:t>
+      </w:r>
+      <w:r>
+        <w:rPr>
+          <w:rFonts w:ascii="Arial" w:hAnsi="Arial" w:eastAsia="Arial" w:cs="Arial"/>
+          <w:b w:val="0"/>
+          <w:i w:val="0"/>
+          <w:color w:val="000000"/>
+          <w:sz w:val="18"/>
+          <w:highlight w:val="lightGray"/>
+        </w:rPr>
+        <w:t>]</w:t>
+      </w:r>
+      <w:r>
+        <w:rPr>
+          <w:rFonts w:ascii="Arial" w:hAnsi="Arial" w:eastAsia="Arial" w:cs="Arial"/>
+          <w:b w:val="0"/>
+          <w:i w:val="0"/>
+          <w:color w:val="000000"/>
+          <w:sz w:val="18"/>
+          <w:highlight w:val="lightGray"/>
+        </w:rPr>
+        <w:t xml:space="preserve"> </w:t>
+      </w:r>
+      <w:r>
+        <w:rPr>
+          <w:rFonts w:ascii="Arial" w:hAnsi="Arial" w:eastAsia="Arial" w:cs="Arial"/>
+          <w:b w:val="0"/>
+          <w:i w:val="0"/>
+          <w:color w:val="000000"/>
+          <w:sz w:val="18"/>
+          <w:highlight w:val="lightGray"/>
+        </w:rPr>
+        <w:t>-</w:t>
+      </w:r>
+      <w:r>
+        <w:rPr>
+          <w:rFonts w:ascii="Arial" w:hAnsi="Arial" w:eastAsia="Arial" w:cs="Arial"/>
+          <w:b w:val="0"/>
+          <w:i w:val="0"/>
+          <w:color w:val="000000"/>
+          <w:sz w:val="18"/>
+          <w:highlight w:val="lightGray"/>
+        </w:rPr>
+        <w:t>&gt;</w:t>
+      </w:r>
+      <w:r>
+        <w:rPr>
+          <w:rFonts w:ascii="Arial" w:hAnsi="Arial" w:eastAsia="Arial" w:cs="Arial"/>
+          <w:b w:val="0"/>
+          <w:i w:val="0"/>
+          <w:color w:val="000000"/>
+          <w:sz w:val="18"/>
+          <w:highlight w:val="lightGray"/>
+        </w:rPr>
+        <w:t xml:space="preserve"> </w:t>
+      </w:r>
+      <w:r>
+        <w:rPr>
+          <w:rFonts w:ascii="Arial" w:hAnsi="Arial" w:eastAsia="Arial" w:cs="Arial"/>
+          <w:b/>
+          <w:i w:val="0"/>
+          <w:color w:val="000000"/>
+          <w:sz w:val="18"/>
+          <w:highlight w:val="lightGray"/>
+        </w:rPr>
+        <w:t>F</w:t>
+      </w:r>
+      <w:r>
+        <w:rPr>
+          <w:rFonts w:ascii="Arial" w:hAnsi="Arial" w:eastAsia="Arial" w:cs="Arial"/>
+          <w:b/>
+          <w:i w:val="0"/>
+          <w:color w:val="000000"/>
+          <w:sz w:val="18"/>
+          <w:highlight w:val="lightGray"/>
+        </w:rPr>
+        <w:t>r</w:t>
+      </w:r>
+      <w:r>
+        <w:rPr>
+          <w:rFonts w:ascii="Arial" w:hAnsi="Arial" w:eastAsia="Arial" w:cs="Arial"/>
+          <w:b/>
+          <w:i w:val="0"/>
+          <w:color w:val="000000"/>
+          <w:sz w:val="18"/>
+          <w:highlight w:val="lightGray"/>
+        </w:rPr>
+        <w:t>o</w:t>
+      </w:r>
+      <w:r>
+        <w:rPr>
+          <w:rFonts w:ascii="Arial" w:hAnsi="Arial" w:eastAsia="Arial" w:cs="Arial"/>
+          <w:b/>
+          <w:i w:val="0"/>
+          <w:color w:val="000000"/>
+          <w:sz w:val="18"/>
+          <w:highlight w:val="lightGray"/>
+        </w:rPr>
+        <w:t>m</w:t>
+      </w:r>
+      <w:r>
+        <w:rPr>
+          <w:rFonts w:ascii="Arial" w:hAnsi="Arial" w:eastAsia="Arial" w:cs="Arial"/>
+          <w:b/>
+          <w:i w:val="0"/>
+          <w:color w:val="000000"/>
+          <w:sz w:val="18"/>
+          <w:highlight w:val="lightGray"/>
+        </w:rPr>
+        <w:t>:</w:t>
+      </w:r>
+      <w:r>
+        <w:rPr>
+          <w:rFonts w:ascii="Arial" w:hAnsi="Arial" w:eastAsia="Arial" w:cs="Arial"/>
+          <w:b w:val="0"/>
+          <w:i w:val="0"/>
+          <w:color w:val="000000"/>
+          <w:sz w:val="18"/>
+          <w:highlight w:val="lightGray"/>
+        </w:rPr>
+        <w:t xml:space="preserve"> </w:t>
+      </w:r>
+      <w:r>
+        <w:rPr>
+          <w:rFonts w:ascii="Arial" w:hAnsi="Arial" w:eastAsia="Arial" w:cs="Arial"/>
+          <w:b w:val="0"/>
+          <w:i w:val="0"/>
+          <w:color w:val="000000"/>
+          <w:sz w:val="18"/>
+          <w:highlight w:val="lightGray"/>
+        </w:rPr>
+        <w:t>[</w:t>
+      </w:r>
+      <w:r>
+        <w:rPr>
+          <w:rFonts w:ascii="Arial" w:hAnsi="Arial" w:eastAsia="Arial" w:cs="Arial"/>
+          <w:b w:val="0"/>
+          <w:i w:val="0"/>
+          <w:color w:val="000000"/>
+          <w:sz w:val="18"/>
+          <w:highlight w:val="lightGray"/>
+        </w:rPr>
+        <w:t>C</w:t>
+      </w:r>
+      <w:r>
+        <w:rPr>
+          <w:rFonts w:ascii="Arial" w:hAnsi="Arial" w:eastAsia="Arial" w:cs="Arial"/>
+          <w:b w:val="0"/>
+          <w:i w:val="0"/>
+          <w:color w:val="000000"/>
+          <w:sz w:val="18"/>
+          <w:highlight w:val="lightGray"/>
+        </w:rPr>
+        <w:t>h</w:t>
+      </w:r>
+      <w:r>
+        <w:rPr>
+          <w:rFonts w:ascii="Arial" w:hAnsi="Arial" w:eastAsia="Arial" w:cs="Arial"/>
+          <w:b w:val="0"/>
+          <w:i w:val="0"/>
+          <w:color w:val="000000"/>
+          <w:sz w:val="18"/>
+          <w:highlight w:val="lightGray"/>
+        </w:rPr>
+        <w:t>a</w:t>
+      </w:r>
+      <w:r>
+        <w:rPr>
+          <w:rFonts w:ascii="Arial" w:hAnsi="Arial" w:eastAsia="Arial" w:cs="Arial"/>
+          <w:b w:val="0"/>
+          <w:i w:val="0"/>
+          <w:color w:val="000000"/>
+          <w:sz w:val="18"/>
+          <w:highlight w:val="lightGray"/>
+        </w:rPr>
+        <w:t>t</w:t>
+      </w:r>
+      <w:r>
+        <w:rPr>
+          <w:rFonts w:ascii="Arial" w:hAnsi="Arial" w:eastAsia="Arial" w:cs="Arial"/>
+          <w:b w:val="0"/>
+          <w:i w:val="0"/>
+          <w:color w:val="000000"/>
+          <w:sz w:val="18"/>
+          <w:highlight w:val="lightGray"/>
+        </w:rPr>
+        <w:t>G</w:t>
+      </w:r>
+      <w:r>
+        <w:rPr>
+          <w:rFonts w:ascii="Arial" w:hAnsi="Arial" w:eastAsia="Arial" w:cs="Arial"/>
+          <w:b w:val="0"/>
+          <w:i w:val="0"/>
+          <w:color w:val="000000"/>
+          <w:sz w:val="18"/>
+          <w:highlight w:val="lightGray"/>
+        </w:rPr>
+        <w:t>P</w:t>
+      </w:r>
+      <w:r>
+        <w:rPr>
+          <w:rFonts w:ascii="Arial" w:hAnsi="Arial" w:eastAsia="Arial" w:cs="Arial"/>
+          <w:b w:val="0"/>
+          <w:i w:val="0"/>
+          <w:color w:val="000000"/>
+          <w:sz w:val="18"/>
+          <w:highlight w:val="lightGray"/>
+        </w:rPr>
+        <w:t>T</w:t>
+      </w:r>
+      <w:r>
+        <w:rPr>
+          <w:rFonts w:ascii="Arial" w:hAnsi="Arial" w:eastAsia="Arial" w:cs="Arial"/>
+          <w:b w:val="0"/>
+          <w:i w:val="0"/>
+          <w:color w:val="000000"/>
+          <w:sz w:val="18"/>
+          <w:highlight w:val="lightGray"/>
+        </w:rPr>
+        <w:t>]</w:t>
+      </w:r>
+      <w:r>
+        <w:rPr>
+          <w:rFonts w:ascii="Arial" w:hAnsi="Arial" w:eastAsia="Arial" w:cs="Arial"/>
+          <w:b w:val="0"/>
+          <w:i w:val="0"/>
+          <w:color w:val="000000"/>
+          <w:sz w:val="18"/>
+          <w:highlight w:val="lightGray"/>
+        </w:rPr>
+        <w:t xml:space="preserve"> </w:t>
+      </w:r>
+      <w:r>
+        <w:rPr>
+          <w:rFonts w:ascii="Arial" w:hAnsi="Arial" w:eastAsia="Arial" w:cs="Arial"/>
+          <w:b/>
+          <w:i w:val="0"/>
+          <w:color w:val="000000"/>
+          <w:sz w:val="18"/>
+          <w:highlight w:val="lightGray"/>
+        </w:rPr>
+        <w:t>o</w:t>
+      </w:r>
+      <w:r>
+        <w:rPr>
+          <w:rFonts w:ascii="Arial" w:hAnsi="Arial" w:eastAsia="Arial" w:cs="Arial"/>
+          <w:b/>
+          <w:i w:val="0"/>
+          <w:color w:val="000000"/>
+          <w:sz w:val="18"/>
+          <w:highlight w:val="lightGray"/>
+        </w:rPr>
+        <w:t>n</w:t>
+      </w:r>
+      <w:r>
+        <w:rPr>
+          <w:rFonts w:ascii="Arial" w:hAnsi="Arial" w:eastAsia="Arial" w:cs="Arial"/>
+          <w:b/>
+          <w:i w:val="0"/>
+          <w:color w:val="000000"/>
+          <w:sz w:val="18"/>
+          <w:highlight w:val="lightGray"/>
+        </w:rPr>
+        <w:t xml:space="preserve"> </w:t>
+      </w:r>
+      <w:r>
+        <w:rPr>
+          <w:rFonts w:ascii="Arial" w:hAnsi="Arial" w:eastAsia="Arial" w:cs="Arial"/>
+          <w:b w:val="0"/>
+          <w:i w:val="0"/>
+          <w:color w:val="000000"/>
+          <w:sz w:val="18"/>
+          <w:highlight w:val="lightGray"/>
+        </w:rPr>
+        <w:t>[</w:t>
+      </w:r>
+      <w:r>
+        <w:rPr>
+          <w:rFonts w:ascii="Arial" w:hAnsi="Arial" w:eastAsia="Arial" w:cs="Arial"/>
+          <w:b w:val="0"/>
+          <w:i w:val="0"/>
+          <w:color w:val="000000"/>
+          <w:sz w:val="18"/>
+          <w:highlight w:val="lightGray"/>
+        </w:rPr>
+        <w:t>8</w:t>
+      </w:r>
+      <w:r>
+        <w:rPr>
+          <w:rFonts w:ascii="Arial" w:hAnsi="Arial" w:eastAsia="Arial" w:cs="Arial"/>
+          <w:b w:val="0"/>
+          <w:i w:val="0"/>
+          <w:color w:val="000000"/>
+          <w:sz w:val="18"/>
+          <w:highlight w:val="lightGray"/>
+        </w:rPr>
+        <w:t>/</w:t>
+      </w:r>
+      <w:r>
+        <w:rPr>
+          <w:rFonts w:ascii="Arial" w:hAnsi="Arial" w:eastAsia="Arial" w:cs="Arial"/>
+          <w:b w:val="0"/>
+          <w:i w:val="0"/>
+          <w:color w:val="000000"/>
+          <w:sz w:val="18"/>
+          <w:highlight w:val="lightGray"/>
+        </w:rPr>
+        <w:t>7</w:t>
+      </w:r>
+      <w:r>
+        <w:rPr>
+          <w:rFonts w:ascii="Arial" w:hAnsi="Arial" w:eastAsia="Arial" w:cs="Arial"/>
+          <w:b w:val="0"/>
+          <w:i w:val="0"/>
+          <w:color w:val="000000"/>
+          <w:sz w:val="18"/>
+          <w:highlight w:val="lightGray"/>
+        </w:rPr>
+        <w:t>/</w:t>
+      </w:r>
+      <w:r>
+        <w:rPr>
+          <w:rFonts w:ascii="Arial" w:hAnsi="Arial" w:eastAsia="Arial" w:cs="Arial"/>
+          <w:b w:val="0"/>
+          <w:i w:val="0"/>
+          <w:color w:val="000000"/>
+          <w:sz w:val="18"/>
+          <w:highlight w:val="lightGray"/>
+        </w:rPr>
+        <w:t>2</w:t>
+      </w:r>
+      <w:r>
+        <w:rPr>
+          <w:rFonts w:ascii="Arial" w:hAnsi="Arial" w:eastAsia="Arial" w:cs="Arial"/>
+          <w:b w:val="0"/>
+          <w:i w:val="0"/>
+          <w:color w:val="000000"/>
+          <w:sz w:val="18"/>
+          <w:highlight w:val="lightGray"/>
+        </w:rPr>
+        <w:t>0</w:t>
+      </w:r>
+      <w:r>
+        <w:rPr>
+          <w:rFonts w:ascii="Arial" w:hAnsi="Arial" w:eastAsia="Arial" w:cs="Arial"/>
+          <w:b w:val="0"/>
+          <w:i w:val="0"/>
+          <w:color w:val="000000"/>
+          <w:sz w:val="18"/>
+          <w:highlight w:val="lightGray"/>
+        </w:rPr>
+        <w:t>2</w:t>
+      </w:r>
+      <w:r>
+        <w:rPr>
+          <w:rFonts w:ascii="Arial" w:hAnsi="Arial" w:eastAsia="Arial" w:cs="Arial"/>
+          <w:b w:val="0"/>
+          <w:i w:val="0"/>
+          <w:color w:val="000000"/>
+          <w:sz w:val="18"/>
+          <w:highlight w:val="lightGray"/>
+        </w:rPr>
+        <w:t>5</w:t>
+      </w:r>
+      <w:r>
+        <w:rPr>
+          <w:rFonts w:ascii="Arial" w:hAnsi="Arial" w:eastAsia="Arial" w:cs="Arial"/>
+          <w:b w:val="0"/>
+          <w:i w:val="0"/>
+          <w:color w:val="000000"/>
+          <w:sz w:val="18"/>
+          <w:highlight w:val="lightGray"/>
+        </w:rPr>
+        <w:t>]</w:t>
       </w:r>
     </w:p>
     <w:p>
@@ -186,78 +1651,1543 @@
       </w:pPr>
       <w:r>
         <w:rPr>
-          <w:rFonts w:ascii="Arial" w:eastAsia="Arial" w:hAnsi="Arial" w:cs="Arial"/>
-          <w:b/>
-          <w:color w:val="000000"/>
-          <w:sz w:val="18"/>
-          <w:highlight w:val="lightGray"/>
-        </w:rPr>
-        <w:t># Source: AI Source: Provided by: [Data Path</w:t>
-      </w:r>
-      <w:r>
-        <w:rPr>
-          <w:rFonts w:ascii="Arial" w:eastAsia="Arial" w:hAnsi="Arial" w:cs="Arial"/>
-          <w:color w:val="000000"/>
-          <w:sz w:val="18"/>
-          <w:highlight w:val="lightGray"/>
-        </w:rPr>
-        <w:t xml:space="preserve">: Persons Table -&gt; ID Column: 1, Name_En Column: Motasem Essam] -&gt; </w:t>
-      </w:r>
-      <w:r>
-        <w:rPr>
-          <w:rFonts w:ascii="Arial" w:eastAsia="Arial" w:hAnsi="Arial" w:cs="Arial"/>
-          <w:b/>
-          <w:color w:val="000000"/>
-          <w:sz w:val="18"/>
-          <w:highlight w:val="lightGray"/>
-        </w:rPr>
-        <w:t>From:</w:t>
-      </w:r>
-      <w:r>
-        <w:rPr>
-          <w:rFonts w:ascii="Arial" w:eastAsia="Arial" w:hAnsi="Arial" w:cs="Arial"/>
-          <w:color w:val="000000"/>
-          <w:sz w:val="18"/>
-          <w:highlight w:val="lightGray"/>
-        </w:rPr>
-        <w:t xml:space="preserve"> [Chatgpt (GPT</w:t>
-      </w:r>
-      <w:r>
-        <w:rPr>
-          <w:rFonts w:ascii="Arial" w:eastAsia="Arial" w:hAnsi="Arial" w:cs="Cambria Math"/>
-          <w:color w:val="000000"/>
-          <w:sz w:val="18"/>
-          <w:highlight w:val="lightGray"/>
-        </w:rPr>
-        <w:t>‑</w:t>
-      </w:r>
-      <w:r>
-        <w:rPr>
-          <w:rFonts w:ascii="Arial" w:eastAsia="Arial" w:hAnsi="Arial" w:cs="Arial"/>
-          <w:color w:val="000000"/>
-          <w:sz w:val="18"/>
-          <w:highlight w:val="lightGray"/>
-        </w:rPr>
-        <w:t xml:space="preserve">5 Mini)] </w:t>
-      </w:r>
-      <w:r>
-        <w:rPr>
-          <w:rFonts w:ascii="Arial" w:eastAsia="Arial" w:hAnsi="Arial" w:cs="Arial"/>
-          <w:b/>
-          <w:color w:val="000000"/>
-          <w:sz w:val="18"/>
-          <w:highlight w:val="lightGray"/>
-        </w:rPr>
-        <w:t>on</w:t>
-      </w:r>
-      <w:r>
-        <w:rPr>
-          <w:rFonts w:ascii="Arial" w:eastAsia="Arial" w:hAnsi="Arial"/>
-          <w:b/>
-          <w:sz w:val="18"/>
-          <w:highlight w:val="lightGray"/>
-        </w:rPr>
-        <w:t xml:space="preserve"> [8/7/2025]</w:t>
+          <w:rFonts w:ascii="Arial" w:hAnsi="Arial" w:eastAsia="Arial" w:cs="Arial"/>
+          <w:b/>
+          <w:i w:val="0"/>
+          <w:color w:val="000000"/>
+          <w:sz w:val="18"/>
+          <w:highlight w:val="lightGray"/>
+        </w:rPr>
+        <w:t>#</w:t>
+      </w:r>
+      <w:r>
+        <w:rPr>
+          <w:rFonts w:ascii="Arial" w:hAnsi="Arial" w:eastAsia="Arial" w:cs="Arial"/>
+          <w:b/>
+          <w:i w:val="0"/>
+          <w:color w:val="000000"/>
+          <w:sz w:val="18"/>
+          <w:highlight w:val="lightGray"/>
+        </w:rPr>
+        <w:t xml:space="preserve"> </w:t>
+      </w:r>
+      <w:r>
+        <w:rPr>
+          <w:rFonts w:ascii="Arial" w:hAnsi="Arial" w:eastAsia="Arial" w:cs="Arial"/>
+          <w:b/>
+          <w:i w:val="0"/>
+          <w:color w:val="000000"/>
+          <w:sz w:val="18"/>
+          <w:highlight w:val="lightGray"/>
+        </w:rPr>
+        <w:t>S</w:t>
+      </w:r>
+      <w:r>
+        <w:rPr>
+          <w:rFonts w:ascii="Arial" w:hAnsi="Arial" w:eastAsia="Arial" w:cs="Arial"/>
+          <w:b/>
+          <w:i w:val="0"/>
+          <w:color w:val="000000"/>
+          <w:sz w:val="18"/>
+          <w:highlight w:val="lightGray"/>
+        </w:rPr>
+        <w:t>o</w:t>
+      </w:r>
+      <w:r>
+        <w:rPr>
+          <w:rFonts w:ascii="Arial" w:hAnsi="Arial" w:eastAsia="Arial" w:cs="Arial"/>
+          <w:b/>
+          <w:i w:val="0"/>
+          <w:color w:val="000000"/>
+          <w:sz w:val="18"/>
+          <w:highlight w:val="lightGray"/>
+        </w:rPr>
+        <w:t>u</w:t>
+      </w:r>
+      <w:r>
+        <w:rPr>
+          <w:rFonts w:ascii="Arial" w:hAnsi="Arial" w:eastAsia="Arial" w:cs="Arial"/>
+          <w:b/>
+          <w:i w:val="0"/>
+          <w:color w:val="000000"/>
+          <w:sz w:val="18"/>
+          <w:highlight w:val="lightGray"/>
+        </w:rPr>
+        <w:t>r</w:t>
+      </w:r>
+      <w:r>
+        <w:rPr>
+          <w:rFonts w:ascii="Arial" w:hAnsi="Arial" w:eastAsia="Arial" w:cs="Arial"/>
+          <w:b/>
+          <w:i w:val="0"/>
+          <w:color w:val="000000"/>
+          <w:sz w:val="18"/>
+          <w:highlight w:val="lightGray"/>
+        </w:rPr>
+        <w:t>c</w:t>
+      </w:r>
+      <w:r>
+        <w:rPr>
+          <w:rFonts w:ascii="Arial" w:hAnsi="Arial" w:eastAsia="Arial" w:cs="Arial"/>
+          <w:b/>
+          <w:i w:val="0"/>
+          <w:color w:val="000000"/>
+          <w:sz w:val="18"/>
+          <w:highlight w:val="lightGray"/>
+        </w:rPr>
+        <w:t>e</w:t>
+      </w:r>
+      <w:r>
+        <w:rPr>
+          <w:rFonts w:ascii="Arial" w:hAnsi="Arial" w:eastAsia="Arial" w:cs="Arial"/>
+          <w:b/>
+          <w:i w:val="0"/>
+          <w:color w:val="000000"/>
+          <w:sz w:val="18"/>
+          <w:highlight w:val="lightGray"/>
+        </w:rPr>
+        <w:t>:</w:t>
+      </w:r>
+      <w:r>
+        <w:rPr>
+          <w:rFonts w:ascii="Arial" w:hAnsi="Arial" w:eastAsia="Arial" w:cs="Arial"/>
+          <w:b/>
+          <w:i w:val="0"/>
+          <w:color w:val="000000"/>
+          <w:sz w:val="18"/>
+          <w:highlight w:val="lightGray"/>
+        </w:rPr>
+        <w:t xml:space="preserve"> </w:t>
+      </w:r>
+      <w:r>
+        <w:rPr>
+          <w:rFonts w:ascii="Arial" w:hAnsi="Arial" w:eastAsia="Arial" w:cs="Arial"/>
+          <w:b/>
+          <w:i w:val="0"/>
+          <w:color w:val="000000"/>
+          <w:sz w:val="18"/>
+          <w:highlight w:val="lightGray"/>
+        </w:rPr>
+        <w:t>A</w:t>
+      </w:r>
+      <w:r>
+        <w:rPr>
+          <w:rFonts w:ascii="Arial" w:hAnsi="Arial" w:eastAsia="Arial" w:cs="Arial"/>
+          <w:b/>
+          <w:i w:val="0"/>
+          <w:color w:val="000000"/>
+          <w:sz w:val="18"/>
+          <w:highlight w:val="lightGray"/>
+        </w:rPr>
+        <w:t>I</w:t>
+      </w:r>
+      <w:r>
+        <w:rPr>
+          <w:rFonts w:ascii="Arial" w:hAnsi="Arial" w:eastAsia="Arial" w:cs="Arial"/>
+          <w:b/>
+          <w:i w:val="0"/>
+          <w:color w:val="000000"/>
+          <w:sz w:val="18"/>
+          <w:highlight w:val="lightGray"/>
+        </w:rPr>
+        <w:t xml:space="preserve"> </w:t>
+      </w:r>
+      <w:r>
+        <w:rPr>
+          <w:rFonts w:ascii="Arial" w:hAnsi="Arial" w:eastAsia="Arial" w:cs="Arial"/>
+          <w:b/>
+          <w:i w:val="0"/>
+          <w:color w:val="000000"/>
+          <w:sz w:val="18"/>
+          <w:highlight w:val="lightGray"/>
+        </w:rPr>
+        <w:t>S</w:t>
+      </w:r>
+      <w:r>
+        <w:rPr>
+          <w:rFonts w:ascii="Arial" w:hAnsi="Arial" w:eastAsia="Arial" w:cs="Arial"/>
+          <w:b/>
+          <w:i w:val="0"/>
+          <w:color w:val="000000"/>
+          <w:sz w:val="18"/>
+          <w:highlight w:val="lightGray"/>
+        </w:rPr>
+        <w:t>o</w:t>
+      </w:r>
+      <w:r>
+        <w:rPr>
+          <w:rFonts w:ascii="Arial" w:hAnsi="Arial" w:eastAsia="Arial" w:cs="Arial"/>
+          <w:b/>
+          <w:i w:val="0"/>
+          <w:color w:val="000000"/>
+          <w:sz w:val="18"/>
+          <w:highlight w:val="lightGray"/>
+        </w:rPr>
+        <w:t>u</w:t>
+      </w:r>
+      <w:r>
+        <w:rPr>
+          <w:rFonts w:ascii="Arial" w:hAnsi="Arial" w:eastAsia="Arial" w:cs="Arial"/>
+          <w:b/>
+          <w:i w:val="0"/>
+          <w:color w:val="000000"/>
+          <w:sz w:val="18"/>
+          <w:highlight w:val="lightGray"/>
+        </w:rPr>
+        <w:t>r</w:t>
+      </w:r>
+      <w:r>
+        <w:rPr>
+          <w:rFonts w:ascii="Arial" w:hAnsi="Arial" w:eastAsia="Arial" w:cs="Arial"/>
+          <w:b/>
+          <w:i w:val="0"/>
+          <w:color w:val="000000"/>
+          <w:sz w:val="18"/>
+          <w:highlight w:val="lightGray"/>
+        </w:rPr>
+        <w:t>c</w:t>
+      </w:r>
+      <w:r>
+        <w:rPr>
+          <w:rFonts w:ascii="Arial" w:hAnsi="Arial" w:eastAsia="Arial" w:cs="Arial"/>
+          <w:b/>
+          <w:i w:val="0"/>
+          <w:color w:val="000000"/>
+          <w:sz w:val="18"/>
+          <w:highlight w:val="lightGray"/>
+        </w:rPr>
+        <w:t>e</w:t>
+      </w:r>
+      <w:r>
+        <w:rPr>
+          <w:rFonts w:ascii="Arial" w:hAnsi="Arial" w:eastAsia="Arial" w:cs="Arial"/>
+          <w:b/>
+          <w:i w:val="0"/>
+          <w:color w:val="000000"/>
+          <w:sz w:val="18"/>
+          <w:highlight w:val="lightGray"/>
+        </w:rPr>
+        <w:t>:</w:t>
+      </w:r>
+      <w:r>
+        <w:rPr>
+          <w:rFonts w:ascii="Arial" w:hAnsi="Arial" w:eastAsia="Arial" w:cs="Arial"/>
+          <w:b/>
+          <w:i w:val="0"/>
+          <w:color w:val="000000"/>
+          <w:sz w:val="18"/>
+          <w:highlight w:val="lightGray"/>
+        </w:rPr>
+        <w:t xml:space="preserve"> </w:t>
+      </w:r>
+      <w:r>
+        <w:rPr>
+          <w:rFonts w:ascii="Arial" w:hAnsi="Arial" w:eastAsia="Arial" w:cs="Arial"/>
+          <w:b/>
+          <w:i w:val="0"/>
+          <w:color w:val="000000"/>
+          <w:sz w:val="18"/>
+          <w:highlight w:val="lightGray"/>
+        </w:rPr>
+        <w:t>P</w:t>
+      </w:r>
+      <w:r>
+        <w:rPr>
+          <w:rFonts w:ascii="Arial" w:hAnsi="Arial" w:eastAsia="Arial" w:cs="Arial"/>
+          <w:b/>
+          <w:i w:val="0"/>
+          <w:color w:val="000000"/>
+          <w:sz w:val="18"/>
+          <w:highlight w:val="lightGray"/>
+        </w:rPr>
+        <w:t>r</w:t>
+      </w:r>
+      <w:r>
+        <w:rPr>
+          <w:rFonts w:ascii="Arial" w:hAnsi="Arial" w:eastAsia="Arial" w:cs="Arial"/>
+          <w:b/>
+          <w:i w:val="0"/>
+          <w:color w:val="000000"/>
+          <w:sz w:val="18"/>
+          <w:highlight w:val="lightGray"/>
+        </w:rPr>
+        <w:t>o</w:t>
+      </w:r>
+      <w:r>
+        <w:rPr>
+          <w:rFonts w:ascii="Arial" w:hAnsi="Arial" w:eastAsia="Arial" w:cs="Arial"/>
+          <w:b/>
+          <w:i w:val="0"/>
+          <w:color w:val="000000"/>
+          <w:sz w:val="18"/>
+          <w:highlight w:val="lightGray"/>
+        </w:rPr>
+        <w:t>v</w:t>
+      </w:r>
+      <w:r>
+        <w:rPr>
+          <w:rFonts w:ascii="Arial" w:hAnsi="Arial" w:eastAsia="Arial" w:cs="Arial"/>
+          <w:b/>
+          <w:i w:val="0"/>
+          <w:color w:val="000000"/>
+          <w:sz w:val="18"/>
+          <w:highlight w:val="lightGray"/>
+        </w:rPr>
+        <w:t>i</w:t>
+      </w:r>
+      <w:r>
+        <w:rPr>
+          <w:rFonts w:ascii="Arial" w:hAnsi="Arial" w:eastAsia="Arial" w:cs="Arial"/>
+          <w:b/>
+          <w:i w:val="0"/>
+          <w:color w:val="000000"/>
+          <w:sz w:val="18"/>
+          <w:highlight w:val="lightGray"/>
+        </w:rPr>
+        <w:t>d</w:t>
+      </w:r>
+      <w:r>
+        <w:rPr>
+          <w:rFonts w:ascii="Arial" w:hAnsi="Arial" w:eastAsia="Arial" w:cs="Arial"/>
+          <w:b/>
+          <w:i w:val="0"/>
+          <w:color w:val="000000"/>
+          <w:sz w:val="18"/>
+          <w:highlight w:val="lightGray"/>
+        </w:rPr>
+        <w:t>e</w:t>
+      </w:r>
+      <w:r>
+        <w:rPr>
+          <w:rFonts w:ascii="Arial" w:hAnsi="Arial" w:eastAsia="Arial" w:cs="Arial"/>
+          <w:b/>
+          <w:i w:val="0"/>
+          <w:color w:val="000000"/>
+          <w:sz w:val="18"/>
+          <w:highlight w:val="lightGray"/>
+        </w:rPr>
+        <w:t>d</w:t>
+      </w:r>
+      <w:r>
+        <w:rPr>
+          <w:rFonts w:ascii="Arial" w:hAnsi="Arial" w:eastAsia="Arial" w:cs="Arial"/>
+          <w:b/>
+          <w:i w:val="0"/>
+          <w:color w:val="000000"/>
+          <w:sz w:val="18"/>
+          <w:highlight w:val="lightGray"/>
+        </w:rPr>
+        <w:t xml:space="preserve"> </w:t>
+      </w:r>
+      <w:r>
+        <w:rPr>
+          <w:rFonts w:ascii="Arial" w:hAnsi="Arial" w:eastAsia="Arial" w:cs="Arial"/>
+          <w:b/>
+          <w:i w:val="0"/>
+          <w:color w:val="000000"/>
+          <w:sz w:val="18"/>
+          <w:highlight w:val="lightGray"/>
+        </w:rPr>
+        <w:t>b</w:t>
+      </w:r>
+      <w:r>
+        <w:rPr>
+          <w:rFonts w:ascii="Arial" w:hAnsi="Arial" w:eastAsia="Arial" w:cs="Arial"/>
+          <w:b/>
+          <w:i w:val="0"/>
+          <w:color w:val="000000"/>
+          <w:sz w:val="18"/>
+          <w:highlight w:val="lightGray"/>
+        </w:rPr>
+        <w:t>y</w:t>
+      </w:r>
+      <w:r>
+        <w:rPr>
+          <w:rFonts w:ascii="Arial" w:hAnsi="Arial" w:eastAsia="Arial" w:cs="Arial"/>
+          <w:b/>
+          <w:i w:val="0"/>
+          <w:color w:val="000000"/>
+          <w:sz w:val="18"/>
+          <w:highlight w:val="lightGray"/>
+        </w:rPr>
+        <w:t>:</w:t>
+      </w:r>
+      <w:r>
+        <w:rPr>
+          <w:rFonts w:ascii="Arial" w:hAnsi="Arial" w:eastAsia="Arial" w:cs="Arial"/>
+          <w:b/>
+          <w:i w:val="0"/>
+          <w:color w:val="000000"/>
+          <w:sz w:val="18"/>
+          <w:highlight w:val="lightGray"/>
+        </w:rPr>
+        <w:t xml:space="preserve"> </w:t>
+      </w:r>
+      <w:r>
+        <w:rPr>
+          <w:rFonts w:ascii="Arial" w:hAnsi="Arial" w:eastAsia="Arial" w:cs="Arial"/>
+          <w:b/>
+          <w:i w:val="0"/>
+          <w:color w:val="000000"/>
+          <w:sz w:val="18"/>
+          <w:highlight w:val="lightGray"/>
+        </w:rPr>
+        <w:t>[</w:t>
+      </w:r>
+      <w:r>
+        <w:rPr>
+          <w:rFonts w:ascii="Arial" w:hAnsi="Arial" w:eastAsia="Arial" w:cs="Arial"/>
+          <w:b/>
+          <w:i w:val="0"/>
+          <w:color w:val="000000"/>
+          <w:sz w:val="18"/>
+          <w:highlight w:val="lightGray"/>
+        </w:rPr>
+        <w:t>D</w:t>
+      </w:r>
+      <w:r>
+        <w:rPr>
+          <w:rFonts w:ascii="Arial" w:hAnsi="Arial" w:eastAsia="Arial" w:cs="Arial"/>
+          <w:b/>
+          <w:i w:val="0"/>
+          <w:color w:val="000000"/>
+          <w:sz w:val="18"/>
+          <w:highlight w:val="lightGray"/>
+        </w:rPr>
+        <w:t>a</w:t>
+      </w:r>
+      <w:r>
+        <w:rPr>
+          <w:rFonts w:ascii="Arial" w:hAnsi="Arial" w:eastAsia="Arial" w:cs="Arial"/>
+          <w:b/>
+          <w:i w:val="0"/>
+          <w:color w:val="000000"/>
+          <w:sz w:val="18"/>
+          <w:highlight w:val="lightGray"/>
+        </w:rPr>
+        <w:t>t</w:t>
+      </w:r>
+      <w:r>
+        <w:rPr>
+          <w:rFonts w:ascii="Arial" w:hAnsi="Arial" w:eastAsia="Arial" w:cs="Arial"/>
+          <w:b/>
+          <w:i w:val="0"/>
+          <w:color w:val="000000"/>
+          <w:sz w:val="18"/>
+          <w:highlight w:val="lightGray"/>
+        </w:rPr>
+        <w:t>a</w:t>
+      </w:r>
+      <w:r>
+        <w:rPr>
+          <w:rFonts w:ascii="Arial" w:hAnsi="Arial" w:eastAsia="Arial" w:cs="Arial"/>
+          <w:b/>
+          <w:i w:val="0"/>
+          <w:color w:val="000000"/>
+          <w:sz w:val="18"/>
+          <w:highlight w:val="lightGray"/>
+        </w:rPr>
+        <w:t xml:space="preserve"> </w:t>
+      </w:r>
+      <w:r>
+        <w:rPr>
+          <w:rFonts w:ascii="Arial" w:hAnsi="Arial" w:eastAsia="Arial" w:cs="Arial"/>
+          <w:b/>
+          <w:i w:val="0"/>
+          <w:color w:val="000000"/>
+          <w:sz w:val="18"/>
+          <w:highlight w:val="lightGray"/>
+        </w:rPr>
+        <w:t>P</w:t>
+      </w:r>
+      <w:r>
+        <w:rPr>
+          <w:rFonts w:ascii="Arial" w:hAnsi="Arial" w:eastAsia="Arial" w:cs="Arial"/>
+          <w:b/>
+          <w:i w:val="0"/>
+          <w:color w:val="000000"/>
+          <w:sz w:val="18"/>
+          <w:highlight w:val="lightGray"/>
+        </w:rPr>
+        <w:t>a</w:t>
+      </w:r>
+      <w:r>
+        <w:rPr>
+          <w:rFonts w:ascii="Arial" w:hAnsi="Arial" w:eastAsia="Arial" w:cs="Arial"/>
+          <w:b/>
+          <w:i w:val="0"/>
+          <w:color w:val="000000"/>
+          <w:sz w:val="18"/>
+          <w:highlight w:val="lightGray"/>
+        </w:rPr>
+        <w:t>t</w:t>
+      </w:r>
+      <w:r>
+        <w:rPr>
+          <w:rFonts w:ascii="Arial" w:hAnsi="Arial" w:eastAsia="Arial" w:cs="Arial"/>
+          <w:b/>
+          <w:i w:val="0"/>
+          <w:color w:val="000000"/>
+          <w:sz w:val="18"/>
+          <w:highlight w:val="lightGray"/>
+        </w:rPr>
+        <w:t>h</w:t>
+      </w:r>
+      <w:r>
+        <w:rPr>
+          <w:rFonts w:ascii="Arial" w:hAnsi="Arial" w:eastAsia="Arial" w:cs="Arial"/>
+          <w:b w:val="0"/>
+          <w:i w:val="0"/>
+          <w:color w:val="000000"/>
+          <w:sz w:val="18"/>
+          <w:highlight w:val="lightGray"/>
+        </w:rPr>
+        <w:t>:</w:t>
+      </w:r>
+      <w:r>
+        <w:rPr>
+          <w:rFonts w:ascii="Arial" w:hAnsi="Arial" w:eastAsia="Arial" w:cs="Arial"/>
+          <w:b w:val="0"/>
+          <w:i w:val="0"/>
+          <w:color w:val="000000"/>
+          <w:sz w:val="18"/>
+          <w:highlight w:val="lightGray"/>
+        </w:rPr>
+        <w:t xml:space="preserve"> </w:t>
+      </w:r>
+      <w:r>
+        <w:rPr>
+          <w:rFonts w:ascii="Arial" w:hAnsi="Arial" w:eastAsia="Arial" w:cs="Arial"/>
+          <w:b w:val="0"/>
+          <w:i w:val="0"/>
+          <w:color w:val="000000"/>
+          <w:sz w:val="18"/>
+          <w:highlight w:val="lightGray"/>
+        </w:rPr>
+        <w:t>P</w:t>
+      </w:r>
+      <w:r>
+        <w:rPr>
+          <w:rFonts w:ascii="Arial" w:hAnsi="Arial" w:eastAsia="Arial" w:cs="Arial"/>
+          <w:b w:val="0"/>
+          <w:i w:val="0"/>
+          <w:color w:val="000000"/>
+          <w:sz w:val="18"/>
+          <w:highlight w:val="lightGray"/>
+        </w:rPr>
+        <w:t>e</w:t>
+      </w:r>
+      <w:r>
+        <w:rPr>
+          <w:rFonts w:ascii="Arial" w:hAnsi="Arial" w:eastAsia="Arial" w:cs="Arial"/>
+          <w:b w:val="0"/>
+          <w:i w:val="0"/>
+          <w:color w:val="000000"/>
+          <w:sz w:val="18"/>
+          <w:highlight w:val="lightGray"/>
+        </w:rPr>
+        <w:t>r</w:t>
+      </w:r>
+      <w:r>
+        <w:rPr>
+          <w:rFonts w:ascii="Arial" w:hAnsi="Arial" w:eastAsia="Arial" w:cs="Arial"/>
+          <w:b w:val="0"/>
+          <w:i w:val="0"/>
+          <w:color w:val="000000"/>
+          <w:sz w:val="18"/>
+          <w:highlight w:val="lightGray"/>
+        </w:rPr>
+        <w:t>s</w:t>
+      </w:r>
+      <w:r>
+        <w:rPr>
+          <w:rFonts w:ascii="Arial" w:hAnsi="Arial" w:eastAsia="Arial" w:cs="Arial"/>
+          <w:b w:val="0"/>
+          <w:i w:val="0"/>
+          <w:color w:val="000000"/>
+          <w:sz w:val="18"/>
+          <w:highlight w:val="lightGray"/>
+        </w:rPr>
+        <w:t>o</w:t>
+      </w:r>
+      <w:r>
+        <w:rPr>
+          <w:rFonts w:ascii="Arial" w:hAnsi="Arial" w:eastAsia="Arial" w:cs="Arial"/>
+          <w:b w:val="0"/>
+          <w:i w:val="0"/>
+          <w:color w:val="000000"/>
+          <w:sz w:val="18"/>
+          <w:highlight w:val="lightGray"/>
+        </w:rPr>
+        <w:t>n</w:t>
+      </w:r>
+      <w:r>
+        <w:rPr>
+          <w:rFonts w:ascii="Arial" w:hAnsi="Arial" w:eastAsia="Arial" w:cs="Arial"/>
+          <w:b w:val="0"/>
+          <w:i w:val="0"/>
+          <w:color w:val="000000"/>
+          <w:sz w:val="18"/>
+          <w:highlight w:val="lightGray"/>
+        </w:rPr>
+        <w:t>s</w:t>
+      </w:r>
+      <w:r>
+        <w:rPr>
+          <w:rFonts w:ascii="Arial" w:hAnsi="Arial" w:eastAsia="Arial" w:cs="Arial"/>
+          <w:b w:val="0"/>
+          <w:i w:val="0"/>
+          <w:color w:val="000000"/>
+          <w:sz w:val="18"/>
+          <w:highlight w:val="lightGray"/>
+        </w:rPr>
+        <w:t xml:space="preserve"> </w:t>
+      </w:r>
+      <w:r>
+        <w:rPr>
+          <w:rFonts w:ascii="Arial" w:hAnsi="Arial" w:eastAsia="Arial" w:cs="Arial"/>
+          <w:b w:val="0"/>
+          <w:i w:val="0"/>
+          <w:color w:val="000000"/>
+          <w:sz w:val="18"/>
+          <w:highlight w:val="lightGray"/>
+        </w:rPr>
+        <w:t>T</w:t>
+      </w:r>
+      <w:r>
+        <w:rPr>
+          <w:rFonts w:ascii="Arial" w:hAnsi="Arial" w:eastAsia="Arial" w:cs="Arial"/>
+          <w:b w:val="0"/>
+          <w:i w:val="0"/>
+          <w:color w:val="000000"/>
+          <w:sz w:val="18"/>
+          <w:highlight w:val="lightGray"/>
+        </w:rPr>
+        <w:t>a</w:t>
+      </w:r>
+      <w:r>
+        <w:rPr>
+          <w:rFonts w:ascii="Arial" w:hAnsi="Arial" w:eastAsia="Arial" w:cs="Arial"/>
+          <w:b w:val="0"/>
+          <w:i w:val="0"/>
+          <w:color w:val="000000"/>
+          <w:sz w:val="18"/>
+          <w:highlight w:val="lightGray"/>
+        </w:rPr>
+        <w:t>b</w:t>
+      </w:r>
+      <w:r>
+        <w:rPr>
+          <w:rFonts w:ascii="Arial" w:hAnsi="Arial" w:eastAsia="Arial" w:cs="Arial"/>
+          <w:b w:val="0"/>
+          <w:i w:val="0"/>
+          <w:color w:val="000000"/>
+          <w:sz w:val="18"/>
+          <w:highlight w:val="lightGray"/>
+        </w:rPr>
+        <w:t>l</w:t>
+      </w:r>
+      <w:r>
+        <w:rPr>
+          <w:rFonts w:ascii="Arial" w:hAnsi="Arial" w:eastAsia="Arial" w:cs="Arial"/>
+          <w:b w:val="0"/>
+          <w:i w:val="0"/>
+          <w:color w:val="000000"/>
+          <w:sz w:val="18"/>
+          <w:highlight w:val="lightGray"/>
+        </w:rPr>
+        <w:t>e</w:t>
+      </w:r>
+      <w:r>
+        <w:rPr>
+          <w:rFonts w:ascii="Arial" w:hAnsi="Arial" w:eastAsia="Arial" w:cs="Arial"/>
+          <w:b w:val="0"/>
+          <w:i w:val="0"/>
+          <w:color w:val="000000"/>
+          <w:sz w:val="18"/>
+          <w:highlight w:val="lightGray"/>
+        </w:rPr>
+        <w:t xml:space="preserve"> </w:t>
+      </w:r>
+      <w:r>
+        <w:rPr>
+          <w:rFonts w:ascii="Arial" w:hAnsi="Arial" w:eastAsia="Arial" w:cs="Arial"/>
+          <w:b w:val="0"/>
+          <w:i w:val="0"/>
+          <w:color w:val="000000"/>
+          <w:sz w:val="18"/>
+          <w:highlight w:val="lightGray"/>
+        </w:rPr>
+        <w:t>-</w:t>
+      </w:r>
+      <w:r>
+        <w:rPr>
+          <w:rFonts w:ascii="Arial" w:hAnsi="Arial" w:eastAsia="Arial" w:cs="Arial"/>
+          <w:b w:val="0"/>
+          <w:i w:val="0"/>
+          <w:color w:val="000000"/>
+          <w:sz w:val="18"/>
+          <w:highlight w:val="lightGray"/>
+        </w:rPr>
+        <w:t>&gt;</w:t>
+      </w:r>
+      <w:r>
+        <w:rPr>
+          <w:rFonts w:ascii="Arial" w:hAnsi="Arial" w:eastAsia="Arial" w:cs="Arial"/>
+          <w:b w:val="0"/>
+          <w:i w:val="0"/>
+          <w:color w:val="000000"/>
+          <w:sz w:val="18"/>
+          <w:highlight w:val="lightGray"/>
+        </w:rPr>
+        <w:t xml:space="preserve"> </w:t>
+      </w:r>
+      <w:r>
+        <w:rPr>
+          <w:rFonts w:ascii="Arial" w:hAnsi="Arial" w:eastAsia="Arial" w:cs="Arial"/>
+          <w:b w:val="0"/>
+          <w:i w:val="0"/>
+          <w:color w:val="000000"/>
+          <w:sz w:val="18"/>
+          <w:highlight w:val="lightGray"/>
+        </w:rPr>
+        <w:t>I</w:t>
+      </w:r>
+      <w:r>
+        <w:rPr>
+          <w:rFonts w:ascii="Arial" w:hAnsi="Arial" w:eastAsia="Arial" w:cs="Arial"/>
+          <w:b w:val="0"/>
+          <w:i w:val="0"/>
+          <w:color w:val="000000"/>
+          <w:sz w:val="18"/>
+          <w:highlight w:val="lightGray"/>
+        </w:rPr>
+        <w:t>D</w:t>
+      </w:r>
+      <w:r>
+        <w:rPr>
+          <w:rFonts w:ascii="Arial" w:hAnsi="Arial" w:eastAsia="Arial" w:cs="Arial"/>
+          <w:b w:val="0"/>
+          <w:i w:val="0"/>
+          <w:color w:val="000000"/>
+          <w:sz w:val="18"/>
+          <w:highlight w:val="lightGray"/>
+        </w:rPr>
+        <w:t xml:space="preserve"> </w:t>
+      </w:r>
+      <w:r>
+        <w:rPr>
+          <w:rFonts w:ascii="Arial" w:hAnsi="Arial" w:eastAsia="Arial" w:cs="Arial"/>
+          <w:b w:val="0"/>
+          <w:i w:val="0"/>
+          <w:color w:val="000000"/>
+          <w:sz w:val="18"/>
+          <w:highlight w:val="lightGray"/>
+        </w:rPr>
+        <w:t>C</w:t>
+      </w:r>
+      <w:r>
+        <w:rPr>
+          <w:rFonts w:ascii="Arial" w:hAnsi="Arial" w:eastAsia="Arial" w:cs="Arial"/>
+          <w:b w:val="0"/>
+          <w:i w:val="0"/>
+          <w:color w:val="000000"/>
+          <w:sz w:val="18"/>
+          <w:highlight w:val="lightGray"/>
+        </w:rPr>
+        <w:t>o</w:t>
+      </w:r>
+      <w:r>
+        <w:rPr>
+          <w:rFonts w:ascii="Arial" w:hAnsi="Arial" w:eastAsia="Arial" w:cs="Arial"/>
+          <w:b w:val="0"/>
+          <w:i w:val="0"/>
+          <w:color w:val="000000"/>
+          <w:sz w:val="18"/>
+          <w:highlight w:val="lightGray"/>
+        </w:rPr>
+        <w:t>l</w:t>
+      </w:r>
+      <w:r>
+        <w:rPr>
+          <w:rFonts w:ascii="Arial" w:hAnsi="Arial" w:eastAsia="Arial" w:cs="Arial"/>
+          <w:b w:val="0"/>
+          <w:i w:val="0"/>
+          <w:color w:val="000000"/>
+          <w:sz w:val="18"/>
+          <w:highlight w:val="lightGray"/>
+        </w:rPr>
+        <w:t>u</w:t>
+      </w:r>
+      <w:r>
+        <w:rPr>
+          <w:rFonts w:ascii="Arial" w:hAnsi="Arial" w:eastAsia="Arial" w:cs="Arial"/>
+          <w:b w:val="0"/>
+          <w:i w:val="0"/>
+          <w:color w:val="000000"/>
+          <w:sz w:val="18"/>
+          <w:highlight w:val="lightGray"/>
+        </w:rPr>
+        <w:t>m</w:t>
+      </w:r>
+      <w:r>
+        <w:rPr>
+          <w:rFonts w:ascii="Arial" w:hAnsi="Arial" w:eastAsia="Arial" w:cs="Arial"/>
+          <w:b w:val="0"/>
+          <w:i w:val="0"/>
+          <w:color w:val="000000"/>
+          <w:sz w:val="18"/>
+          <w:highlight w:val="lightGray"/>
+        </w:rPr>
+        <w:t>n</w:t>
+      </w:r>
+      <w:r>
+        <w:rPr>
+          <w:rFonts w:ascii="Arial" w:hAnsi="Arial" w:eastAsia="Arial" w:cs="Arial"/>
+          <w:b w:val="0"/>
+          <w:i w:val="0"/>
+          <w:color w:val="000000"/>
+          <w:sz w:val="18"/>
+          <w:highlight w:val="lightGray"/>
+        </w:rPr>
+        <w:t>:</w:t>
+      </w:r>
+      <w:r>
+        <w:rPr>
+          <w:rFonts w:ascii="Arial" w:hAnsi="Arial" w:eastAsia="Arial" w:cs="Arial"/>
+          <w:b w:val="0"/>
+          <w:i w:val="0"/>
+          <w:color w:val="000000"/>
+          <w:sz w:val="18"/>
+          <w:highlight w:val="lightGray"/>
+        </w:rPr>
+        <w:t xml:space="preserve"> </w:t>
+      </w:r>
+      <w:r>
+        <w:rPr>
+          <w:rFonts w:ascii="Arial" w:hAnsi="Arial" w:eastAsia="Arial" w:cs="Arial"/>
+          <w:b w:val="0"/>
+          <w:i w:val="0"/>
+          <w:color w:val="000000"/>
+          <w:sz w:val="18"/>
+          <w:highlight w:val="lightGray"/>
+        </w:rPr>
+        <w:t>1</w:t>
+      </w:r>
+      <w:r>
+        <w:rPr>
+          <w:rFonts w:ascii="Arial" w:hAnsi="Arial" w:eastAsia="Arial" w:cs="Arial"/>
+          <w:b w:val="0"/>
+          <w:i w:val="0"/>
+          <w:color w:val="000000"/>
+          <w:sz w:val="18"/>
+          <w:highlight w:val="lightGray"/>
+        </w:rPr>
+        <w:t>,</w:t>
+      </w:r>
+      <w:r>
+        <w:rPr>
+          <w:rFonts w:ascii="Arial" w:hAnsi="Arial" w:eastAsia="Arial" w:cs="Arial"/>
+          <w:b w:val="0"/>
+          <w:i w:val="0"/>
+          <w:color w:val="000000"/>
+          <w:sz w:val="18"/>
+          <w:highlight w:val="lightGray"/>
+        </w:rPr>
+        <w:t xml:space="preserve"> </w:t>
+      </w:r>
+      <w:r>
+        <w:rPr>
+          <w:rFonts w:ascii="Arial" w:hAnsi="Arial" w:eastAsia="Arial" w:cs="Arial"/>
+          <w:b w:val="0"/>
+          <w:i w:val="0"/>
+          <w:color w:val="000000"/>
+          <w:sz w:val="18"/>
+          <w:highlight w:val="lightGray"/>
+        </w:rPr>
+        <w:t>N</w:t>
+      </w:r>
+      <w:r>
+        <w:rPr>
+          <w:rFonts w:ascii="Arial" w:hAnsi="Arial" w:eastAsia="Arial" w:cs="Arial"/>
+          <w:b w:val="0"/>
+          <w:i w:val="0"/>
+          <w:color w:val="000000"/>
+          <w:sz w:val="18"/>
+          <w:highlight w:val="lightGray"/>
+        </w:rPr>
+        <w:t>a</w:t>
+      </w:r>
+      <w:r>
+        <w:rPr>
+          <w:rFonts w:ascii="Arial" w:hAnsi="Arial" w:eastAsia="Arial" w:cs="Arial"/>
+          <w:b w:val="0"/>
+          <w:i w:val="0"/>
+          <w:color w:val="000000"/>
+          <w:sz w:val="18"/>
+          <w:highlight w:val="lightGray"/>
+        </w:rPr>
+        <w:t>m</w:t>
+      </w:r>
+      <w:r>
+        <w:rPr>
+          <w:rFonts w:ascii="Arial" w:hAnsi="Arial" w:eastAsia="Arial" w:cs="Arial"/>
+          <w:b w:val="0"/>
+          <w:i w:val="0"/>
+          <w:color w:val="000000"/>
+          <w:sz w:val="18"/>
+          <w:highlight w:val="lightGray"/>
+        </w:rPr>
+        <w:t>e</w:t>
+      </w:r>
+      <w:r>
+        <w:rPr>
+          <w:rFonts w:ascii="Arial" w:hAnsi="Arial" w:eastAsia="Arial" w:cs="Arial"/>
+          <w:b w:val="0"/>
+          <w:i w:val="0"/>
+          <w:color w:val="000000"/>
+          <w:sz w:val="18"/>
+          <w:highlight w:val="lightGray"/>
+        </w:rPr>
+        <w:t>_</w:t>
+      </w:r>
+      <w:r>
+        <w:rPr>
+          <w:rFonts w:ascii="Arial" w:hAnsi="Arial" w:eastAsia="Arial" w:cs="Arial"/>
+          <w:b w:val="0"/>
+          <w:i w:val="0"/>
+          <w:color w:val="000000"/>
+          <w:sz w:val="18"/>
+          <w:highlight w:val="lightGray"/>
+        </w:rPr>
+        <w:t>E</w:t>
+      </w:r>
+      <w:r>
+        <w:rPr>
+          <w:rFonts w:ascii="Arial" w:hAnsi="Arial" w:eastAsia="Arial" w:cs="Arial"/>
+          <w:b w:val="0"/>
+          <w:i w:val="0"/>
+          <w:color w:val="000000"/>
+          <w:sz w:val="18"/>
+          <w:highlight w:val="lightGray"/>
+        </w:rPr>
+        <w:t>n</w:t>
+      </w:r>
+      <w:r>
+        <w:rPr>
+          <w:rFonts w:ascii="Arial" w:hAnsi="Arial" w:eastAsia="Arial" w:cs="Arial"/>
+          <w:b w:val="0"/>
+          <w:i w:val="0"/>
+          <w:color w:val="000000"/>
+          <w:sz w:val="18"/>
+          <w:highlight w:val="lightGray"/>
+        </w:rPr>
+        <w:t xml:space="preserve"> </w:t>
+      </w:r>
+      <w:r>
+        <w:rPr>
+          <w:rFonts w:ascii="Arial" w:hAnsi="Arial" w:eastAsia="Arial" w:cs="Arial"/>
+          <w:b w:val="0"/>
+          <w:i w:val="0"/>
+          <w:color w:val="000000"/>
+          <w:sz w:val="18"/>
+          <w:highlight w:val="lightGray"/>
+        </w:rPr>
+        <w:t>C</w:t>
+      </w:r>
+      <w:r>
+        <w:rPr>
+          <w:rFonts w:ascii="Arial" w:hAnsi="Arial" w:eastAsia="Arial" w:cs="Arial"/>
+          <w:b w:val="0"/>
+          <w:i w:val="0"/>
+          <w:color w:val="000000"/>
+          <w:sz w:val="18"/>
+          <w:highlight w:val="lightGray"/>
+        </w:rPr>
+        <w:t>o</w:t>
+      </w:r>
+      <w:r>
+        <w:rPr>
+          <w:rFonts w:ascii="Arial" w:hAnsi="Arial" w:eastAsia="Arial" w:cs="Arial"/>
+          <w:b w:val="0"/>
+          <w:i w:val="0"/>
+          <w:color w:val="000000"/>
+          <w:sz w:val="18"/>
+          <w:highlight w:val="lightGray"/>
+        </w:rPr>
+        <w:t>l</w:t>
+      </w:r>
+      <w:r>
+        <w:rPr>
+          <w:rFonts w:ascii="Arial" w:hAnsi="Arial" w:eastAsia="Arial" w:cs="Arial"/>
+          <w:b w:val="0"/>
+          <w:i w:val="0"/>
+          <w:color w:val="000000"/>
+          <w:sz w:val="18"/>
+          <w:highlight w:val="lightGray"/>
+        </w:rPr>
+        <w:t>u</w:t>
+      </w:r>
+      <w:r>
+        <w:rPr>
+          <w:rFonts w:ascii="Arial" w:hAnsi="Arial" w:eastAsia="Arial" w:cs="Arial"/>
+          <w:b w:val="0"/>
+          <w:i w:val="0"/>
+          <w:color w:val="000000"/>
+          <w:sz w:val="18"/>
+          <w:highlight w:val="lightGray"/>
+        </w:rPr>
+        <w:t>m</w:t>
+      </w:r>
+      <w:r>
+        <w:rPr>
+          <w:rFonts w:ascii="Arial" w:hAnsi="Arial" w:eastAsia="Arial" w:cs="Arial"/>
+          <w:b w:val="0"/>
+          <w:i w:val="0"/>
+          <w:color w:val="000000"/>
+          <w:sz w:val="18"/>
+          <w:highlight w:val="lightGray"/>
+        </w:rPr>
+        <w:t>n</w:t>
+      </w:r>
+      <w:r>
+        <w:rPr>
+          <w:rFonts w:ascii="Arial" w:hAnsi="Arial" w:eastAsia="Arial" w:cs="Arial"/>
+          <w:b w:val="0"/>
+          <w:i w:val="0"/>
+          <w:color w:val="000000"/>
+          <w:sz w:val="18"/>
+          <w:highlight w:val="lightGray"/>
+        </w:rPr>
+        <w:t>:</w:t>
+      </w:r>
+      <w:r>
+        <w:rPr>
+          <w:rFonts w:ascii="Arial" w:hAnsi="Arial" w:eastAsia="Arial" w:cs="Arial"/>
+          <w:b w:val="0"/>
+          <w:i w:val="0"/>
+          <w:color w:val="000000"/>
+          <w:sz w:val="18"/>
+          <w:highlight w:val="lightGray"/>
+        </w:rPr>
+        <w:t xml:space="preserve"> </w:t>
+      </w:r>
+      <w:r>
+        <w:rPr>
+          <w:rFonts w:ascii="Arial" w:hAnsi="Arial" w:eastAsia="Arial" w:cs="Arial"/>
+          <w:b w:val="0"/>
+          <w:i w:val="0"/>
+          <w:color w:val="000000"/>
+          <w:sz w:val="18"/>
+          <w:highlight w:val="lightGray"/>
+        </w:rPr>
+        <w:t>M</w:t>
+      </w:r>
+      <w:r>
+        <w:rPr>
+          <w:rFonts w:ascii="Arial" w:hAnsi="Arial" w:eastAsia="Arial" w:cs="Arial"/>
+          <w:b w:val="0"/>
+          <w:i w:val="0"/>
+          <w:color w:val="000000"/>
+          <w:sz w:val="18"/>
+          <w:highlight w:val="lightGray"/>
+        </w:rPr>
+        <w:t>o</w:t>
+      </w:r>
+      <w:r>
+        <w:rPr>
+          <w:rFonts w:ascii="Arial" w:hAnsi="Arial" w:eastAsia="Arial" w:cs="Arial"/>
+          <w:b w:val="0"/>
+          <w:i w:val="0"/>
+          <w:color w:val="000000"/>
+          <w:sz w:val="18"/>
+          <w:highlight w:val="lightGray"/>
+        </w:rPr>
+        <w:t>t</w:t>
+      </w:r>
+      <w:r>
+        <w:rPr>
+          <w:rFonts w:ascii="Arial" w:hAnsi="Arial" w:eastAsia="Arial" w:cs="Arial"/>
+          <w:b w:val="0"/>
+          <w:i w:val="0"/>
+          <w:color w:val="000000"/>
+          <w:sz w:val="18"/>
+          <w:highlight w:val="lightGray"/>
+        </w:rPr>
+        <w:t>a</w:t>
+      </w:r>
+      <w:r>
+        <w:rPr>
+          <w:rFonts w:ascii="Arial" w:hAnsi="Arial" w:eastAsia="Arial" w:cs="Arial"/>
+          <w:b w:val="0"/>
+          <w:i w:val="0"/>
+          <w:color w:val="000000"/>
+          <w:sz w:val="18"/>
+          <w:highlight w:val="lightGray"/>
+        </w:rPr>
+        <w:t>s</w:t>
+      </w:r>
+      <w:r>
+        <w:rPr>
+          <w:rFonts w:ascii="Arial" w:hAnsi="Arial" w:eastAsia="Arial" w:cs="Arial"/>
+          <w:b w:val="0"/>
+          <w:i w:val="0"/>
+          <w:color w:val="000000"/>
+          <w:sz w:val="18"/>
+          <w:highlight w:val="lightGray"/>
+        </w:rPr>
+        <w:t>e</w:t>
+      </w:r>
+      <w:r>
+        <w:rPr>
+          <w:rFonts w:ascii="Arial" w:hAnsi="Arial" w:eastAsia="Arial" w:cs="Arial"/>
+          <w:b w:val="0"/>
+          <w:i w:val="0"/>
+          <w:color w:val="000000"/>
+          <w:sz w:val="18"/>
+          <w:highlight w:val="lightGray"/>
+        </w:rPr>
+        <w:t>m</w:t>
+      </w:r>
+      <w:r>
+        <w:rPr>
+          <w:rFonts w:ascii="Arial" w:hAnsi="Arial" w:eastAsia="Arial" w:cs="Arial"/>
+          <w:b w:val="0"/>
+          <w:i w:val="0"/>
+          <w:color w:val="000000"/>
+          <w:sz w:val="18"/>
+          <w:highlight w:val="lightGray"/>
+        </w:rPr>
+        <w:t xml:space="preserve"> </w:t>
+      </w:r>
+      <w:r>
+        <w:rPr>
+          <w:rFonts w:ascii="Arial" w:hAnsi="Arial" w:eastAsia="Arial" w:cs="Arial"/>
+          <w:b w:val="0"/>
+          <w:i w:val="0"/>
+          <w:color w:val="000000"/>
+          <w:sz w:val="18"/>
+          <w:highlight w:val="lightGray"/>
+        </w:rPr>
+        <w:t>E</w:t>
+      </w:r>
+      <w:r>
+        <w:rPr>
+          <w:rFonts w:ascii="Arial" w:hAnsi="Arial" w:eastAsia="Arial" w:cs="Arial"/>
+          <w:b w:val="0"/>
+          <w:i w:val="0"/>
+          <w:color w:val="000000"/>
+          <w:sz w:val="18"/>
+          <w:highlight w:val="lightGray"/>
+        </w:rPr>
+        <w:t>s</w:t>
+      </w:r>
+      <w:r>
+        <w:rPr>
+          <w:rFonts w:ascii="Arial" w:hAnsi="Arial" w:eastAsia="Arial" w:cs="Arial"/>
+          <w:b w:val="0"/>
+          <w:i w:val="0"/>
+          <w:color w:val="000000"/>
+          <w:sz w:val="18"/>
+          <w:highlight w:val="lightGray"/>
+        </w:rPr>
+        <w:t>s</w:t>
+      </w:r>
+      <w:r>
+        <w:rPr>
+          <w:rFonts w:ascii="Arial" w:hAnsi="Arial" w:eastAsia="Arial" w:cs="Arial"/>
+          <w:b w:val="0"/>
+          <w:i w:val="0"/>
+          <w:color w:val="000000"/>
+          <w:sz w:val="18"/>
+          <w:highlight w:val="lightGray"/>
+        </w:rPr>
+        <w:t>a</w:t>
+      </w:r>
+      <w:r>
+        <w:rPr>
+          <w:rFonts w:ascii="Arial" w:hAnsi="Arial" w:eastAsia="Arial" w:cs="Arial"/>
+          <w:b w:val="0"/>
+          <w:i w:val="0"/>
+          <w:color w:val="000000"/>
+          <w:sz w:val="18"/>
+          <w:highlight w:val="lightGray"/>
+        </w:rPr>
+        <w:t>m</w:t>
+      </w:r>
+      <w:r>
+        <w:rPr>
+          <w:rFonts w:ascii="Arial" w:hAnsi="Arial" w:eastAsia="Arial" w:cs="Arial"/>
+          <w:b w:val="0"/>
+          <w:i w:val="0"/>
+          <w:color w:val="000000"/>
+          <w:sz w:val="18"/>
+          <w:highlight w:val="lightGray"/>
+        </w:rPr>
+        <w:t>]</w:t>
+      </w:r>
+      <w:r>
+        <w:rPr>
+          <w:rFonts w:ascii="Arial" w:hAnsi="Arial" w:eastAsia="Arial" w:cs="Arial"/>
+          <w:b w:val="0"/>
+          <w:i w:val="0"/>
+          <w:color w:val="000000"/>
+          <w:sz w:val="18"/>
+          <w:highlight w:val="lightGray"/>
+        </w:rPr>
+        <w:t xml:space="preserve"> </w:t>
+      </w:r>
+      <w:r>
+        <w:rPr>
+          <w:rFonts w:ascii="Arial" w:hAnsi="Arial" w:eastAsia="Arial" w:cs="Arial"/>
+          <w:b w:val="0"/>
+          <w:i w:val="0"/>
+          <w:color w:val="000000"/>
+          <w:sz w:val="18"/>
+          <w:highlight w:val="lightGray"/>
+        </w:rPr>
+        <w:t>-</w:t>
+      </w:r>
+      <w:r>
+        <w:rPr>
+          <w:rFonts w:ascii="Arial" w:hAnsi="Arial" w:eastAsia="Arial" w:cs="Arial"/>
+          <w:b w:val="0"/>
+          <w:i w:val="0"/>
+          <w:color w:val="000000"/>
+          <w:sz w:val="18"/>
+          <w:highlight w:val="lightGray"/>
+        </w:rPr>
+        <w:t>&gt;</w:t>
+      </w:r>
+      <w:r>
+        <w:rPr>
+          <w:rFonts w:ascii="Arial" w:hAnsi="Arial" w:eastAsia="Arial" w:cs="Arial"/>
+          <w:b w:val="0"/>
+          <w:i w:val="0"/>
+          <w:color w:val="000000"/>
+          <w:sz w:val="18"/>
+          <w:highlight w:val="lightGray"/>
+        </w:rPr>
+        <w:t xml:space="preserve"> </w:t>
+      </w:r>
+      <w:r>
+        <w:rPr>
+          <w:rFonts w:ascii="Arial" w:hAnsi="Arial" w:eastAsia="Arial" w:cs="Arial"/>
+          <w:b/>
+          <w:i w:val="0"/>
+          <w:color w:val="000000"/>
+          <w:sz w:val="18"/>
+          <w:highlight w:val="lightGray"/>
+        </w:rPr>
+        <w:t>F</w:t>
+      </w:r>
+      <w:r>
+        <w:rPr>
+          <w:rFonts w:ascii="Arial" w:hAnsi="Arial" w:eastAsia="Arial" w:cs="Arial"/>
+          <w:b/>
+          <w:i w:val="0"/>
+          <w:color w:val="000000"/>
+          <w:sz w:val="18"/>
+          <w:highlight w:val="lightGray"/>
+        </w:rPr>
+        <w:t>r</w:t>
+      </w:r>
+      <w:r>
+        <w:rPr>
+          <w:rFonts w:ascii="Arial" w:hAnsi="Arial" w:eastAsia="Arial" w:cs="Arial"/>
+          <w:b/>
+          <w:i w:val="0"/>
+          <w:color w:val="000000"/>
+          <w:sz w:val="18"/>
+          <w:highlight w:val="lightGray"/>
+        </w:rPr>
+        <w:t>o</w:t>
+      </w:r>
+      <w:r>
+        <w:rPr>
+          <w:rFonts w:ascii="Arial" w:hAnsi="Arial" w:eastAsia="Arial" w:cs="Arial"/>
+          <w:b/>
+          <w:i w:val="0"/>
+          <w:color w:val="000000"/>
+          <w:sz w:val="18"/>
+          <w:highlight w:val="lightGray"/>
+        </w:rPr>
+        <w:t>m</w:t>
+      </w:r>
+      <w:r>
+        <w:rPr>
+          <w:rFonts w:ascii="Arial" w:hAnsi="Arial" w:eastAsia="Arial" w:cs="Arial"/>
+          <w:b/>
+          <w:i w:val="0"/>
+          <w:color w:val="000000"/>
+          <w:sz w:val="18"/>
+          <w:highlight w:val="lightGray"/>
+        </w:rPr>
+        <w:t>:</w:t>
+      </w:r>
+      <w:r>
+        <w:rPr>
+          <w:rFonts w:ascii="Arial" w:hAnsi="Arial" w:eastAsia="Arial" w:cs="Arial"/>
+          <w:b w:val="0"/>
+          <w:i w:val="0"/>
+          <w:color w:val="000000"/>
+          <w:sz w:val="18"/>
+          <w:highlight w:val="lightGray"/>
+        </w:rPr>
+        <w:t xml:space="preserve"> </w:t>
+      </w:r>
+      <w:r>
+        <w:rPr>
+          <w:rFonts w:ascii="Arial" w:hAnsi="Arial" w:eastAsia="Arial" w:cs="Arial"/>
+          <w:b w:val="0"/>
+          <w:i w:val="0"/>
+          <w:color w:val="000000"/>
+          <w:sz w:val="18"/>
+          <w:highlight w:val="lightGray"/>
+        </w:rPr>
+        <w:t>[</w:t>
+      </w:r>
+      <w:r>
+        <w:rPr>
+          <w:rFonts w:ascii="Arial" w:hAnsi="Arial" w:eastAsia="Arial" w:cs="Arial"/>
+          <w:b w:val="0"/>
+          <w:i w:val="0"/>
+          <w:color w:val="000000"/>
+          <w:sz w:val="18"/>
+          <w:highlight w:val="lightGray"/>
+        </w:rPr>
+        <w:t>C</w:t>
+      </w:r>
+      <w:r>
+        <w:rPr>
+          <w:rFonts w:ascii="Arial" w:hAnsi="Arial" w:eastAsia="Arial" w:cs="Arial"/>
+          <w:b w:val="0"/>
+          <w:i w:val="0"/>
+          <w:color w:val="000000"/>
+          <w:sz w:val="18"/>
+          <w:highlight w:val="lightGray"/>
+        </w:rPr>
+        <w:t>h</w:t>
+      </w:r>
+      <w:r>
+        <w:rPr>
+          <w:rFonts w:ascii="Arial" w:hAnsi="Arial" w:eastAsia="Arial" w:cs="Arial"/>
+          <w:b w:val="0"/>
+          <w:i w:val="0"/>
+          <w:color w:val="000000"/>
+          <w:sz w:val="18"/>
+          <w:highlight w:val="lightGray"/>
+        </w:rPr>
+        <w:t>a</w:t>
+      </w:r>
+      <w:r>
+        <w:rPr>
+          <w:rFonts w:ascii="Arial" w:hAnsi="Arial" w:eastAsia="Arial" w:cs="Arial"/>
+          <w:b w:val="0"/>
+          <w:i w:val="0"/>
+          <w:color w:val="000000"/>
+          <w:sz w:val="18"/>
+          <w:highlight w:val="lightGray"/>
+        </w:rPr>
+        <w:t>t</w:t>
+      </w:r>
+      <w:r>
+        <w:rPr>
+          <w:rFonts w:ascii="Arial" w:hAnsi="Arial" w:eastAsia="Arial" w:cs="Arial"/>
+          <w:b w:val="0"/>
+          <w:i w:val="0"/>
+          <w:color w:val="000000"/>
+          <w:sz w:val="18"/>
+          <w:highlight w:val="lightGray"/>
+        </w:rPr>
+        <w:t>G</w:t>
+      </w:r>
+      <w:r>
+        <w:rPr>
+          <w:rFonts w:ascii="Arial" w:hAnsi="Arial" w:eastAsia="Arial" w:cs="Arial"/>
+          <w:b w:val="0"/>
+          <w:i w:val="0"/>
+          <w:color w:val="000000"/>
+          <w:sz w:val="18"/>
+          <w:highlight w:val="lightGray"/>
+        </w:rPr>
+        <w:t>P</w:t>
+      </w:r>
+      <w:r>
+        <w:rPr>
+          <w:rFonts w:ascii="Arial" w:hAnsi="Arial" w:eastAsia="Arial" w:cs="Arial"/>
+          <w:b w:val="0"/>
+          <w:i w:val="0"/>
+          <w:color w:val="000000"/>
+          <w:sz w:val="18"/>
+          <w:highlight w:val="lightGray"/>
+        </w:rPr>
+        <w:t>T</w:t>
+      </w:r>
+      <w:r>
+        <w:rPr>
+          <w:rFonts w:ascii="Arial" w:hAnsi="Arial" w:eastAsia="Arial" w:cs="Arial"/>
+          <w:b w:val="0"/>
+          <w:i w:val="0"/>
+          <w:color w:val="000000"/>
+          <w:sz w:val="18"/>
+          <w:highlight w:val="lightGray"/>
+        </w:rPr>
+        <w:t>]</w:t>
+      </w:r>
+      <w:r>
+        <w:rPr>
+          <w:rFonts w:ascii="Arial" w:hAnsi="Arial" w:eastAsia="Arial" w:cs="Arial"/>
+          <w:b w:val="0"/>
+          <w:i w:val="0"/>
+          <w:color w:val="000000"/>
+          <w:sz w:val="18"/>
+          <w:highlight w:val="lightGray"/>
+        </w:rPr>
+        <w:t xml:space="preserve"> </w:t>
+      </w:r>
+      <w:r>
+        <w:rPr>
+          <w:rFonts w:ascii="Arial" w:hAnsi="Arial" w:eastAsia="Arial" w:cs="Arial"/>
+          <w:b/>
+          <w:i w:val="0"/>
+          <w:color w:val="000000"/>
+          <w:sz w:val="18"/>
+          <w:highlight w:val="lightGray"/>
+        </w:rPr>
+        <w:t>o</w:t>
+      </w:r>
+      <w:r>
+        <w:rPr>
+          <w:rFonts w:ascii="Arial" w:hAnsi="Arial" w:eastAsia="Arial" w:cs="Arial"/>
+          <w:b/>
+          <w:i w:val="0"/>
+          <w:color w:val="000000"/>
+          <w:sz w:val="18"/>
+          <w:highlight w:val="lightGray"/>
+        </w:rPr>
+        <w:t>n</w:t>
+      </w:r>
+      <w:r>
+        <w:rPr>
+          <w:rFonts w:ascii="Arial" w:hAnsi="Arial" w:eastAsia="Arial" w:cs="Arial"/>
+          <w:b/>
+          <w:i w:val="0"/>
+          <w:color w:val="000000"/>
+          <w:sz w:val="18"/>
+          <w:highlight w:val="lightGray"/>
+        </w:rPr>
+        <w:t xml:space="preserve"> </w:t>
+      </w:r>
+      <w:r>
+        <w:rPr>
+          <w:rFonts w:ascii="Arial" w:hAnsi="Arial" w:eastAsia="Arial" w:cs="Arial"/>
+          <w:b w:val="0"/>
+          <w:i w:val="0"/>
+          <w:color w:val="000000"/>
+          <w:sz w:val="18"/>
+          <w:highlight w:val="lightGray"/>
+        </w:rPr>
+        <w:t>[</w:t>
+      </w:r>
+      <w:r>
+        <w:rPr>
+          <w:rFonts w:ascii="Arial" w:hAnsi="Arial" w:eastAsia="Arial" w:cs="Arial"/>
+          <w:b w:val="0"/>
+          <w:i w:val="0"/>
+          <w:color w:val="000000"/>
+          <w:sz w:val="18"/>
+          <w:highlight w:val="lightGray"/>
+        </w:rPr>
+        <w:t>8</w:t>
+      </w:r>
+      <w:r>
+        <w:rPr>
+          <w:rFonts w:ascii="Arial" w:hAnsi="Arial" w:eastAsia="Arial" w:cs="Arial"/>
+          <w:b w:val="0"/>
+          <w:i w:val="0"/>
+          <w:color w:val="000000"/>
+          <w:sz w:val="18"/>
+          <w:highlight w:val="lightGray"/>
+        </w:rPr>
+        <w:t>/</w:t>
+      </w:r>
+      <w:r>
+        <w:rPr>
+          <w:rFonts w:ascii="Arial" w:hAnsi="Arial" w:eastAsia="Arial" w:cs="Arial"/>
+          <w:b w:val="0"/>
+          <w:i w:val="0"/>
+          <w:color w:val="000000"/>
+          <w:sz w:val="18"/>
+          <w:highlight w:val="lightGray"/>
+        </w:rPr>
+        <w:t>7</w:t>
+      </w:r>
+      <w:r>
+        <w:rPr>
+          <w:rFonts w:ascii="Arial" w:hAnsi="Arial" w:eastAsia="Arial" w:cs="Arial"/>
+          <w:b w:val="0"/>
+          <w:i w:val="0"/>
+          <w:color w:val="000000"/>
+          <w:sz w:val="18"/>
+          <w:highlight w:val="lightGray"/>
+        </w:rPr>
+        <w:t>/</w:t>
+      </w:r>
+      <w:r>
+        <w:rPr>
+          <w:rFonts w:ascii="Arial" w:hAnsi="Arial" w:eastAsia="Arial" w:cs="Arial"/>
+          <w:b w:val="0"/>
+          <w:i w:val="0"/>
+          <w:color w:val="000000"/>
+          <w:sz w:val="18"/>
+          <w:highlight w:val="lightGray"/>
+        </w:rPr>
+        <w:t>2</w:t>
+      </w:r>
+      <w:r>
+        <w:rPr>
+          <w:rFonts w:ascii="Arial" w:hAnsi="Arial" w:eastAsia="Arial" w:cs="Arial"/>
+          <w:b w:val="0"/>
+          <w:i w:val="0"/>
+          <w:color w:val="000000"/>
+          <w:sz w:val="18"/>
+          <w:highlight w:val="lightGray"/>
+        </w:rPr>
+        <w:t>0</w:t>
+      </w:r>
+      <w:r>
+        <w:rPr>
+          <w:rFonts w:ascii="Arial" w:hAnsi="Arial" w:eastAsia="Arial" w:cs="Arial"/>
+          <w:b w:val="0"/>
+          <w:i w:val="0"/>
+          <w:color w:val="000000"/>
+          <w:sz w:val="18"/>
+          <w:highlight w:val="lightGray"/>
+        </w:rPr>
+        <w:t>2</w:t>
+      </w:r>
+      <w:r>
+        <w:rPr>
+          <w:rFonts w:ascii="Arial" w:hAnsi="Arial" w:eastAsia="Arial" w:cs="Arial"/>
+          <w:b w:val="0"/>
+          <w:i w:val="0"/>
+          <w:color w:val="000000"/>
+          <w:sz w:val="18"/>
+          <w:highlight w:val="lightGray"/>
+        </w:rPr>
+        <w:t>5</w:t>
+      </w:r>
+      <w:r>
+        <w:rPr>
+          <w:rFonts w:ascii="Arial" w:hAnsi="Arial" w:eastAsia="Arial" w:cs="Arial"/>
+          <w:b w:val="0"/>
+          <w:i w:val="0"/>
+          <w:color w:val="000000"/>
+          <w:sz w:val="18"/>
+          <w:highlight w:val="lightGray"/>
+        </w:rPr>
+        <w:t>]</w:t>
       </w:r>
     </w:p>
     <w:p>
@@ -1828,78 +4758,1543 @@
       </w:pPr>
       <w:r>
         <w:rPr>
-          <w:rFonts w:ascii="Arial" w:eastAsia="Arial" w:hAnsi="Arial" w:cs="Arial"/>
-          <w:b/>
-          <w:color w:val="000000"/>
-          <w:sz w:val="18"/>
-          <w:highlight w:val="lightGray"/>
-        </w:rPr>
-        <w:t># Source: AI Source: Provided by: [Data Path</w:t>
-      </w:r>
-      <w:r>
-        <w:rPr>
-          <w:rFonts w:ascii="Arial" w:eastAsia="Arial" w:hAnsi="Arial" w:cs="Arial"/>
-          <w:color w:val="000000"/>
-          <w:sz w:val="18"/>
-          <w:highlight w:val="lightGray"/>
-        </w:rPr>
-        <w:t xml:space="preserve">: Persons Table -&gt; ID Column: 1, Name_En Column: Motasem Essam] -&gt; </w:t>
-      </w:r>
-      <w:r>
-        <w:rPr>
-          <w:rFonts w:ascii="Arial" w:eastAsia="Arial" w:hAnsi="Arial" w:cs="Arial"/>
-          <w:b/>
-          <w:color w:val="000000"/>
-          <w:sz w:val="18"/>
-          <w:highlight w:val="lightGray"/>
-        </w:rPr>
-        <w:t>From:</w:t>
-      </w:r>
-      <w:r>
-        <w:rPr>
-          <w:rFonts w:ascii="Arial" w:eastAsia="Arial" w:hAnsi="Arial" w:cs="Arial"/>
-          <w:color w:val="000000"/>
-          <w:sz w:val="18"/>
-          <w:highlight w:val="lightGray"/>
-        </w:rPr>
-        <w:t xml:space="preserve"> [Chatgpt (GPT</w:t>
-      </w:r>
-      <w:r>
-        <w:rPr>
-          <w:rFonts w:ascii="Arial" w:eastAsia="Arial" w:hAnsi="Arial" w:cs="Cambria Math"/>
-          <w:color w:val="000000"/>
-          <w:sz w:val="18"/>
-          <w:highlight w:val="lightGray"/>
-        </w:rPr>
-        <w:t>‑</w:t>
-      </w:r>
-      <w:r>
-        <w:rPr>
-          <w:rFonts w:ascii="Arial" w:eastAsia="Arial" w:hAnsi="Arial" w:cs="Arial"/>
-          <w:color w:val="000000"/>
-          <w:sz w:val="18"/>
-          <w:highlight w:val="lightGray"/>
-        </w:rPr>
-        <w:t xml:space="preserve">5 Mini)] </w:t>
-      </w:r>
-      <w:r>
-        <w:rPr>
-          <w:rFonts w:ascii="Arial" w:eastAsia="Arial" w:hAnsi="Arial" w:cs="Arial"/>
-          <w:b/>
-          <w:color w:val="000000"/>
-          <w:sz w:val="18"/>
-          <w:highlight w:val="lightGray"/>
-        </w:rPr>
-        <w:t>on</w:t>
-      </w:r>
-      <w:r>
-        <w:rPr>
-          <w:rFonts w:ascii="Arial" w:eastAsia="Arial" w:hAnsi="Arial"/>
-          <w:b/>
-          <w:sz w:val="18"/>
-          <w:highlight w:val="lightGray"/>
-        </w:rPr>
-        <w:t xml:space="preserve"> [8/7/2025]</w:t>
+          <w:rFonts w:ascii="Arial" w:hAnsi="Arial" w:eastAsia="Arial" w:cs="Arial"/>
+          <w:b/>
+          <w:i w:val="0"/>
+          <w:color w:val="000000"/>
+          <w:sz w:val="18"/>
+          <w:highlight w:val="lightGray"/>
+        </w:rPr>
+        <w:t>#</w:t>
+      </w:r>
+      <w:r>
+        <w:rPr>
+          <w:rFonts w:ascii="Arial" w:hAnsi="Arial" w:eastAsia="Arial" w:cs="Arial"/>
+          <w:b/>
+          <w:i w:val="0"/>
+          <w:color w:val="000000"/>
+          <w:sz w:val="18"/>
+          <w:highlight w:val="lightGray"/>
+        </w:rPr>
+        <w:t xml:space="preserve"> </w:t>
+      </w:r>
+      <w:r>
+        <w:rPr>
+          <w:rFonts w:ascii="Arial" w:hAnsi="Arial" w:eastAsia="Arial" w:cs="Arial"/>
+          <w:b/>
+          <w:i w:val="0"/>
+          <w:color w:val="000000"/>
+          <w:sz w:val="18"/>
+          <w:highlight w:val="lightGray"/>
+        </w:rPr>
+        <w:t>S</w:t>
+      </w:r>
+      <w:r>
+        <w:rPr>
+          <w:rFonts w:ascii="Arial" w:hAnsi="Arial" w:eastAsia="Arial" w:cs="Arial"/>
+          <w:b/>
+          <w:i w:val="0"/>
+          <w:color w:val="000000"/>
+          <w:sz w:val="18"/>
+          <w:highlight w:val="lightGray"/>
+        </w:rPr>
+        <w:t>o</w:t>
+      </w:r>
+      <w:r>
+        <w:rPr>
+          <w:rFonts w:ascii="Arial" w:hAnsi="Arial" w:eastAsia="Arial" w:cs="Arial"/>
+          <w:b/>
+          <w:i w:val="0"/>
+          <w:color w:val="000000"/>
+          <w:sz w:val="18"/>
+          <w:highlight w:val="lightGray"/>
+        </w:rPr>
+        <w:t>u</w:t>
+      </w:r>
+      <w:r>
+        <w:rPr>
+          <w:rFonts w:ascii="Arial" w:hAnsi="Arial" w:eastAsia="Arial" w:cs="Arial"/>
+          <w:b/>
+          <w:i w:val="0"/>
+          <w:color w:val="000000"/>
+          <w:sz w:val="18"/>
+          <w:highlight w:val="lightGray"/>
+        </w:rPr>
+        <w:t>r</w:t>
+      </w:r>
+      <w:r>
+        <w:rPr>
+          <w:rFonts w:ascii="Arial" w:hAnsi="Arial" w:eastAsia="Arial" w:cs="Arial"/>
+          <w:b/>
+          <w:i w:val="0"/>
+          <w:color w:val="000000"/>
+          <w:sz w:val="18"/>
+          <w:highlight w:val="lightGray"/>
+        </w:rPr>
+        <w:t>c</w:t>
+      </w:r>
+      <w:r>
+        <w:rPr>
+          <w:rFonts w:ascii="Arial" w:hAnsi="Arial" w:eastAsia="Arial" w:cs="Arial"/>
+          <w:b/>
+          <w:i w:val="0"/>
+          <w:color w:val="000000"/>
+          <w:sz w:val="18"/>
+          <w:highlight w:val="lightGray"/>
+        </w:rPr>
+        <w:t>e</w:t>
+      </w:r>
+      <w:r>
+        <w:rPr>
+          <w:rFonts w:ascii="Arial" w:hAnsi="Arial" w:eastAsia="Arial" w:cs="Arial"/>
+          <w:b/>
+          <w:i w:val="0"/>
+          <w:color w:val="000000"/>
+          <w:sz w:val="18"/>
+          <w:highlight w:val="lightGray"/>
+        </w:rPr>
+        <w:t>:</w:t>
+      </w:r>
+      <w:r>
+        <w:rPr>
+          <w:rFonts w:ascii="Arial" w:hAnsi="Arial" w:eastAsia="Arial" w:cs="Arial"/>
+          <w:b/>
+          <w:i w:val="0"/>
+          <w:color w:val="000000"/>
+          <w:sz w:val="18"/>
+          <w:highlight w:val="lightGray"/>
+        </w:rPr>
+        <w:t xml:space="preserve"> </w:t>
+      </w:r>
+      <w:r>
+        <w:rPr>
+          <w:rFonts w:ascii="Arial" w:hAnsi="Arial" w:eastAsia="Arial" w:cs="Arial"/>
+          <w:b/>
+          <w:i w:val="0"/>
+          <w:color w:val="000000"/>
+          <w:sz w:val="18"/>
+          <w:highlight w:val="lightGray"/>
+        </w:rPr>
+        <w:t>A</w:t>
+      </w:r>
+      <w:r>
+        <w:rPr>
+          <w:rFonts w:ascii="Arial" w:hAnsi="Arial" w:eastAsia="Arial" w:cs="Arial"/>
+          <w:b/>
+          <w:i w:val="0"/>
+          <w:color w:val="000000"/>
+          <w:sz w:val="18"/>
+          <w:highlight w:val="lightGray"/>
+        </w:rPr>
+        <w:t>I</w:t>
+      </w:r>
+      <w:r>
+        <w:rPr>
+          <w:rFonts w:ascii="Arial" w:hAnsi="Arial" w:eastAsia="Arial" w:cs="Arial"/>
+          <w:b/>
+          <w:i w:val="0"/>
+          <w:color w:val="000000"/>
+          <w:sz w:val="18"/>
+          <w:highlight w:val="lightGray"/>
+        </w:rPr>
+        <w:t xml:space="preserve"> </w:t>
+      </w:r>
+      <w:r>
+        <w:rPr>
+          <w:rFonts w:ascii="Arial" w:hAnsi="Arial" w:eastAsia="Arial" w:cs="Arial"/>
+          <w:b/>
+          <w:i w:val="0"/>
+          <w:color w:val="000000"/>
+          <w:sz w:val="18"/>
+          <w:highlight w:val="lightGray"/>
+        </w:rPr>
+        <w:t>S</w:t>
+      </w:r>
+      <w:r>
+        <w:rPr>
+          <w:rFonts w:ascii="Arial" w:hAnsi="Arial" w:eastAsia="Arial" w:cs="Arial"/>
+          <w:b/>
+          <w:i w:val="0"/>
+          <w:color w:val="000000"/>
+          <w:sz w:val="18"/>
+          <w:highlight w:val="lightGray"/>
+        </w:rPr>
+        <w:t>o</w:t>
+      </w:r>
+      <w:r>
+        <w:rPr>
+          <w:rFonts w:ascii="Arial" w:hAnsi="Arial" w:eastAsia="Arial" w:cs="Arial"/>
+          <w:b/>
+          <w:i w:val="0"/>
+          <w:color w:val="000000"/>
+          <w:sz w:val="18"/>
+          <w:highlight w:val="lightGray"/>
+        </w:rPr>
+        <w:t>u</w:t>
+      </w:r>
+      <w:r>
+        <w:rPr>
+          <w:rFonts w:ascii="Arial" w:hAnsi="Arial" w:eastAsia="Arial" w:cs="Arial"/>
+          <w:b/>
+          <w:i w:val="0"/>
+          <w:color w:val="000000"/>
+          <w:sz w:val="18"/>
+          <w:highlight w:val="lightGray"/>
+        </w:rPr>
+        <w:t>r</w:t>
+      </w:r>
+      <w:r>
+        <w:rPr>
+          <w:rFonts w:ascii="Arial" w:hAnsi="Arial" w:eastAsia="Arial" w:cs="Arial"/>
+          <w:b/>
+          <w:i w:val="0"/>
+          <w:color w:val="000000"/>
+          <w:sz w:val="18"/>
+          <w:highlight w:val="lightGray"/>
+        </w:rPr>
+        <w:t>c</w:t>
+      </w:r>
+      <w:r>
+        <w:rPr>
+          <w:rFonts w:ascii="Arial" w:hAnsi="Arial" w:eastAsia="Arial" w:cs="Arial"/>
+          <w:b/>
+          <w:i w:val="0"/>
+          <w:color w:val="000000"/>
+          <w:sz w:val="18"/>
+          <w:highlight w:val="lightGray"/>
+        </w:rPr>
+        <w:t>e</w:t>
+      </w:r>
+      <w:r>
+        <w:rPr>
+          <w:rFonts w:ascii="Arial" w:hAnsi="Arial" w:eastAsia="Arial" w:cs="Arial"/>
+          <w:b/>
+          <w:i w:val="0"/>
+          <w:color w:val="000000"/>
+          <w:sz w:val="18"/>
+          <w:highlight w:val="lightGray"/>
+        </w:rPr>
+        <w:t>:</w:t>
+      </w:r>
+      <w:r>
+        <w:rPr>
+          <w:rFonts w:ascii="Arial" w:hAnsi="Arial" w:eastAsia="Arial" w:cs="Arial"/>
+          <w:b/>
+          <w:i w:val="0"/>
+          <w:color w:val="000000"/>
+          <w:sz w:val="18"/>
+          <w:highlight w:val="lightGray"/>
+        </w:rPr>
+        <w:t xml:space="preserve"> </w:t>
+      </w:r>
+      <w:r>
+        <w:rPr>
+          <w:rFonts w:ascii="Arial" w:hAnsi="Arial" w:eastAsia="Arial" w:cs="Arial"/>
+          <w:b/>
+          <w:i w:val="0"/>
+          <w:color w:val="000000"/>
+          <w:sz w:val="18"/>
+          <w:highlight w:val="lightGray"/>
+        </w:rPr>
+        <w:t>P</w:t>
+      </w:r>
+      <w:r>
+        <w:rPr>
+          <w:rFonts w:ascii="Arial" w:hAnsi="Arial" w:eastAsia="Arial" w:cs="Arial"/>
+          <w:b/>
+          <w:i w:val="0"/>
+          <w:color w:val="000000"/>
+          <w:sz w:val="18"/>
+          <w:highlight w:val="lightGray"/>
+        </w:rPr>
+        <w:t>r</w:t>
+      </w:r>
+      <w:r>
+        <w:rPr>
+          <w:rFonts w:ascii="Arial" w:hAnsi="Arial" w:eastAsia="Arial" w:cs="Arial"/>
+          <w:b/>
+          <w:i w:val="0"/>
+          <w:color w:val="000000"/>
+          <w:sz w:val="18"/>
+          <w:highlight w:val="lightGray"/>
+        </w:rPr>
+        <w:t>o</w:t>
+      </w:r>
+      <w:r>
+        <w:rPr>
+          <w:rFonts w:ascii="Arial" w:hAnsi="Arial" w:eastAsia="Arial" w:cs="Arial"/>
+          <w:b/>
+          <w:i w:val="0"/>
+          <w:color w:val="000000"/>
+          <w:sz w:val="18"/>
+          <w:highlight w:val="lightGray"/>
+        </w:rPr>
+        <w:t>v</w:t>
+      </w:r>
+      <w:r>
+        <w:rPr>
+          <w:rFonts w:ascii="Arial" w:hAnsi="Arial" w:eastAsia="Arial" w:cs="Arial"/>
+          <w:b/>
+          <w:i w:val="0"/>
+          <w:color w:val="000000"/>
+          <w:sz w:val="18"/>
+          <w:highlight w:val="lightGray"/>
+        </w:rPr>
+        <w:t>i</w:t>
+      </w:r>
+      <w:r>
+        <w:rPr>
+          <w:rFonts w:ascii="Arial" w:hAnsi="Arial" w:eastAsia="Arial" w:cs="Arial"/>
+          <w:b/>
+          <w:i w:val="0"/>
+          <w:color w:val="000000"/>
+          <w:sz w:val="18"/>
+          <w:highlight w:val="lightGray"/>
+        </w:rPr>
+        <w:t>d</w:t>
+      </w:r>
+      <w:r>
+        <w:rPr>
+          <w:rFonts w:ascii="Arial" w:hAnsi="Arial" w:eastAsia="Arial" w:cs="Arial"/>
+          <w:b/>
+          <w:i w:val="0"/>
+          <w:color w:val="000000"/>
+          <w:sz w:val="18"/>
+          <w:highlight w:val="lightGray"/>
+        </w:rPr>
+        <w:t>e</w:t>
+      </w:r>
+      <w:r>
+        <w:rPr>
+          <w:rFonts w:ascii="Arial" w:hAnsi="Arial" w:eastAsia="Arial" w:cs="Arial"/>
+          <w:b/>
+          <w:i w:val="0"/>
+          <w:color w:val="000000"/>
+          <w:sz w:val="18"/>
+          <w:highlight w:val="lightGray"/>
+        </w:rPr>
+        <w:t>d</w:t>
+      </w:r>
+      <w:r>
+        <w:rPr>
+          <w:rFonts w:ascii="Arial" w:hAnsi="Arial" w:eastAsia="Arial" w:cs="Arial"/>
+          <w:b/>
+          <w:i w:val="0"/>
+          <w:color w:val="000000"/>
+          <w:sz w:val="18"/>
+          <w:highlight w:val="lightGray"/>
+        </w:rPr>
+        <w:t xml:space="preserve"> </w:t>
+      </w:r>
+      <w:r>
+        <w:rPr>
+          <w:rFonts w:ascii="Arial" w:hAnsi="Arial" w:eastAsia="Arial" w:cs="Arial"/>
+          <w:b/>
+          <w:i w:val="0"/>
+          <w:color w:val="000000"/>
+          <w:sz w:val="18"/>
+          <w:highlight w:val="lightGray"/>
+        </w:rPr>
+        <w:t>b</w:t>
+      </w:r>
+      <w:r>
+        <w:rPr>
+          <w:rFonts w:ascii="Arial" w:hAnsi="Arial" w:eastAsia="Arial" w:cs="Arial"/>
+          <w:b/>
+          <w:i w:val="0"/>
+          <w:color w:val="000000"/>
+          <w:sz w:val="18"/>
+          <w:highlight w:val="lightGray"/>
+        </w:rPr>
+        <w:t>y</w:t>
+      </w:r>
+      <w:r>
+        <w:rPr>
+          <w:rFonts w:ascii="Arial" w:hAnsi="Arial" w:eastAsia="Arial" w:cs="Arial"/>
+          <w:b/>
+          <w:i w:val="0"/>
+          <w:color w:val="000000"/>
+          <w:sz w:val="18"/>
+          <w:highlight w:val="lightGray"/>
+        </w:rPr>
+        <w:t>:</w:t>
+      </w:r>
+      <w:r>
+        <w:rPr>
+          <w:rFonts w:ascii="Arial" w:hAnsi="Arial" w:eastAsia="Arial" w:cs="Arial"/>
+          <w:b/>
+          <w:i w:val="0"/>
+          <w:color w:val="000000"/>
+          <w:sz w:val="18"/>
+          <w:highlight w:val="lightGray"/>
+        </w:rPr>
+        <w:t xml:space="preserve"> </w:t>
+      </w:r>
+      <w:r>
+        <w:rPr>
+          <w:rFonts w:ascii="Arial" w:hAnsi="Arial" w:eastAsia="Arial" w:cs="Arial"/>
+          <w:b/>
+          <w:i w:val="0"/>
+          <w:color w:val="000000"/>
+          <w:sz w:val="18"/>
+          <w:highlight w:val="lightGray"/>
+        </w:rPr>
+        <w:t>[</w:t>
+      </w:r>
+      <w:r>
+        <w:rPr>
+          <w:rFonts w:ascii="Arial" w:hAnsi="Arial" w:eastAsia="Arial" w:cs="Arial"/>
+          <w:b/>
+          <w:i w:val="0"/>
+          <w:color w:val="000000"/>
+          <w:sz w:val="18"/>
+          <w:highlight w:val="lightGray"/>
+        </w:rPr>
+        <w:t>D</w:t>
+      </w:r>
+      <w:r>
+        <w:rPr>
+          <w:rFonts w:ascii="Arial" w:hAnsi="Arial" w:eastAsia="Arial" w:cs="Arial"/>
+          <w:b/>
+          <w:i w:val="0"/>
+          <w:color w:val="000000"/>
+          <w:sz w:val="18"/>
+          <w:highlight w:val="lightGray"/>
+        </w:rPr>
+        <w:t>a</w:t>
+      </w:r>
+      <w:r>
+        <w:rPr>
+          <w:rFonts w:ascii="Arial" w:hAnsi="Arial" w:eastAsia="Arial" w:cs="Arial"/>
+          <w:b/>
+          <w:i w:val="0"/>
+          <w:color w:val="000000"/>
+          <w:sz w:val="18"/>
+          <w:highlight w:val="lightGray"/>
+        </w:rPr>
+        <w:t>t</w:t>
+      </w:r>
+      <w:r>
+        <w:rPr>
+          <w:rFonts w:ascii="Arial" w:hAnsi="Arial" w:eastAsia="Arial" w:cs="Arial"/>
+          <w:b/>
+          <w:i w:val="0"/>
+          <w:color w:val="000000"/>
+          <w:sz w:val="18"/>
+          <w:highlight w:val="lightGray"/>
+        </w:rPr>
+        <w:t>a</w:t>
+      </w:r>
+      <w:r>
+        <w:rPr>
+          <w:rFonts w:ascii="Arial" w:hAnsi="Arial" w:eastAsia="Arial" w:cs="Arial"/>
+          <w:b/>
+          <w:i w:val="0"/>
+          <w:color w:val="000000"/>
+          <w:sz w:val="18"/>
+          <w:highlight w:val="lightGray"/>
+        </w:rPr>
+        <w:t xml:space="preserve"> </w:t>
+      </w:r>
+      <w:r>
+        <w:rPr>
+          <w:rFonts w:ascii="Arial" w:hAnsi="Arial" w:eastAsia="Arial" w:cs="Arial"/>
+          <w:b/>
+          <w:i w:val="0"/>
+          <w:color w:val="000000"/>
+          <w:sz w:val="18"/>
+          <w:highlight w:val="lightGray"/>
+        </w:rPr>
+        <w:t>P</w:t>
+      </w:r>
+      <w:r>
+        <w:rPr>
+          <w:rFonts w:ascii="Arial" w:hAnsi="Arial" w:eastAsia="Arial" w:cs="Arial"/>
+          <w:b/>
+          <w:i w:val="0"/>
+          <w:color w:val="000000"/>
+          <w:sz w:val="18"/>
+          <w:highlight w:val="lightGray"/>
+        </w:rPr>
+        <w:t>a</w:t>
+      </w:r>
+      <w:r>
+        <w:rPr>
+          <w:rFonts w:ascii="Arial" w:hAnsi="Arial" w:eastAsia="Arial" w:cs="Arial"/>
+          <w:b/>
+          <w:i w:val="0"/>
+          <w:color w:val="000000"/>
+          <w:sz w:val="18"/>
+          <w:highlight w:val="lightGray"/>
+        </w:rPr>
+        <w:t>t</w:t>
+      </w:r>
+      <w:r>
+        <w:rPr>
+          <w:rFonts w:ascii="Arial" w:hAnsi="Arial" w:eastAsia="Arial" w:cs="Arial"/>
+          <w:b/>
+          <w:i w:val="0"/>
+          <w:color w:val="000000"/>
+          <w:sz w:val="18"/>
+          <w:highlight w:val="lightGray"/>
+        </w:rPr>
+        <w:t>h</w:t>
+      </w:r>
+      <w:r>
+        <w:rPr>
+          <w:rFonts w:ascii="Arial" w:hAnsi="Arial" w:eastAsia="Arial" w:cs="Arial"/>
+          <w:b w:val="0"/>
+          <w:i w:val="0"/>
+          <w:color w:val="000000"/>
+          <w:sz w:val="18"/>
+          <w:highlight w:val="lightGray"/>
+        </w:rPr>
+        <w:t>:</w:t>
+      </w:r>
+      <w:r>
+        <w:rPr>
+          <w:rFonts w:ascii="Arial" w:hAnsi="Arial" w:eastAsia="Arial" w:cs="Arial"/>
+          <w:b w:val="0"/>
+          <w:i w:val="0"/>
+          <w:color w:val="000000"/>
+          <w:sz w:val="18"/>
+          <w:highlight w:val="lightGray"/>
+        </w:rPr>
+        <w:t xml:space="preserve"> </w:t>
+      </w:r>
+      <w:r>
+        <w:rPr>
+          <w:rFonts w:ascii="Arial" w:hAnsi="Arial" w:eastAsia="Arial" w:cs="Arial"/>
+          <w:b w:val="0"/>
+          <w:i w:val="0"/>
+          <w:color w:val="000000"/>
+          <w:sz w:val="18"/>
+          <w:highlight w:val="lightGray"/>
+        </w:rPr>
+        <w:t>P</w:t>
+      </w:r>
+      <w:r>
+        <w:rPr>
+          <w:rFonts w:ascii="Arial" w:hAnsi="Arial" w:eastAsia="Arial" w:cs="Arial"/>
+          <w:b w:val="0"/>
+          <w:i w:val="0"/>
+          <w:color w:val="000000"/>
+          <w:sz w:val="18"/>
+          <w:highlight w:val="lightGray"/>
+        </w:rPr>
+        <w:t>e</w:t>
+      </w:r>
+      <w:r>
+        <w:rPr>
+          <w:rFonts w:ascii="Arial" w:hAnsi="Arial" w:eastAsia="Arial" w:cs="Arial"/>
+          <w:b w:val="0"/>
+          <w:i w:val="0"/>
+          <w:color w:val="000000"/>
+          <w:sz w:val="18"/>
+          <w:highlight w:val="lightGray"/>
+        </w:rPr>
+        <w:t>r</w:t>
+      </w:r>
+      <w:r>
+        <w:rPr>
+          <w:rFonts w:ascii="Arial" w:hAnsi="Arial" w:eastAsia="Arial" w:cs="Arial"/>
+          <w:b w:val="0"/>
+          <w:i w:val="0"/>
+          <w:color w:val="000000"/>
+          <w:sz w:val="18"/>
+          <w:highlight w:val="lightGray"/>
+        </w:rPr>
+        <w:t>s</w:t>
+      </w:r>
+      <w:r>
+        <w:rPr>
+          <w:rFonts w:ascii="Arial" w:hAnsi="Arial" w:eastAsia="Arial" w:cs="Arial"/>
+          <w:b w:val="0"/>
+          <w:i w:val="0"/>
+          <w:color w:val="000000"/>
+          <w:sz w:val="18"/>
+          <w:highlight w:val="lightGray"/>
+        </w:rPr>
+        <w:t>o</w:t>
+      </w:r>
+      <w:r>
+        <w:rPr>
+          <w:rFonts w:ascii="Arial" w:hAnsi="Arial" w:eastAsia="Arial" w:cs="Arial"/>
+          <w:b w:val="0"/>
+          <w:i w:val="0"/>
+          <w:color w:val="000000"/>
+          <w:sz w:val="18"/>
+          <w:highlight w:val="lightGray"/>
+        </w:rPr>
+        <w:t>n</w:t>
+      </w:r>
+      <w:r>
+        <w:rPr>
+          <w:rFonts w:ascii="Arial" w:hAnsi="Arial" w:eastAsia="Arial" w:cs="Arial"/>
+          <w:b w:val="0"/>
+          <w:i w:val="0"/>
+          <w:color w:val="000000"/>
+          <w:sz w:val="18"/>
+          <w:highlight w:val="lightGray"/>
+        </w:rPr>
+        <w:t>s</w:t>
+      </w:r>
+      <w:r>
+        <w:rPr>
+          <w:rFonts w:ascii="Arial" w:hAnsi="Arial" w:eastAsia="Arial" w:cs="Arial"/>
+          <w:b w:val="0"/>
+          <w:i w:val="0"/>
+          <w:color w:val="000000"/>
+          <w:sz w:val="18"/>
+          <w:highlight w:val="lightGray"/>
+        </w:rPr>
+        <w:t xml:space="preserve"> </w:t>
+      </w:r>
+      <w:r>
+        <w:rPr>
+          <w:rFonts w:ascii="Arial" w:hAnsi="Arial" w:eastAsia="Arial" w:cs="Arial"/>
+          <w:b w:val="0"/>
+          <w:i w:val="0"/>
+          <w:color w:val="000000"/>
+          <w:sz w:val="18"/>
+          <w:highlight w:val="lightGray"/>
+        </w:rPr>
+        <w:t>T</w:t>
+      </w:r>
+      <w:r>
+        <w:rPr>
+          <w:rFonts w:ascii="Arial" w:hAnsi="Arial" w:eastAsia="Arial" w:cs="Arial"/>
+          <w:b w:val="0"/>
+          <w:i w:val="0"/>
+          <w:color w:val="000000"/>
+          <w:sz w:val="18"/>
+          <w:highlight w:val="lightGray"/>
+        </w:rPr>
+        <w:t>a</w:t>
+      </w:r>
+      <w:r>
+        <w:rPr>
+          <w:rFonts w:ascii="Arial" w:hAnsi="Arial" w:eastAsia="Arial" w:cs="Arial"/>
+          <w:b w:val="0"/>
+          <w:i w:val="0"/>
+          <w:color w:val="000000"/>
+          <w:sz w:val="18"/>
+          <w:highlight w:val="lightGray"/>
+        </w:rPr>
+        <w:t>b</w:t>
+      </w:r>
+      <w:r>
+        <w:rPr>
+          <w:rFonts w:ascii="Arial" w:hAnsi="Arial" w:eastAsia="Arial" w:cs="Arial"/>
+          <w:b w:val="0"/>
+          <w:i w:val="0"/>
+          <w:color w:val="000000"/>
+          <w:sz w:val="18"/>
+          <w:highlight w:val="lightGray"/>
+        </w:rPr>
+        <w:t>l</w:t>
+      </w:r>
+      <w:r>
+        <w:rPr>
+          <w:rFonts w:ascii="Arial" w:hAnsi="Arial" w:eastAsia="Arial" w:cs="Arial"/>
+          <w:b w:val="0"/>
+          <w:i w:val="0"/>
+          <w:color w:val="000000"/>
+          <w:sz w:val="18"/>
+          <w:highlight w:val="lightGray"/>
+        </w:rPr>
+        <w:t>e</w:t>
+      </w:r>
+      <w:r>
+        <w:rPr>
+          <w:rFonts w:ascii="Arial" w:hAnsi="Arial" w:eastAsia="Arial" w:cs="Arial"/>
+          <w:b w:val="0"/>
+          <w:i w:val="0"/>
+          <w:color w:val="000000"/>
+          <w:sz w:val="18"/>
+          <w:highlight w:val="lightGray"/>
+        </w:rPr>
+        <w:t xml:space="preserve"> </w:t>
+      </w:r>
+      <w:r>
+        <w:rPr>
+          <w:rFonts w:ascii="Arial" w:hAnsi="Arial" w:eastAsia="Arial" w:cs="Arial"/>
+          <w:b w:val="0"/>
+          <w:i w:val="0"/>
+          <w:color w:val="000000"/>
+          <w:sz w:val="18"/>
+          <w:highlight w:val="lightGray"/>
+        </w:rPr>
+        <w:t>-</w:t>
+      </w:r>
+      <w:r>
+        <w:rPr>
+          <w:rFonts w:ascii="Arial" w:hAnsi="Arial" w:eastAsia="Arial" w:cs="Arial"/>
+          <w:b w:val="0"/>
+          <w:i w:val="0"/>
+          <w:color w:val="000000"/>
+          <w:sz w:val="18"/>
+          <w:highlight w:val="lightGray"/>
+        </w:rPr>
+        <w:t>&gt;</w:t>
+      </w:r>
+      <w:r>
+        <w:rPr>
+          <w:rFonts w:ascii="Arial" w:hAnsi="Arial" w:eastAsia="Arial" w:cs="Arial"/>
+          <w:b w:val="0"/>
+          <w:i w:val="0"/>
+          <w:color w:val="000000"/>
+          <w:sz w:val="18"/>
+          <w:highlight w:val="lightGray"/>
+        </w:rPr>
+        <w:t xml:space="preserve"> </w:t>
+      </w:r>
+      <w:r>
+        <w:rPr>
+          <w:rFonts w:ascii="Arial" w:hAnsi="Arial" w:eastAsia="Arial" w:cs="Arial"/>
+          <w:b w:val="0"/>
+          <w:i w:val="0"/>
+          <w:color w:val="000000"/>
+          <w:sz w:val="18"/>
+          <w:highlight w:val="lightGray"/>
+        </w:rPr>
+        <w:t>I</w:t>
+      </w:r>
+      <w:r>
+        <w:rPr>
+          <w:rFonts w:ascii="Arial" w:hAnsi="Arial" w:eastAsia="Arial" w:cs="Arial"/>
+          <w:b w:val="0"/>
+          <w:i w:val="0"/>
+          <w:color w:val="000000"/>
+          <w:sz w:val="18"/>
+          <w:highlight w:val="lightGray"/>
+        </w:rPr>
+        <w:t>D</w:t>
+      </w:r>
+      <w:r>
+        <w:rPr>
+          <w:rFonts w:ascii="Arial" w:hAnsi="Arial" w:eastAsia="Arial" w:cs="Arial"/>
+          <w:b w:val="0"/>
+          <w:i w:val="0"/>
+          <w:color w:val="000000"/>
+          <w:sz w:val="18"/>
+          <w:highlight w:val="lightGray"/>
+        </w:rPr>
+        <w:t xml:space="preserve"> </w:t>
+      </w:r>
+      <w:r>
+        <w:rPr>
+          <w:rFonts w:ascii="Arial" w:hAnsi="Arial" w:eastAsia="Arial" w:cs="Arial"/>
+          <w:b w:val="0"/>
+          <w:i w:val="0"/>
+          <w:color w:val="000000"/>
+          <w:sz w:val="18"/>
+          <w:highlight w:val="lightGray"/>
+        </w:rPr>
+        <w:t>C</w:t>
+      </w:r>
+      <w:r>
+        <w:rPr>
+          <w:rFonts w:ascii="Arial" w:hAnsi="Arial" w:eastAsia="Arial" w:cs="Arial"/>
+          <w:b w:val="0"/>
+          <w:i w:val="0"/>
+          <w:color w:val="000000"/>
+          <w:sz w:val="18"/>
+          <w:highlight w:val="lightGray"/>
+        </w:rPr>
+        <w:t>o</w:t>
+      </w:r>
+      <w:r>
+        <w:rPr>
+          <w:rFonts w:ascii="Arial" w:hAnsi="Arial" w:eastAsia="Arial" w:cs="Arial"/>
+          <w:b w:val="0"/>
+          <w:i w:val="0"/>
+          <w:color w:val="000000"/>
+          <w:sz w:val="18"/>
+          <w:highlight w:val="lightGray"/>
+        </w:rPr>
+        <w:t>l</w:t>
+      </w:r>
+      <w:r>
+        <w:rPr>
+          <w:rFonts w:ascii="Arial" w:hAnsi="Arial" w:eastAsia="Arial" w:cs="Arial"/>
+          <w:b w:val="0"/>
+          <w:i w:val="0"/>
+          <w:color w:val="000000"/>
+          <w:sz w:val="18"/>
+          <w:highlight w:val="lightGray"/>
+        </w:rPr>
+        <w:t>u</w:t>
+      </w:r>
+      <w:r>
+        <w:rPr>
+          <w:rFonts w:ascii="Arial" w:hAnsi="Arial" w:eastAsia="Arial" w:cs="Arial"/>
+          <w:b w:val="0"/>
+          <w:i w:val="0"/>
+          <w:color w:val="000000"/>
+          <w:sz w:val="18"/>
+          <w:highlight w:val="lightGray"/>
+        </w:rPr>
+        <w:t>m</w:t>
+      </w:r>
+      <w:r>
+        <w:rPr>
+          <w:rFonts w:ascii="Arial" w:hAnsi="Arial" w:eastAsia="Arial" w:cs="Arial"/>
+          <w:b w:val="0"/>
+          <w:i w:val="0"/>
+          <w:color w:val="000000"/>
+          <w:sz w:val="18"/>
+          <w:highlight w:val="lightGray"/>
+        </w:rPr>
+        <w:t>n</w:t>
+      </w:r>
+      <w:r>
+        <w:rPr>
+          <w:rFonts w:ascii="Arial" w:hAnsi="Arial" w:eastAsia="Arial" w:cs="Arial"/>
+          <w:b w:val="0"/>
+          <w:i w:val="0"/>
+          <w:color w:val="000000"/>
+          <w:sz w:val="18"/>
+          <w:highlight w:val="lightGray"/>
+        </w:rPr>
+        <w:t>:</w:t>
+      </w:r>
+      <w:r>
+        <w:rPr>
+          <w:rFonts w:ascii="Arial" w:hAnsi="Arial" w:eastAsia="Arial" w:cs="Arial"/>
+          <w:b w:val="0"/>
+          <w:i w:val="0"/>
+          <w:color w:val="000000"/>
+          <w:sz w:val="18"/>
+          <w:highlight w:val="lightGray"/>
+        </w:rPr>
+        <w:t xml:space="preserve"> </w:t>
+      </w:r>
+      <w:r>
+        <w:rPr>
+          <w:rFonts w:ascii="Arial" w:hAnsi="Arial" w:eastAsia="Arial" w:cs="Arial"/>
+          <w:b w:val="0"/>
+          <w:i w:val="0"/>
+          <w:color w:val="000000"/>
+          <w:sz w:val="18"/>
+          <w:highlight w:val="lightGray"/>
+        </w:rPr>
+        <w:t>1</w:t>
+      </w:r>
+      <w:r>
+        <w:rPr>
+          <w:rFonts w:ascii="Arial" w:hAnsi="Arial" w:eastAsia="Arial" w:cs="Arial"/>
+          <w:b w:val="0"/>
+          <w:i w:val="0"/>
+          <w:color w:val="000000"/>
+          <w:sz w:val="18"/>
+          <w:highlight w:val="lightGray"/>
+        </w:rPr>
+        <w:t>,</w:t>
+      </w:r>
+      <w:r>
+        <w:rPr>
+          <w:rFonts w:ascii="Arial" w:hAnsi="Arial" w:eastAsia="Arial" w:cs="Arial"/>
+          <w:b w:val="0"/>
+          <w:i w:val="0"/>
+          <w:color w:val="000000"/>
+          <w:sz w:val="18"/>
+          <w:highlight w:val="lightGray"/>
+        </w:rPr>
+        <w:t xml:space="preserve"> </w:t>
+      </w:r>
+      <w:r>
+        <w:rPr>
+          <w:rFonts w:ascii="Arial" w:hAnsi="Arial" w:eastAsia="Arial" w:cs="Arial"/>
+          <w:b w:val="0"/>
+          <w:i w:val="0"/>
+          <w:color w:val="000000"/>
+          <w:sz w:val="18"/>
+          <w:highlight w:val="lightGray"/>
+        </w:rPr>
+        <w:t>N</w:t>
+      </w:r>
+      <w:r>
+        <w:rPr>
+          <w:rFonts w:ascii="Arial" w:hAnsi="Arial" w:eastAsia="Arial" w:cs="Arial"/>
+          <w:b w:val="0"/>
+          <w:i w:val="0"/>
+          <w:color w:val="000000"/>
+          <w:sz w:val="18"/>
+          <w:highlight w:val="lightGray"/>
+        </w:rPr>
+        <w:t>a</w:t>
+      </w:r>
+      <w:r>
+        <w:rPr>
+          <w:rFonts w:ascii="Arial" w:hAnsi="Arial" w:eastAsia="Arial" w:cs="Arial"/>
+          <w:b w:val="0"/>
+          <w:i w:val="0"/>
+          <w:color w:val="000000"/>
+          <w:sz w:val="18"/>
+          <w:highlight w:val="lightGray"/>
+        </w:rPr>
+        <w:t>m</w:t>
+      </w:r>
+      <w:r>
+        <w:rPr>
+          <w:rFonts w:ascii="Arial" w:hAnsi="Arial" w:eastAsia="Arial" w:cs="Arial"/>
+          <w:b w:val="0"/>
+          <w:i w:val="0"/>
+          <w:color w:val="000000"/>
+          <w:sz w:val="18"/>
+          <w:highlight w:val="lightGray"/>
+        </w:rPr>
+        <w:t>e</w:t>
+      </w:r>
+      <w:r>
+        <w:rPr>
+          <w:rFonts w:ascii="Arial" w:hAnsi="Arial" w:eastAsia="Arial" w:cs="Arial"/>
+          <w:b w:val="0"/>
+          <w:i w:val="0"/>
+          <w:color w:val="000000"/>
+          <w:sz w:val="18"/>
+          <w:highlight w:val="lightGray"/>
+        </w:rPr>
+        <w:t>_</w:t>
+      </w:r>
+      <w:r>
+        <w:rPr>
+          <w:rFonts w:ascii="Arial" w:hAnsi="Arial" w:eastAsia="Arial" w:cs="Arial"/>
+          <w:b w:val="0"/>
+          <w:i w:val="0"/>
+          <w:color w:val="000000"/>
+          <w:sz w:val="18"/>
+          <w:highlight w:val="lightGray"/>
+        </w:rPr>
+        <w:t>E</w:t>
+      </w:r>
+      <w:r>
+        <w:rPr>
+          <w:rFonts w:ascii="Arial" w:hAnsi="Arial" w:eastAsia="Arial" w:cs="Arial"/>
+          <w:b w:val="0"/>
+          <w:i w:val="0"/>
+          <w:color w:val="000000"/>
+          <w:sz w:val="18"/>
+          <w:highlight w:val="lightGray"/>
+        </w:rPr>
+        <w:t>n</w:t>
+      </w:r>
+      <w:r>
+        <w:rPr>
+          <w:rFonts w:ascii="Arial" w:hAnsi="Arial" w:eastAsia="Arial" w:cs="Arial"/>
+          <w:b w:val="0"/>
+          <w:i w:val="0"/>
+          <w:color w:val="000000"/>
+          <w:sz w:val="18"/>
+          <w:highlight w:val="lightGray"/>
+        </w:rPr>
+        <w:t xml:space="preserve"> </w:t>
+      </w:r>
+      <w:r>
+        <w:rPr>
+          <w:rFonts w:ascii="Arial" w:hAnsi="Arial" w:eastAsia="Arial" w:cs="Arial"/>
+          <w:b w:val="0"/>
+          <w:i w:val="0"/>
+          <w:color w:val="000000"/>
+          <w:sz w:val="18"/>
+          <w:highlight w:val="lightGray"/>
+        </w:rPr>
+        <w:t>C</w:t>
+      </w:r>
+      <w:r>
+        <w:rPr>
+          <w:rFonts w:ascii="Arial" w:hAnsi="Arial" w:eastAsia="Arial" w:cs="Arial"/>
+          <w:b w:val="0"/>
+          <w:i w:val="0"/>
+          <w:color w:val="000000"/>
+          <w:sz w:val="18"/>
+          <w:highlight w:val="lightGray"/>
+        </w:rPr>
+        <w:t>o</w:t>
+      </w:r>
+      <w:r>
+        <w:rPr>
+          <w:rFonts w:ascii="Arial" w:hAnsi="Arial" w:eastAsia="Arial" w:cs="Arial"/>
+          <w:b w:val="0"/>
+          <w:i w:val="0"/>
+          <w:color w:val="000000"/>
+          <w:sz w:val="18"/>
+          <w:highlight w:val="lightGray"/>
+        </w:rPr>
+        <w:t>l</w:t>
+      </w:r>
+      <w:r>
+        <w:rPr>
+          <w:rFonts w:ascii="Arial" w:hAnsi="Arial" w:eastAsia="Arial" w:cs="Arial"/>
+          <w:b w:val="0"/>
+          <w:i w:val="0"/>
+          <w:color w:val="000000"/>
+          <w:sz w:val="18"/>
+          <w:highlight w:val="lightGray"/>
+        </w:rPr>
+        <w:t>u</w:t>
+      </w:r>
+      <w:r>
+        <w:rPr>
+          <w:rFonts w:ascii="Arial" w:hAnsi="Arial" w:eastAsia="Arial" w:cs="Arial"/>
+          <w:b w:val="0"/>
+          <w:i w:val="0"/>
+          <w:color w:val="000000"/>
+          <w:sz w:val="18"/>
+          <w:highlight w:val="lightGray"/>
+        </w:rPr>
+        <w:t>m</w:t>
+      </w:r>
+      <w:r>
+        <w:rPr>
+          <w:rFonts w:ascii="Arial" w:hAnsi="Arial" w:eastAsia="Arial" w:cs="Arial"/>
+          <w:b w:val="0"/>
+          <w:i w:val="0"/>
+          <w:color w:val="000000"/>
+          <w:sz w:val="18"/>
+          <w:highlight w:val="lightGray"/>
+        </w:rPr>
+        <w:t>n</w:t>
+      </w:r>
+      <w:r>
+        <w:rPr>
+          <w:rFonts w:ascii="Arial" w:hAnsi="Arial" w:eastAsia="Arial" w:cs="Arial"/>
+          <w:b w:val="0"/>
+          <w:i w:val="0"/>
+          <w:color w:val="000000"/>
+          <w:sz w:val="18"/>
+          <w:highlight w:val="lightGray"/>
+        </w:rPr>
+        <w:t>:</w:t>
+      </w:r>
+      <w:r>
+        <w:rPr>
+          <w:rFonts w:ascii="Arial" w:hAnsi="Arial" w:eastAsia="Arial" w:cs="Arial"/>
+          <w:b w:val="0"/>
+          <w:i w:val="0"/>
+          <w:color w:val="000000"/>
+          <w:sz w:val="18"/>
+          <w:highlight w:val="lightGray"/>
+        </w:rPr>
+        <w:t xml:space="preserve"> </w:t>
+      </w:r>
+      <w:r>
+        <w:rPr>
+          <w:rFonts w:ascii="Arial" w:hAnsi="Arial" w:eastAsia="Arial" w:cs="Arial"/>
+          <w:b w:val="0"/>
+          <w:i w:val="0"/>
+          <w:color w:val="000000"/>
+          <w:sz w:val="18"/>
+          <w:highlight w:val="lightGray"/>
+        </w:rPr>
+        <w:t>M</w:t>
+      </w:r>
+      <w:r>
+        <w:rPr>
+          <w:rFonts w:ascii="Arial" w:hAnsi="Arial" w:eastAsia="Arial" w:cs="Arial"/>
+          <w:b w:val="0"/>
+          <w:i w:val="0"/>
+          <w:color w:val="000000"/>
+          <w:sz w:val="18"/>
+          <w:highlight w:val="lightGray"/>
+        </w:rPr>
+        <w:t>o</w:t>
+      </w:r>
+      <w:r>
+        <w:rPr>
+          <w:rFonts w:ascii="Arial" w:hAnsi="Arial" w:eastAsia="Arial" w:cs="Arial"/>
+          <w:b w:val="0"/>
+          <w:i w:val="0"/>
+          <w:color w:val="000000"/>
+          <w:sz w:val="18"/>
+          <w:highlight w:val="lightGray"/>
+        </w:rPr>
+        <w:t>t</w:t>
+      </w:r>
+      <w:r>
+        <w:rPr>
+          <w:rFonts w:ascii="Arial" w:hAnsi="Arial" w:eastAsia="Arial" w:cs="Arial"/>
+          <w:b w:val="0"/>
+          <w:i w:val="0"/>
+          <w:color w:val="000000"/>
+          <w:sz w:val="18"/>
+          <w:highlight w:val="lightGray"/>
+        </w:rPr>
+        <w:t>a</w:t>
+      </w:r>
+      <w:r>
+        <w:rPr>
+          <w:rFonts w:ascii="Arial" w:hAnsi="Arial" w:eastAsia="Arial" w:cs="Arial"/>
+          <w:b w:val="0"/>
+          <w:i w:val="0"/>
+          <w:color w:val="000000"/>
+          <w:sz w:val="18"/>
+          <w:highlight w:val="lightGray"/>
+        </w:rPr>
+        <w:t>s</w:t>
+      </w:r>
+      <w:r>
+        <w:rPr>
+          <w:rFonts w:ascii="Arial" w:hAnsi="Arial" w:eastAsia="Arial" w:cs="Arial"/>
+          <w:b w:val="0"/>
+          <w:i w:val="0"/>
+          <w:color w:val="000000"/>
+          <w:sz w:val="18"/>
+          <w:highlight w:val="lightGray"/>
+        </w:rPr>
+        <w:t>e</w:t>
+      </w:r>
+      <w:r>
+        <w:rPr>
+          <w:rFonts w:ascii="Arial" w:hAnsi="Arial" w:eastAsia="Arial" w:cs="Arial"/>
+          <w:b w:val="0"/>
+          <w:i w:val="0"/>
+          <w:color w:val="000000"/>
+          <w:sz w:val="18"/>
+          <w:highlight w:val="lightGray"/>
+        </w:rPr>
+        <w:t>m</w:t>
+      </w:r>
+      <w:r>
+        <w:rPr>
+          <w:rFonts w:ascii="Arial" w:hAnsi="Arial" w:eastAsia="Arial" w:cs="Arial"/>
+          <w:b w:val="0"/>
+          <w:i w:val="0"/>
+          <w:color w:val="000000"/>
+          <w:sz w:val="18"/>
+          <w:highlight w:val="lightGray"/>
+        </w:rPr>
+        <w:t xml:space="preserve"> </w:t>
+      </w:r>
+      <w:r>
+        <w:rPr>
+          <w:rFonts w:ascii="Arial" w:hAnsi="Arial" w:eastAsia="Arial" w:cs="Arial"/>
+          <w:b w:val="0"/>
+          <w:i w:val="0"/>
+          <w:color w:val="000000"/>
+          <w:sz w:val="18"/>
+          <w:highlight w:val="lightGray"/>
+        </w:rPr>
+        <w:t>E</w:t>
+      </w:r>
+      <w:r>
+        <w:rPr>
+          <w:rFonts w:ascii="Arial" w:hAnsi="Arial" w:eastAsia="Arial" w:cs="Arial"/>
+          <w:b w:val="0"/>
+          <w:i w:val="0"/>
+          <w:color w:val="000000"/>
+          <w:sz w:val="18"/>
+          <w:highlight w:val="lightGray"/>
+        </w:rPr>
+        <w:t>s</w:t>
+      </w:r>
+      <w:r>
+        <w:rPr>
+          <w:rFonts w:ascii="Arial" w:hAnsi="Arial" w:eastAsia="Arial" w:cs="Arial"/>
+          <w:b w:val="0"/>
+          <w:i w:val="0"/>
+          <w:color w:val="000000"/>
+          <w:sz w:val="18"/>
+          <w:highlight w:val="lightGray"/>
+        </w:rPr>
+        <w:t>s</w:t>
+      </w:r>
+      <w:r>
+        <w:rPr>
+          <w:rFonts w:ascii="Arial" w:hAnsi="Arial" w:eastAsia="Arial" w:cs="Arial"/>
+          <w:b w:val="0"/>
+          <w:i w:val="0"/>
+          <w:color w:val="000000"/>
+          <w:sz w:val="18"/>
+          <w:highlight w:val="lightGray"/>
+        </w:rPr>
+        <w:t>a</w:t>
+      </w:r>
+      <w:r>
+        <w:rPr>
+          <w:rFonts w:ascii="Arial" w:hAnsi="Arial" w:eastAsia="Arial" w:cs="Arial"/>
+          <w:b w:val="0"/>
+          <w:i w:val="0"/>
+          <w:color w:val="000000"/>
+          <w:sz w:val="18"/>
+          <w:highlight w:val="lightGray"/>
+        </w:rPr>
+        <w:t>m</w:t>
+      </w:r>
+      <w:r>
+        <w:rPr>
+          <w:rFonts w:ascii="Arial" w:hAnsi="Arial" w:eastAsia="Arial" w:cs="Arial"/>
+          <w:b w:val="0"/>
+          <w:i w:val="0"/>
+          <w:color w:val="000000"/>
+          <w:sz w:val="18"/>
+          <w:highlight w:val="lightGray"/>
+        </w:rPr>
+        <w:t>]</w:t>
+      </w:r>
+      <w:r>
+        <w:rPr>
+          <w:rFonts w:ascii="Arial" w:hAnsi="Arial" w:eastAsia="Arial" w:cs="Arial"/>
+          <w:b w:val="0"/>
+          <w:i w:val="0"/>
+          <w:color w:val="000000"/>
+          <w:sz w:val="18"/>
+          <w:highlight w:val="lightGray"/>
+        </w:rPr>
+        <w:t xml:space="preserve"> </w:t>
+      </w:r>
+      <w:r>
+        <w:rPr>
+          <w:rFonts w:ascii="Arial" w:hAnsi="Arial" w:eastAsia="Arial" w:cs="Arial"/>
+          <w:b w:val="0"/>
+          <w:i w:val="0"/>
+          <w:color w:val="000000"/>
+          <w:sz w:val="18"/>
+          <w:highlight w:val="lightGray"/>
+        </w:rPr>
+        <w:t>-</w:t>
+      </w:r>
+      <w:r>
+        <w:rPr>
+          <w:rFonts w:ascii="Arial" w:hAnsi="Arial" w:eastAsia="Arial" w:cs="Arial"/>
+          <w:b w:val="0"/>
+          <w:i w:val="0"/>
+          <w:color w:val="000000"/>
+          <w:sz w:val="18"/>
+          <w:highlight w:val="lightGray"/>
+        </w:rPr>
+        <w:t>&gt;</w:t>
+      </w:r>
+      <w:r>
+        <w:rPr>
+          <w:rFonts w:ascii="Arial" w:hAnsi="Arial" w:eastAsia="Arial" w:cs="Arial"/>
+          <w:b w:val="0"/>
+          <w:i w:val="0"/>
+          <w:color w:val="000000"/>
+          <w:sz w:val="18"/>
+          <w:highlight w:val="lightGray"/>
+        </w:rPr>
+        <w:t xml:space="preserve"> </w:t>
+      </w:r>
+      <w:r>
+        <w:rPr>
+          <w:rFonts w:ascii="Arial" w:hAnsi="Arial" w:eastAsia="Arial" w:cs="Arial"/>
+          <w:b/>
+          <w:i w:val="0"/>
+          <w:color w:val="000000"/>
+          <w:sz w:val="18"/>
+          <w:highlight w:val="lightGray"/>
+        </w:rPr>
+        <w:t>F</w:t>
+      </w:r>
+      <w:r>
+        <w:rPr>
+          <w:rFonts w:ascii="Arial" w:hAnsi="Arial" w:eastAsia="Arial" w:cs="Arial"/>
+          <w:b/>
+          <w:i w:val="0"/>
+          <w:color w:val="000000"/>
+          <w:sz w:val="18"/>
+          <w:highlight w:val="lightGray"/>
+        </w:rPr>
+        <w:t>r</w:t>
+      </w:r>
+      <w:r>
+        <w:rPr>
+          <w:rFonts w:ascii="Arial" w:hAnsi="Arial" w:eastAsia="Arial" w:cs="Arial"/>
+          <w:b/>
+          <w:i w:val="0"/>
+          <w:color w:val="000000"/>
+          <w:sz w:val="18"/>
+          <w:highlight w:val="lightGray"/>
+        </w:rPr>
+        <w:t>o</w:t>
+      </w:r>
+      <w:r>
+        <w:rPr>
+          <w:rFonts w:ascii="Arial" w:hAnsi="Arial" w:eastAsia="Arial" w:cs="Arial"/>
+          <w:b/>
+          <w:i w:val="0"/>
+          <w:color w:val="000000"/>
+          <w:sz w:val="18"/>
+          <w:highlight w:val="lightGray"/>
+        </w:rPr>
+        <w:t>m</w:t>
+      </w:r>
+      <w:r>
+        <w:rPr>
+          <w:rFonts w:ascii="Arial" w:hAnsi="Arial" w:eastAsia="Arial" w:cs="Arial"/>
+          <w:b/>
+          <w:i w:val="0"/>
+          <w:color w:val="000000"/>
+          <w:sz w:val="18"/>
+          <w:highlight w:val="lightGray"/>
+        </w:rPr>
+        <w:t>:</w:t>
+      </w:r>
+      <w:r>
+        <w:rPr>
+          <w:rFonts w:ascii="Arial" w:hAnsi="Arial" w:eastAsia="Arial" w:cs="Arial"/>
+          <w:b w:val="0"/>
+          <w:i w:val="0"/>
+          <w:color w:val="000000"/>
+          <w:sz w:val="18"/>
+          <w:highlight w:val="lightGray"/>
+        </w:rPr>
+        <w:t xml:space="preserve"> </w:t>
+      </w:r>
+      <w:r>
+        <w:rPr>
+          <w:rFonts w:ascii="Arial" w:hAnsi="Arial" w:eastAsia="Arial" w:cs="Arial"/>
+          <w:b w:val="0"/>
+          <w:i w:val="0"/>
+          <w:color w:val="000000"/>
+          <w:sz w:val="18"/>
+          <w:highlight w:val="lightGray"/>
+        </w:rPr>
+        <w:t>[</w:t>
+      </w:r>
+      <w:r>
+        <w:rPr>
+          <w:rFonts w:ascii="Arial" w:hAnsi="Arial" w:eastAsia="Arial" w:cs="Arial"/>
+          <w:b w:val="0"/>
+          <w:i w:val="0"/>
+          <w:color w:val="000000"/>
+          <w:sz w:val="18"/>
+          <w:highlight w:val="lightGray"/>
+        </w:rPr>
+        <w:t>C</w:t>
+      </w:r>
+      <w:r>
+        <w:rPr>
+          <w:rFonts w:ascii="Arial" w:hAnsi="Arial" w:eastAsia="Arial" w:cs="Arial"/>
+          <w:b w:val="0"/>
+          <w:i w:val="0"/>
+          <w:color w:val="000000"/>
+          <w:sz w:val="18"/>
+          <w:highlight w:val="lightGray"/>
+        </w:rPr>
+        <w:t>h</w:t>
+      </w:r>
+      <w:r>
+        <w:rPr>
+          <w:rFonts w:ascii="Arial" w:hAnsi="Arial" w:eastAsia="Arial" w:cs="Arial"/>
+          <w:b w:val="0"/>
+          <w:i w:val="0"/>
+          <w:color w:val="000000"/>
+          <w:sz w:val="18"/>
+          <w:highlight w:val="lightGray"/>
+        </w:rPr>
+        <w:t>a</w:t>
+      </w:r>
+      <w:r>
+        <w:rPr>
+          <w:rFonts w:ascii="Arial" w:hAnsi="Arial" w:eastAsia="Arial" w:cs="Arial"/>
+          <w:b w:val="0"/>
+          <w:i w:val="0"/>
+          <w:color w:val="000000"/>
+          <w:sz w:val="18"/>
+          <w:highlight w:val="lightGray"/>
+        </w:rPr>
+        <w:t>t</w:t>
+      </w:r>
+      <w:r>
+        <w:rPr>
+          <w:rFonts w:ascii="Arial" w:hAnsi="Arial" w:eastAsia="Arial" w:cs="Arial"/>
+          <w:b w:val="0"/>
+          <w:i w:val="0"/>
+          <w:color w:val="000000"/>
+          <w:sz w:val="18"/>
+          <w:highlight w:val="lightGray"/>
+        </w:rPr>
+        <w:t>G</w:t>
+      </w:r>
+      <w:r>
+        <w:rPr>
+          <w:rFonts w:ascii="Arial" w:hAnsi="Arial" w:eastAsia="Arial" w:cs="Arial"/>
+          <w:b w:val="0"/>
+          <w:i w:val="0"/>
+          <w:color w:val="000000"/>
+          <w:sz w:val="18"/>
+          <w:highlight w:val="lightGray"/>
+        </w:rPr>
+        <w:t>P</w:t>
+      </w:r>
+      <w:r>
+        <w:rPr>
+          <w:rFonts w:ascii="Arial" w:hAnsi="Arial" w:eastAsia="Arial" w:cs="Arial"/>
+          <w:b w:val="0"/>
+          <w:i w:val="0"/>
+          <w:color w:val="000000"/>
+          <w:sz w:val="18"/>
+          <w:highlight w:val="lightGray"/>
+        </w:rPr>
+        <w:t>T</w:t>
+      </w:r>
+      <w:r>
+        <w:rPr>
+          <w:rFonts w:ascii="Arial" w:hAnsi="Arial" w:eastAsia="Arial" w:cs="Arial"/>
+          <w:b w:val="0"/>
+          <w:i w:val="0"/>
+          <w:color w:val="000000"/>
+          <w:sz w:val="18"/>
+          <w:highlight w:val="lightGray"/>
+        </w:rPr>
+        <w:t>]</w:t>
+      </w:r>
+      <w:r>
+        <w:rPr>
+          <w:rFonts w:ascii="Arial" w:hAnsi="Arial" w:eastAsia="Arial" w:cs="Arial"/>
+          <w:b w:val="0"/>
+          <w:i w:val="0"/>
+          <w:color w:val="000000"/>
+          <w:sz w:val="18"/>
+          <w:highlight w:val="lightGray"/>
+        </w:rPr>
+        <w:t xml:space="preserve"> </w:t>
+      </w:r>
+      <w:r>
+        <w:rPr>
+          <w:rFonts w:ascii="Arial" w:hAnsi="Arial" w:eastAsia="Arial" w:cs="Arial"/>
+          <w:b/>
+          <w:i w:val="0"/>
+          <w:color w:val="000000"/>
+          <w:sz w:val="18"/>
+          <w:highlight w:val="lightGray"/>
+        </w:rPr>
+        <w:t>o</w:t>
+      </w:r>
+      <w:r>
+        <w:rPr>
+          <w:rFonts w:ascii="Arial" w:hAnsi="Arial" w:eastAsia="Arial" w:cs="Arial"/>
+          <w:b/>
+          <w:i w:val="0"/>
+          <w:color w:val="000000"/>
+          <w:sz w:val="18"/>
+          <w:highlight w:val="lightGray"/>
+        </w:rPr>
+        <w:t>n</w:t>
+      </w:r>
+      <w:r>
+        <w:rPr>
+          <w:rFonts w:ascii="Arial" w:hAnsi="Arial" w:eastAsia="Arial" w:cs="Arial"/>
+          <w:b/>
+          <w:i w:val="0"/>
+          <w:color w:val="000000"/>
+          <w:sz w:val="18"/>
+          <w:highlight w:val="lightGray"/>
+        </w:rPr>
+        <w:t xml:space="preserve"> </w:t>
+      </w:r>
+      <w:r>
+        <w:rPr>
+          <w:rFonts w:ascii="Arial" w:hAnsi="Arial" w:eastAsia="Arial" w:cs="Arial"/>
+          <w:b w:val="0"/>
+          <w:i w:val="0"/>
+          <w:color w:val="000000"/>
+          <w:sz w:val="18"/>
+          <w:highlight w:val="lightGray"/>
+        </w:rPr>
+        <w:t>[</w:t>
+      </w:r>
+      <w:r>
+        <w:rPr>
+          <w:rFonts w:ascii="Arial" w:hAnsi="Arial" w:eastAsia="Arial" w:cs="Arial"/>
+          <w:b w:val="0"/>
+          <w:i w:val="0"/>
+          <w:color w:val="000000"/>
+          <w:sz w:val="18"/>
+          <w:highlight w:val="lightGray"/>
+        </w:rPr>
+        <w:t>8</w:t>
+      </w:r>
+      <w:r>
+        <w:rPr>
+          <w:rFonts w:ascii="Arial" w:hAnsi="Arial" w:eastAsia="Arial" w:cs="Arial"/>
+          <w:b w:val="0"/>
+          <w:i w:val="0"/>
+          <w:color w:val="000000"/>
+          <w:sz w:val="18"/>
+          <w:highlight w:val="lightGray"/>
+        </w:rPr>
+        <w:t>/</w:t>
+      </w:r>
+      <w:r>
+        <w:rPr>
+          <w:rFonts w:ascii="Arial" w:hAnsi="Arial" w:eastAsia="Arial" w:cs="Arial"/>
+          <w:b w:val="0"/>
+          <w:i w:val="0"/>
+          <w:color w:val="000000"/>
+          <w:sz w:val="18"/>
+          <w:highlight w:val="lightGray"/>
+        </w:rPr>
+        <w:t>7</w:t>
+      </w:r>
+      <w:r>
+        <w:rPr>
+          <w:rFonts w:ascii="Arial" w:hAnsi="Arial" w:eastAsia="Arial" w:cs="Arial"/>
+          <w:b w:val="0"/>
+          <w:i w:val="0"/>
+          <w:color w:val="000000"/>
+          <w:sz w:val="18"/>
+          <w:highlight w:val="lightGray"/>
+        </w:rPr>
+        <w:t>/</w:t>
+      </w:r>
+      <w:r>
+        <w:rPr>
+          <w:rFonts w:ascii="Arial" w:hAnsi="Arial" w:eastAsia="Arial" w:cs="Arial"/>
+          <w:b w:val="0"/>
+          <w:i w:val="0"/>
+          <w:color w:val="000000"/>
+          <w:sz w:val="18"/>
+          <w:highlight w:val="lightGray"/>
+        </w:rPr>
+        <w:t>2</w:t>
+      </w:r>
+      <w:r>
+        <w:rPr>
+          <w:rFonts w:ascii="Arial" w:hAnsi="Arial" w:eastAsia="Arial" w:cs="Arial"/>
+          <w:b w:val="0"/>
+          <w:i w:val="0"/>
+          <w:color w:val="000000"/>
+          <w:sz w:val="18"/>
+          <w:highlight w:val="lightGray"/>
+        </w:rPr>
+        <w:t>0</w:t>
+      </w:r>
+      <w:r>
+        <w:rPr>
+          <w:rFonts w:ascii="Arial" w:hAnsi="Arial" w:eastAsia="Arial" w:cs="Arial"/>
+          <w:b w:val="0"/>
+          <w:i w:val="0"/>
+          <w:color w:val="000000"/>
+          <w:sz w:val="18"/>
+          <w:highlight w:val="lightGray"/>
+        </w:rPr>
+        <w:t>2</w:t>
+      </w:r>
+      <w:r>
+        <w:rPr>
+          <w:rFonts w:ascii="Arial" w:hAnsi="Arial" w:eastAsia="Arial" w:cs="Arial"/>
+          <w:b w:val="0"/>
+          <w:i w:val="0"/>
+          <w:color w:val="000000"/>
+          <w:sz w:val="18"/>
+          <w:highlight w:val="lightGray"/>
+        </w:rPr>
+        <w:t>5</w:t>
+      </w:r>
+      <w:r>
+        <w:rPr>
+          <w:rFonts w:ascii="Arial" w:hAnsi="Arial" w:eastAsia="Arial" w:cs="Arial"/>
+          <w:b w:val="0"/>
+          <w:i w:val="0"/>
+          <w:color w:val="000000"/>
+          <w:sz w:val="18"/>
+          <w:highlight w:val="lightGray"/>
+        </w:rPr>
+        <w:t>]</w:t>
       </w:r>
     </w:p>
     <w:p>
